--- a/diplom/ФИНАЛЬНЫЙ_ДИПЛОМ_ПОЛНЫЙ.docx
+++ b/diplom/ФИНАЛЬНЫЙ_ДИПЛОМ_ПОЛНЫЙ.docx
@@ -118,105 +118,109 @@
       </w:r>
     </w:p>
     <w:p>
-      <w:r>
-        <w:br w:type="page"/>
+      <w:pPr>
+        <w:pStyle w:val="Heading1"/>
+      </w:pPr>
+      <w:r>
+        <w:t>1. Технико-экономическое обоснование проекта</w:t>
       </w:r>
     </w:p>
     <w:p>
       <w:r>
-        <w:br w:type="page"/>
+        <w:t>Разработка данного инвестиционного проекта связана с анализом нескольких взаимосвязанных составляющих: целей открытия предприятия, текущего состояния рынка пожарной сигнализации Российской Федерации, особенностей конкурентной среды и выбора специализированного программного инструмента для построения финансовой модели проекта. Начало данного проекта определено на 1 сентября 2026 года с горизонтом планирования в 3 года. Выход на операционную деятельность (запуск производства) запланирован на 1 января 2027 года после завершения инвестиционной фазы, включающей подготовку помещения, закупку и пусконаладку технологического оборудования, а также прохождение обязательной сертификации по ТР ЕАЭС 043/2017.</w:t>
       </w:r>
     </w:p>
     <w:p>
-      <w:r>
-        <w:br w:type="page"/>
+      <w:pPr>
+        <w:pStyle w:val="Heading2"/>
+      </w:pPr>
+      <w:r>
+        <w:t>1.1 Обоснование целей открытия предприятия</w:t>
       </w:r>
     </w:p>
     <w:p>
       <w:r>
-        <w:br w:type="page"/>
+        <w:t>Целью инвестиционного проекта является создание малого производственного предприятия ООО «СигналПром», ориентированного на выпуск комбинированных дымо-тепловых пожарных извещателей для сегмента монтажных организаций (B2B-рынок). Идея открытия предприятия обусловлена фундаментальной трансформацией рынка средств пожарной безопасности, произошедшей в период 2024–2026 годов и сформировавшей исключительно благоприятные условия для входа новых игроков в сегмент малосерийного производства.</w:t>
       </w:r>
     </w:p>
     <w:p>
       <w:r>
-        <w:br w:type="page"/>
+        <w:t>Ключевым драйвером структурных изменений рынка выступил Приказ Минпромторга России №4611 от 8 октября 2024 года, вступивший в полную силу с мая 2025 года. Данный нормативный акт ввёл жёсткий запрет на параллельный импорт противопожарной продукции, исключив код товарной номенклатуры ТН ВЭД 8531 из перечня разрешённых для ввоза без согласия правообладателей. Инициатором ограничений выступила Автономная некоммерческая организация «Консорциум ПОПСБ», объединяющая ведущих российских производителей охранно-пожарных систем. Следствием данной меры стало формирование практически суверенного рынка: к маю 2026 года доля отечественных производителей в государственном и крупном корпоративном секторах приблизилась к абсолютным значениям, а оборудование покинувших рынок транснациональных корпораций (Bosch, Honeywell, Schneider Electric, Autronica) лишилось официальной сервисной поддержки и легитимного гарантийного ремонта.</w:t>
       </w:r>
     </w:p>
     <w:p>
       <w:r>
-        <w:br w:type="page"/>
-      </w:r>
-    </w:p>
-    <w:sectPr>
-      <w:pgSz w:w="12240" w:h="15840"/>
-      <w:pgMar w:top="1134" w:right="850" w:bottom="1134" w:left="1701" w:header="720" w:footer="720" w:gutter="0"/>
-      <w:cols w:space="720"/>
-      <w:docGrid w:linePitch="360"/>
-    </w:sectPr>
-    <w:p>
-      <w:pPr>
-        <w:pStyle w:val="Heading1"/>
-      </w:pPr>
-      <w:r>
-        <w:t>1. Технико-экономическое обоснование проекта</w:t>
+        <w:t>Дополнительным фактором, открывающим окно возможностей для малых контрактных производств, стало введение с 1 сентября 2026 года технологического сбора на импортируемую готовую электронную технику. Сбор имеет фиксированный регрессивный характер: максимальная ставка составляет 5 000 рублей за товарную единицу вне зависимости от её таможенной стоимости. Для изделий среднего ценового сегмента (к которым относятся комбинированные пожарные извещатели с рыночной ценой 1 200–1 600 рублей) сбор увеличивает закупочную стоимость импорта на 60–150%, что делает ввоз готовых устройств экономически нецелесообразным. При этом технологический сбор не распространяется на импорт рассыпной электронной компонентной базы (микроконтроллеры, фотодиоды, термисторы), что формирует прямые преференции для локальных сборочных производств.</w:t>
       </w:r>
     </w:p>
     <w:p>
       <w:r>
-        <w:t>Разработка данного инвестиционного проекта связана с анализом нескольких взаимосвязанных составляющих: целей открытия предприятия, текущего состояния рынка пожарной сигнализации Российской Федерации, особенностей конкурентной среды и выбора специализированного программного инструмента для построения финансовой модели проекта. Начало данного проекта определено на 1 сентября 2026 года с горизонтом планирования в 3 года. Выход на операционную деятельность (запуск производства) запланирован на 1 января 2027 года после завершения инвестиционной фазы, включающей подготовку помещения, закупку и пусконаладку технологического оборудования, а также прохождение обязательной сертификации по ТР ЕАЭС 043/2017.</w:t>
+        <w:t>Параллельно с введением заградительных барьеров государство реализует программы прямой финансовой поддержки радиоэлектронной промышленности. В рамках федерального проекта «Развитие инфраструктуры и производства электронной продукции» на трёхлетний период заложено финансирование в размере 13,5 миллиардов рублей, из которых 9,7 миллиардов рублей выделяется в 2026 году. Доступны инструменты льготного лизинга технологического оборудования, гарантийной поддержки Корпорации МСП, субсидирования процентных ставок и грантовых программ центров «Мой бизнес». Совокупность указанных мер позволяет малому предприятию существенно снизить стартовую финансовую нагрузку при организации производства.</w:t>
       </w:r>
     </w:p>
     <w:p>
-      <w:pPr>
-        <w:pStyle w:val="Heading2"/>
-      </w:pPr>
-      <w:r>
-        <w:t>1.1 Обоснование целей открытия предприятия</w:t>
+      <w:r>
+        <w:t>Нормативно-правовая среда 2025–2026 годов формирует безальтернативную технологическую потребность именно в комбинированных (мультикритериальных) извещателях. Обновлённый ГОСТ Р 53325-2024 «Технические средства пожарной автоматики» увеличил норматив защиты извещателей от электромагнитных помех более чем в три раза — с 3 В/м до 10 В/м, что фактически вытеснило с рынка низкотехнологичные моносенсорные устройства. Изменение №1 к СП 484.1311500.2020, вступившее в силу 1 сентября 2025 года, снизило допустимое число потерянных извещателей при единичной неисправности адресной линии связи с 32 до 24, что сделало обязательным повсеместное применение встроенных изоляторов короткого замыкания. Приказ МЧС №252 установил обязательность оснащения автономными дымовыми пожарными извещателями всех жилых помещений, квартир и индивидуальных жилых домов, что дополнительно стимулировало рост массового спроса на продукцию отечественных производителей.</w:t>
       </w:r>
     </w:p>
     <w:p>
       <w:r>
-        <w:t>Целью инвестиционного проекта является создание малого производственного предприятия ООО «СигналПром», ориентированного на выпуск комбинированных дымо-тепловых пожарных извещателей для сегмента монтажных организаций (B2B-рынок). Идея открытия предприятия обусловлена фундаментальной трансформацией рынка средств пожарной безопасности, произошедшей в период 2024–2026 годов и сформировавшей исключительно благоприятные условия для входа новых игроков в сегмент малосерийного производства.</w:t>
+        <w:t>В указанных условиях перед новым игроком встаёт ключевой стратегический вопрос — выбор производственной модели. Крупнейшие участники рынка (ЗАО «НВП «Болид», ГК «Рубеж», АО «Эридан») инвестировали сотни миллионов рублей в полностью роботизированные линии поверхностного монтажа (SMT), термопластавтоматы для литья пластиковых корпусов и автоматизированные конвейерные системы сборки. Повторение такой производственной модели для нового участника рынка нерентабельно: окупаемость SMT-линии производительностью 20 000 изделий в месяц требует стартовых вложений от 120 миллионов рублей и является заведомо недоступной для субъектов малого предпринимательства.</w:t>
       </w:r>
     </w:p>
     <w:p>
       <w:r>
-        <w:t>Ключевым драйвером структурных изменений рынка выступил Приказ Минпромторга России №4611 от 8 октября 2024 года, вступивший в полную силу с мая 2025 года. Данный нормативный акт ввёл жёсткий запрет на параллельный импорт противопожарной продукции, исключив код товарной номенклатуры ТН ВЭД 8531 из перечня разрешённых для ввоза без согласия правообладателей. Инициатором ограничений выступила Автономная некоммерческая организация «Консорциум ПОПСБ», объединяющая ведущих российских производителей охранно-пожарных систем. Следствием данной меры стало формирование практически суверенного рынка: к маю 2026 года доля отечественных производителей в государственном и крупном корпоративном секторах приблизилась к абсолютным значениям, а оборудование покинувших рынок транснациональных корпораций (Bosch, Honeywell, Schneider Electric, Autronica) лишилось официальной сервисной поддержки и легитимного гарантийного ремонта.</w:t>
+        <w:t>Альтернативным и экономически обоснованным решением является модель гибридной автоматизации, заимствованная из практики современного контрактного производства электроники. Суть модели заключается в разделении производственного процесса на два принципиально различных блока. Капиталоёмкие и требующие специализированного оборудования операции (поверхностный SMT-монтаж печатных плат, литьё пластиковых корпусов из ABS-пластика) передаются на контрактное производство крупным отечественным подрядчикам — в частности, компании «Резонит», производственные мощности которой достигли 750 тысяч квадратных дециметров печатных плат в месяц. Операции с наивысшей добавленной стоимостью — финишная сборка, программирование микроконтроллеров и 100% автоматизированное метрологическое тестирование каждого изделия — выполняются на собственной производственной площадке предприятия.</w:t>
       </w:r>
     </w:p>
     <w:p>
       <w:r>
-        <w:t>Дополнительным фактором, открывающим окно возможностей для малых контрактных производств, стало введение с 1 сентября 2026 года технологического сбора на импортируемую готовую электронную технику. Сбор имеет фиксированный регрессивный характер: максимальная ставка составляет 5 000 рублей за товарную единицу вне зависимости от её таможенной стоимости. Для изделий среднего ценового сегмента (к которым относятся комбинированные пожарные извещатели с рыночной ценой 1 200–1 600 рублей) сбор увеличивает закупочную стоимость импорта на 60–150%, что делает ввоз готовых устройств экономически нецелесообразным. При этом технологический сбор не распространяется на импорт рассыпной электронной компонентной базы (микроконтроллеры, фотодиоды, термисторы), что формирует прямые преференции для локальных сборочных производств.</w:t>
+        <w:t>Принципиальное отличие предлагаемой модели от крупносерийного производства заключается в организации контроля качества. Крупные заводы с конвейерным производством объёмом десятков тысяч изделий в месяц объективно вынуждены применять статистический выборочный контроль качества в соответствии с ГОСТ Р ИСО 2859, тестируя от 1 до 5 процентов партии. Данный подход не гарантирует отсутствие скрытого брака у конкретной единицы продукции, что в сегменте систем пожарной безопасности несёт существенные репутационные и финансовые риски для конечных заказчиков (штрафные санкции МЧС за ложные срабатывания на социально значимых объектах классов Ф1.1 и Ф4.1). В противоположность этому, малосерийное производство объёмом до 700 изделий в месяц позволяет технически и экономически реализовать 100% автоматизированный выходной контроль каждой единицы продукции на стендах дымового и теплового каналов под управлением специализированной MES-системы.</w:t>
       </w:r>
     </w:p>
     <w:p>
       <w:r>
-        <w:t>Параллельно с введением заградительных барьеров государство реализует программы прямой финансовой поддержки радиоэлектронной промышленности. В рамках федерального проекта «Развитие инфраструктуры и производства электронной продукции» на трёхлетний период заложено финансирование в размере 13,5 миллиардов рублей, из которых 9,7 миллиардов рублей выделяется в 2026 году. Доступны инструменты льготного лизинга технологического оборудования, гарантийной поддержки Корпорации МСП, субсидирования процентных ставок и грантовых программ центров «Мой бизнес». Совокупность указанных мер позволяет малому предприятию существенно снизить стартовую финансовую нагрузку при организации производства.</w:t>
+        <w:t>Таким образом, основными задачами предприятия в период реализации инвестиционного проекта являются:</w:t>
       </w:r>
     </w:p>
     <w:p>
-      <w:r>
-        <w:t>Нормативно-правовая среда 2025–2026 годов формирует безальтернативную технологическую потребность именно в комбинированных (мультикритериальных) извещателях. Обновлённый ГОСТ Р 53325-2024 «Технические средства пожарной автоматики» увеличил норматив защиты извещателей от электромагнитных помех более чем в три раза — с 3 В/м до 10 В/м, что фактически вытеснило с рынка низкотехнологичные моносенсорные устройства. Изменение №1 к СП 484.1311500.2020, вступившее в силу 1 сентября 2025 года, снизило допустимое число потерянных извещателей при единичной неисправности адресной линии связи с 32 до 24, что сделало обязательным повсеместное применение встроенных изоляторов короткого замыкания. Приказ МЧС №252 установил обязательность оснащения автономными дымовыми пожарными извещателями всех жилых помещений, квартир и индивидуальных жилых домов, что дополнительно стимулировало рост массового спроса на продукцию отечественных производителей.</w:t>
+      <w:pPr>
+        <w:ind w:firstLine="709"/>
+      </w:pPr>
+      <w:r>
+        <w:t>– анализ рыночной конъюнктуры и обоснование ниши малосерийного производства в сегменте B2B;</w:t>
       </w:r>
     </w:p>
     <w:p>
-      <w:r>
-        <w:t>В указанных условиях перед новым игроком встаёт ключевой стратегический вопрос — выбор производственной модели. Крупнейшие участники рынка (ЗАО «НВП «Болид», ГК «Рубеж», АО «Эридан») инвестировали сотни миллионов рублей в полностью роботизированные линии поверхностного монтажа (SMT), термопластавтоматы для литья пластиковых корпусов и автоматизированные конвейерные системы сборки. Повторение такой производственной модели для нового участника рынка нерентабельно: окупаемость SMT-линии производительностью 20 000 изделий в месяц требует стартовых вложений от 120 миллионов рублей и является заведомо недоступной для субъектов малого предпринимательства.</w:t>
+      <w:pPr>
+        <w:ind w:firstLine="709"/>
+      </w:pPr>
+      <w:r>
+        <w:t>– разработка технологического процесса сборки и приёмо-сдаточных испытаний комбинированных извещателей с акцентом на автоматизацию операций контроля качества;</w:t>
       </w:r>
     </w:p>
     <w:p>
-      <w:r>
-        <w:t>Альтернативным и экономически обоснованным решением является модель гибридной автоматизации, заимствованная из практики современного контрактного производства электроники. Суть модели заключается в разделении производственного процесса на два принципиально различных блока. Капиталоёмкие и требующие специализированного оборудования операции (поверхностный SMT-монтаж печатных плат, литьё пластиковых корпусов из ABS-пластика) передаются на контрактное производство крупным отечественным подрядчикам — в частности, компании «Резонит», производственные мощности которой достигли 750 тысяч квадратных дециметров печатных плат в месяц. Операции с наивысшей добавленной стоимостью — финишная сборка, программирование микроконтроллеров и 100% автоматизированное метрологическое тестирование каждого изделия — выполняются на собственной производственной площадке предприятия.</w:t>
+      <w:pPr>
+        <w:ind w:firstLine="709"/>
+      </w:pPr>
+      <w:r>
+        <w:t>– приобретение и пусконаладка технологического оборудования, включая аэродинамический стенд дымового канала и климатическую камеру тестирования теплового канала;</w:t>
       </w:r>
     </w:p>
     <w:p>
-      <w:r>
-        <w:t>Принципиальное отличие предлагаемой модели от крупносерийного производства заключается в организации контроля качества. Крупные заводы с конвейерным производством объёмом десятков тысяч изделий в месяц объективно вынуждены применять статистический выборочный контроль качества в соответствии с ГОСТ Р ИСО 2859, тестируя от 1 до 5 процентов партии. Данный подход не гарантирует отсутствие скрытого брака у конкретной единицы продукции, что в сегменте систем пожарной безопасности несёт существенные репутационные и финансовые риски для конечных заказчиков (штрафные санкции МЧС за ложные срабатывания на социально значимых объектах классов Ф1.1 и Ф4.1). В противоположность этому, малосерийное производство объёмом до 700 изделий в месяц позволяет технически и экономически реализовать 100% автоматизированный выходной контроль каждой единицы продукции на стендах дымового и теплового каналов под управлением специализированной MES-системы.</w:t>
+      <w:pPr>
+        <w:ind w:firstLine="709"/>
+      </w:pPr>
+      <w:r>
+        <w:t>– внедрение MES-системы для обеспечения сквозной прослеживаемости каждого изделия и автоматической блокировки выпуска брака;</w:t>
       </w:r>
     </w:p>
     <w:p>
-      <w:r>
-        <w:t>Таким образом, основными задачами предприятия в период реализации инвестиционного проекта являются:</w:t>
+      <w:pPr>
+        <w:ind w:firstLine="709"/>
+      </w:pPr>
+      <w:r>
+        <w:t>– прохождение обязательной сертификации продукции по ТР ЕАЭС 043/2017 «О требованиях к средствам обеспечения пожарной безопасности и пожаротушения»;</w:t>
       </w:r>
     </w:p>
     <w:p>
@@ -224,52 +228,17 @@
         <w:ind w:firstLine="709"/>
       </w:pPr>
       <w:r>
-        <w:t>– анализ рыночной конъюнктуры и обоснование ниши малосерийного производства в сегменте B2B;</w:t>
+        <w:t>– формирование каналов сбыта в B2B-сегменте через монтажные организации и поставщиков оборудования систем безопасности.</w:t>
       </w:r>
     </w:p>
     <w:p>
-      <w:pPr>
-        <w:ind w:firstLine="709"/>
-      </w:pPr>
-      <w:r>
-        <w:t>– разработка технологического процесса сборки и приёмо-сдаточных испытаний комбинированных извещателей с акцентом на автоматизацию операций контроля качества;</w:t>
+      <w:r>
+        <w:t>Преимуществами реализации данного инвестиционного проекта выступают: низкий барьер входа в отрасль за счёт исключения капиталоёмких операций контрактным производителям; гарантированный спрос на продукцию, обеспеченный нормативными требованиями МЧС и устойчивым ростом рынка (10% в 2025 году); технологическое превосходство над выборочно контролируемой продукцией крупных производителей за счёт 100% выходного тестирования; возможность гибкой адаптации микрокода устройств под специфические требования заказчиков (нестандартные пороги срабатывания для складов с высокой запылённостью, серверных помещений, объектов общественного питания); создание новых рабочих мест и рост налоговых поступлений в бюджет Рязанской области.</w:t>
       </w:r>
     </w:p>
     <w:p>
-      <w:pPr>
-        <w:ind w:firstLine="709"/>
-      </w:pPr>
-      <w:r>
-        <w:t>– приобретение и пусконаладка технологического оборудования, включая аэродинамический стенд дымового канала и климатическую камеру тестирования теплового канала;</w:t>
-      </w:r>
-    </w:p>
-    <w:p>
-      <w:pPr>
-        <w:ind w:firstLine="709"/>
-      </w:pPr>
-      <w:r>
-        <w:t>– внедрение MES-системы для обеспечения сквозной прослеживаемости каждого изделия и автоматической блокировки выпуска брака;</w:t>
-      </w:r>
-    </w:p>
-    <w:p>
-      <w:pPr>
-        <w:ind w:firstLine="709"/>
-      </w:pPr>
-      <w:r>
-        <w:t>– прохождение обязательной сертификации продукции по ТР ЕАЭС 043/2017 «О требованиях к средствам обеспечения пожарной безопасности и пожаротушения»;</w:t>
-      </w:r>
-    </w:p>
-    <w:p>
-      <w:pPr>
-        <w:ind w:firstLine="709"/>
-      </w:pPr>
-      <w:r>
-        <w:t>– формирование каналов сбыта в B2B-сегменте через монтажные организации и поставщиков оборудования систем безопасности.</w:t>
-      </w:r>
-    </w:p>
-    <w:p>
-      <w:r>
-        <w:t>Преимуществами реализации данного инвестиционного проекта выступают: низкий барьер входа в отрасль за счёт исключения капиталоёмких операций контрактным производителям; гарантированный спрос на продукцию, обеспеченный нормативными требованиями МЧС и устойчивым ростом рынка (10% в 2025 году); технологическое превосходство над выборочно контролируемой продукцией крупных производителей за счёт 100% выходного тестирования; возможность гибкой адаптации микрокода устройств под специфические требования заказчиков (нестандартные пороги срабатывания для складов с высокой запылённостью, серверных помещений, объектов общественного питания); создание новых рабочих мест и рост налоговых поступлений в бюджет Рязанской области.</w:t>
+      <w:r>
+        <w:br w:type="page"/>
       </w:r>
     </w:p>
     <w:p>
@@ -605,6 +574,31 @@
         </w:tc>
       </w:tr>
     </w:tbl>
+    <w:p>
+      <w:pPr>
+        <w:jc w:val="center"/>
+      </w:pPr>
+      <w:r>
+        <w:rPr>
+          <w:sz w:val="24"/>
+          <w:szCs w:val="24"/>
+        </w:rPr>
+        <w:t>[МЕСТО ДЛЯ ГРАФИКА]</w:t>
+      </w:r>
+    </w:p>
+    <w:p>
+      <w:pPr>
+        <w:pStyle w:val="FigureCaption"/>
+        <w:jc w:val="center"/>
+      </w:pPr>
+      <w:r>
+        <w:rPr>
+          <w:sz w:val="24"/>
+          <w:szCs w:val="24"/>
+        </w:rPr>
+        <w:t>Рисунок 1 – Динамика объёма рынка пожарной автоматики РФ, 2023–2026 гг.</w:t>
+      </w:r>
+    </w:p>
     <w:p>
       <w:r>
         <w:t>Главным триггером окончательного вытеснения иностранных брендов и формирования доминирующей доли отечественных производителей стал Приказ Министерства промышленности и торговли Российской Федерации №4611 от 8 октября 2024 года, вступивший в полную силу с мая 2025 года. Данный нормативный акт ввёл жёсткий запрет на параллельный импорт противопожарной продукции, исключив код товарной номенклатуры внешнеэкономической деятельности ТН ВЭД 8531 из перечня товаров, разрешённых для ввоза без согласия правообладателей. Инициатором данного фундаментального изменения выступила Автономная некоммерческая организация «Консорциум «Производители охранных, пожарных, СКУД систем безопасности» (АНО «Консорциум ПОПСБ»), объединяющая ведущие российские предприятия отрасли.</w:t>
@@ -1660,6 +1654,31 @@
       </w:tr>
     </w:tbl>
     <w:p>
+      <w:pPr>
+        <w:jc w:val="center"/>
+      </w:pPr>
+      <w:r>
+        <w:rPr>
+          <w:sz w:val="24"/>
+          <w:szCs w:val="24"/>
+        </w:rPr>
+        <w:t>[МЕСТО ДЛЯ ГРАФИКА]</w:t>
+      </w:r>
+    </w:p>
+    <w:p>
+      <w:pPr>
+        <w:pStyle w:val="FigureCaption"/>
+        <w:jc w:val="center"/>
+      </w:pPr>
+      <w:r>
+        <w:rPr>
+          <w:sz w:val="24"/>
+          <w:szCs w:val="24"/>
+        </w:rPr>
+        <w:t>Рисунок 2 – Сравнительный анализ отпускных цен пожарных извещателей</w:t>
+      </w:r>
+    </w:p>
+    <w:p>
       <w:r>
         <w:t>Отпускная цена проектируемой продукции для монтажных организаций (оптовый B2B-канал) установлена на уровне 1 800 рублей за комбинированный извещатель и 350 рублей за монтажную базу с интегрированным изолятором короткого замыкания. Данный уровень цен обоснован следующими факторами: позиционированием предприятия в среднем ценовом сегменте с акцентом на качество; необходимостью обеспечения конкурентного преимущества перед ближайшим прямым аналогом «ПРОФИ-ОТ» (розничная цена 1 578 рублей); обеспечением достаточной маржинальности для покрытия затрат на 100% автоматизированный выходной контроль и расходов на обязательную сертификацию продукции.</w:t>
       </w:r>
@@ -1855,7 +1874,7 @@
                 <w:rFonts w:ascii="Liberation Serif" w:hAnsi="Liberation Serif"/>
                 <w:sz w:val="24"/>
               </w:rPr>
-              <w:t>840 000</w:t>
+              <w:t>1 260 000</w:t>
             </w:r>
           </w:p>
         </w:tc>
@@ -1874,7 +1893,7 @@
                 <w:rFonts w:ascii="Liberation Serif" w:hAnsi="Liberation Serif"/>
                 <w:sz w:val="24"/>
               </w:rPr>
-              <w:t>10 080 000</w:t>
+              <w:t>15 120 000</w:t>
             </w:r>
           </w:p>
         </w:tc>
@@ -1952,7 +1971,7 @@
                 <w:rFonts w:ascii="Liberation Serif" w:hAnsi="Liberation Serif"/>
                 <w:sz w:val="24"/>
               </w:rPr>
-              <w:t>175 000</w:t>
+              <w:t>245 000</w:t>
             </w:r>
           </w:p>
         </w:tc>
@@ -1971,7 +1990,7 @@
                 <w:rFonts w:ascii="Liberation Serif" w:hAnsi="Liberation Serif"/>
                 <w:sz w:val="24"/>
               </w:rPr>
-              <w:t>2 100 000</w:t>
+              <w:t>2 940 000</w:t>
             </w:r>
           </w:p>
         </w:tc>
@@ -3415,29 +3434,26 @@
       </w:r>
     </w:p>
     <w:p>
-      <w:pPr>
-        <w:pStyle w:val="Heading1"/>
-      </w:pPr>
-      <w:r>
-        <w:t>2. Постановка задачи</w:t>
+      <w:r>
+        <w:br w:type="page"/>
       </w:r>
     </w:p>
     <w:p>
-      <w:r>
-        <w:t>Точная оценка экономической эффективности инвестиционного проекта играет решающую роль в его будущем успехе. Основная сложность заключается в достоверном прогнозировании денежных потоков: любая ошибка на этом этапе может привести к искажённой оценке проекта и, как следствие, к отказу от прибыльного начинания или одобрению заведомо убыточного предложения. Поэтому крайне важно тщательно и обоснованно планировать движение денежных средств предприятия.</w:t>
+      <w:pPr>
+        <w:pStyle w:val="Heading1"/>
+      </w:pPr>
+      <w:r>
+        <w:t>2. Постановка задачи</w:t>
       </w:r>
     </w:p>
     <w:p>
       <w:r>
-        <w:t>Оценка эффективности инвестиционного проекта при разработке бизнес-плана в условиях современной социально-экономической ситуации основывается на следующих ключевых принципах:</w:t>
+        <w:t>Точная оценка экономической эффективности инвестиционного проекта играет решающую роль в его будущем успехе. Основная сложность заключается в достоверном прогнозировании денежных потоков: любая ошибка на этом этапе может привести к искажённой оценке проекта и, как следствие, к отказу от прибыльного начинания или одобрению заведомо убыточного предложения. Поэтому крайне важно тщательно и обоснованно планировать движение денежных средств предприятия.</w:t>
       </w:r>
     </w:p>
     <w:p>
-      <w:pPr>
-        <w:ind w:firstLine="709"/>
-      </w:pPr>
-      <w:r>
-        <w:t>1) построение моделей денежных потоков и возможность их сопоставления;</w:t>
+      <w:r>
+        <w:t>Оценка эффективности инвестиционного проекта при разработке бизнес-плана в условиях современной социально-экономической ситуации основывается на следующих ключевых принципах:</w:t>
       </w:r>
     </w:p>
     <w:p>
@@ -3445,7 +3461,7 @@
         <w:ind w:firstLine="709"/>
       </w:pPr>
       <w:r>
-        <w:t>2) проведение анализа проекта на всех стадиях его жизненного цикла;</w:t>
+        <w:t>1) построение моделей денежных потоков и возможность их сопоставления;</w:t>
       </w:r>
     </w:p>
     <w:p>
@@ -3453,7 +3469,7 @@
         <w:ind w:firstLine="709"/>
       </w:pPr>
       <w:r>
-        <w:t>3) учёт временных параметров и предстоящих финансовых вложений;</w:t>
+        <w:t>2) проведение анализа проекта на всех стадиях его жизненного цикла;</w:t>
       </w:r>
     </w:p>
     <w:p>
@@ -3461,7 +3477,7 @@
         <w:ind w:firstLine="709"/>
       </w:pPr>
       <w:r>
-        <w:t>4) применение многоступенчатой системы оценки и стремление к максимизации положительного результата;</w:t>
+        <w:t>3) учёт временных параметров и предстоящих финансовых вложений;</w:t>
       </w:r>
     </w:p>
     <w:p>
@@ -3469,7 +3485,7 @@
         <w:ind w:firstLine="709"/>
       </w:pPr>
       <w:r>
-        <w:t>5) анализ ключевых последствий реализации проекта и интересов всех его участников;</w:t>
+        <w:t>4) применение многоступенчатой системы оценки и стремление к максимизации положительного результата;</w:t>
       </w:r>
     </w:p>
     <w:p>
@@ -3477,20 +3493,20 @@
         <w:ind w:firstLine="709"/>
       </w:pPr>
       <w:r>
-        <w:t>6) включение в расчёты факторов инфляции, неопределённости и потенциальных рисков.</w:t>
+        <w:t>5) анализ ключевых последствий реализации проекта и интересов всех его участников;</w:t>
       </w:r>
     </w:p>
     <w:p>
-      <w:r>
-        <w:t>Под денежным потоком (Cash Flow) инвестиционного проекта понимаются все поступления и выплаты денежных средств, непосредственно связанные с его реализацией. Денежные потоки распределяются по временным интервалам — ежемесячным, ежеквартальным или годовым. Прогноз движения денежных средств отражает ожидаемые потоки и является ключевым элементом планирования финансов проекта. Он включает три основных блока:</w:t>
+      <w:pPr>
+        <w:ind w:firstLine="709"/>
+      </w:pPr>
+      <w:r>
+        <w:t>6) включение в расчёты факторов инфляции, неопределённости и потенциальных рисков.</w:t>
       </w:r>
     </w:p>
     <w:p>
-      <w:pPr>
-        <w:ind w:firstLine="709"/>
-      </w:pPr>
-      <w:r>
-        <w:t>1. Операционная деятельность — поступления от реализации товаров и оказания услуг, авансы от клиентов. Расходы включают оплату сырья, комплектующих, коммунальных услуг, заработной платы, налогов и сборов.</w:t>
+      <w:r>
+        <w:t>Под денежным потоком (Cash Flow) инвестиционного проекта понимаются все поступления и выплаты денежных средств, непосредственно связанные с его реализацией. Денежные потоки распределяются по временным интервалам — ежемесячным, ежеквартальным или годовым. Прогноз движения денежных средств отражает ожидаемые потоки и является ключевым элементом планирования финансов проекта. Он включает три основных блока:</w:t>
       </w:r>
     </w:p>
     <w:p>
@@ -3498,7 +3514,7 @@
         <w:ind w:firstLine="709"/>
       </w:pPr>
       <w:r>
-        <w:t>2. Инвестиционная деятельность — затраты и поступления, связанные с покупкой или продажей долгосрочных активов, таких как оборудование, нематериальные активы и транспортные средства.</w:t>
+        <w:t>1. Операционная деятельность — поступления от реализации товаров и оказания услуг, авансы от клиентов. Расходы включают оплату сырья, комплектующих, коммунальных услуг, заработной платы, налогов и сборов.</w:t>
       </w:r>
     </w:p>
     <w:p>
@@ -3506,135 +3522,135 @@
         <w:ind w:firstLine="709"/>
       </w:pPr>
       <w:r>
-        <w:t>3. Финансовая деятельность — движение средств, связанное с привлечением и возвратом кредитов, займов, лизинговых платежей и формированием уставного капитала.</w:t>
+        <w:t>2. Инвестиционная деятельность — затраты и поступления, связанные с покупкой или продажей долгосрочных активов, таких как оборудование, нематериальные активы и транспортные средства.</w:t>
       </w:r>
     </w:p>
     <w:p>
-      <w:r>
-        <w:t>Итогом расчёта всех потоков становится чистый денежный поток — основной показатель для проведения дисконтирования и анализа эффективности проекта во времени. При составлении бизнес-плана эффективность проекта принято оценивать с помощью системы интегральных показателей, базирующихся на принципе временной стоимости денег (Time Value of Money): рубль, полученный в будущем, имеет меньшую ценность по сравнению с рублём текущего периода.</w:t>
+      <w:pPr>
+        <w:ind w:firstLine="709"/>
+      </w:pPr>
+      <w:r>
+        <w:t>3. Финансовая деятельность — движение средств, связанное с привлечением и возвратом кредитов, займов, лизинговых платежей и формированием уставного капитала.</w:t>
       </w:r>
     </w:p>
     <w:p>
       <w:r>
-        <w:t>Чистая приведённая стоимость (Net Present Value, NPV) является базовым и наиболее академически достоверным показателем эффективности инвестиционного проекта. NPV демонстрирует абсолютную величину приращения стоимости проекта в текущем моменте времени и определяется как сумма дисконтированных чистых денежных потоков за весь горизонт планирования за вычетом первоначальных инвестиционных затрат. Положительное значение NPV свидетельствует о том, что проект создаёт добавленную стоимость и обеспечивает доходность выше принятой ставки дисконтирования. Для малого предприятия использование NPV важно тем, что показатель учитывает не только итоговую сумму дохода, но и распределение денежных поступлений по периодам, а значит, лучше отражает реальную устойчивость проекта. Математически NPV выражается следующей формулой:</w:t>
+        <w:t>Итогом расчёта всех потоков становится чистый денежный поток — основной показатель для проведения дисконтирования и анализа эффективности проекта во времени. При составлении бизнес-плана эффективность проекта принято оценивать с помощью системы интегральных показателей, базирующихся на принципе временной стоимости денег (Time Value of Money): рубль, полученный в будущем, имеет меньшую ценность по сравнению с рублём текущего периода.</w:t>
       </w:r>
     </w:p>
     <w:p>
       <w:r>
-        <w:t>NPV = Σ (CFt / (1 + r)^t) − I₀,    (1)</w:t>
+        <w:t>Чистая приведённая стоимость (Net Present Value, NPV) является базовым и наиболее академически достоверным показателем эффективности инвестиционного проекта. NPV демонстрирует абсолютную величину приращения стоимости проекта в текущем моменте времени и определяется как сумма дисконтированных чистых денежных потоков за весь горизонт планирования за вычетом первоначальных инвестиционных затрат. Положительное значение NPV свидетельствует о том, что проект создаёт добавленную стоимость и обеспечивает доходность выше принятой ставки дисконтирования. Для малого предприятия использование NPV важно тем, что показатель учитывает не только итоговую сумму дохода, но и распределение денежных поступлений по периодам, а значит, лучше отражает реальную устойчивость проекта. Математически NPV выражается следующей формулой:</w:t>
       </w:r>
     </w:p>
     <w:p>
       <w:r>
-        <w:t>где CFt — чистый денежный поток в период t (разница между притоками от продаж продукции и оттоками на заработную плату, налоги, закупку комплектующих); r — ставка дисконтирования (стоимость капитала, выраженная в долях единицы); T — горизонт планирования (жизненный цикл проекта); t — текущий период времени (шаг расчёта); I₀ — полная сумма стартовых инвестиционных затрат (капитальные вложения в нулевом периоде).</w:t>
+        <w:t>NPV = Σ (CFt / (1 + r)^t) − I₀,    (1)</w:t>
       </w:r>
     </w:p>
     <w:p>
       <w:r>
-        <w:t>Экономическая интерпретация: если NPV &gt; 0, проект генерирует доходность, превышающую требуемую норму дисконта, и подлежит одобрению. При NPV &lt; 0 проект уничтожает капитал и должен быть отвергнут. При NPV = 0 проект обеспечивает доходность, в точности равную стоимости привлечённого капитала.</w:t>
+        <w:t>где CFt — чистый денежный поток в период t (разница между притоками от продаж продукции и оттоками на заработную плату, налоги, закупку комплектующих); r — ставка дисконтирования (стоимость капитала, выраженная в долях единицы); T — горизонт планирования (жизненный цикл проекта); t — текущий период времени (шаг расчёта); I₀ — полная сумма стартовых инвестиционных затрат (капитальные вложения в нулевом периоде).</w:t>
       </w:r>
     </w:p>
     <w:p>
       <w:r>
-        <w:t>Внутренняя норма доходности (Internal Rate of Return, IRR) представляет собой такую пороговую ставку дисконтирования, при которой NPV проекта становится равной нулю. Экономический смысл показателя заключается в определении предельной доходности вложений — максимально допустимой стоимости привлекаемого финансирования (например, предельной процентной ставки по банковскому кредиту на закупку оборудования), при которой предприятие ещё способно расплатиться с кредиторами без ухода в убыток. Проект принимается инвестором, если IRR превышает барьерную ставку предприятия (стоимость капитала). Для вычисления IRR решается уравнение:</w:t>
+        <w:t>Экономическая интерпретация: если NPV &gt; 0, проект генерирует доходность, превышающую требуемую норму дисконта, и подлежит одобрению. При NPV &lt; 0 проект уничтожает капитал и должен быть отвергнут. При NPV = 0 проект обеспечивает доходность, в точности равную стоимости привлечённого капитала.</w:t>
       </w:r>
     </w:p>
     <w:p>
       <w:r>
-        <w:t>Σ (CFt / (1 + IRR)^t) − I₀ = 0    (2)</w:t>
+        <w:t>Внутренняя норма доходности (Internal Rate of Return, IRR) представляет собой такую пороговую ставку дисконтирования, при которой NPV проекта становится равной нулю. Экономический смысл показателя заключается в определении предельной доходности вложений — максимально допустимой стоимости привлекаемого финансирования (например, предельной процентной ставки по банковскому кредиту на закупку оборудования), при которой предприятие ещё способно расплатиться с кредиторами без ухода в убыток. Проект принимается инвестором, если IRR превышает барьерную ставку предприятия (стоимость капитала). Для вычисления IRR решается уравнение:</w:t>
       </w:r>
     </w:p>
     <w:p>
       <w:r>
-        <w:t>Однако для малых предприятий показатель IRR не должен трактоваться изолированно. Высокий расчётный уровень внутренней доходности может сопровождаться значительной чувствительностью к снижению выручки, что делает проект формально привлекательным, но практически уязвимым. Классический метод IRR имеет математическое ограничение: он предполагает, что весь получаемый доход мгновенно реинвестируется по высокой ставке самого проекта (IRR), что нереалистично для малого бизнеса.</w:t>
+        <w:t>Σ (CFt / (1 + IRR)^t) − I₀ = 0    (2)</w:t>
       </w:r>
     </w:p>
     <w:p>
       <w:r>
-        <w:t>Индекс прибыльности (Profitability Index, PI) используется для оценки относительной отдачи на единицу вложенного капитала. Показатель рассчитывается как отношение суммы дисконтированных притоков к первоначальным инвестициям:</w:t>
+        <w:t>Однако для малых предприятий показатель IRR не должен трактоваться изолированно. Высокий расчётный уровень внутренней доходности может сопровождаться значительной чувствительностью к снижению выручки, что делает проект формально привлекательным, но практически уязвимым. Классический метод IRR имеет математическое ограничение: он предполагает, что весь получаемый доход мгновенно реинвестируется по высокой ставке самого проекта (IRR), что нереалистично для малого бизнеса.</w:t>
       </w:r>
     </w:p>
     <w:p>
       <w:r>
-        <w:t>PI = Σ (CFt / (1 + r)^t) / I₀    (3)</w:t>
+        <w:t>Индекс прибыльности (Profitability Index, PI) используется для оценки относительной отдачи на единицу вложенного капитала. Показатель рассчитывается как отношение суммы дисконтированных притоков к первоначальным инвестициям:</w:t>
       </w:r>
     </w:p>
     <w:p>
       <w:r>
-        <w:t>Если PI &gt; 1, проект считается экономически целесообразным: каждый вложенный рубль генерирует более одного рубля дисконтированного дохода. Для субъектов малого бизнеса PI удобен тем, что позволяет сравнивать несколько альтернативных направлений использования ограниченного капитала. Вместе с тем для окончательного решения индекс прибыльности следует дополнять анализом сроков возврата капитала и структуры текущих расходов.</w:t>
+        <w:t>PI = Σ (CFt / (1 + r)^t) / I₀    (3)</w:t>
       </w:r>
     </w:p>
     <w:p>
       <w:r>
-        <w:t>Срок окупаемости проекта может определяться в простом и дисконтированном вариантах. Простой срок окупаемости (Payback Period, PP) показывает момент времени, когда накопленный недисконтированный денежный поток компенсирует первоначальные инвестиции:</w:t>
+        <w:t>Если PI &gt; 1, проект считается экономически целесообразным: каждый вложенный рубль генерирует более одного рубля дисконтированного дохода. Для субъектов малого бизнеса PI удобен тем, что позволяет сравнивать несколько альтернативных направлений использования ограниченного капитала. Вместе с тем для окончательного решения индекс прибыльности следует дополнять анализом сроков возврата капитала и структуры текущих расходов.</w:t>
       </w:r>
     </w:p>
     <w:p>
       <w:r>
-        <w:t>PP = I₀ / CFсреднегод    (4)</w:t>
+        <w:t>Срок окупаемости проекта может определяться в простом и дисконтированном вариантах. Простой срок окупаемости (Payback Period, PP) показывает момент времени, когда накопленный недисконтированный денежный поток компенсирует первоначальные инвестиции:</w:t>
       </w:r>
     </w:p>
     <w:p>
       <w:r>
-        <w:t>Дисконтированный срок окупаемости (Discounted Payback Period, DPP) учитывает стоимость денег во времени и потому является более строгим критерием. DPP определяется как минимальное значение t, при котором накопленный дисконтированный денежный поток становится неотрицательным:</w:t>
+        <w:t>PP = I₀ / CFсреднегод    (4)</w:t>
       </w:r>
     </w:p>
     <w:p>
       <w:r>
-        <w:t>DPP = min {t : Σ(k=1..t) CFk/(1+r)^k ≥ I₀}    (5)</w:t>
+        <w:t>Дисконтированный срок окупаемости (Discounted Payback Period, DPP) учитывает стоимость денег во времени и потому является более строгим критерием. DPP определяется как минимальное значение t, при котором накопленный дисконтированный денежный поток становится неотрицательным:</w:t>
       </w:r>
     </w:p>
     <w:p>
       <w:r>
-        <w:t>Для малого предприятия показатель окупаемости важен прежде всего как характеристика скорости высвобождения капитала и уровня ликвидного риска. Чем длиннее срок окупаемости, тем дольше предприятие находится в зоне повышенной чувствительности к внешним отклонениям. В условиях нестабильной экономики России 2026 года (ключевая ставка Банка России на уровне 21%) инвесторы требуют минимизации сроков окупаемости (в идеале до 2–3 лет), чтобы нивелировать долгосрочные геополитические и макроэкономические риски.</w:t>
+        <w:t>DPP = min {t : Σ(k=1..t) CFk/(1+r)^k ≥ I₀}    (5)</w:t>
       </w:r>
     </w:p>
     <w:p>
       <w:r>
-        <w:t>Наряду с интегральными критериями для малого бизнеса принципиальное значение имеет анализ безубыточности. Точка безубыточности (Break-Even Point, BEP) показывает минимальный объём продаж, при котором выручка покрывает все постоянные и переменные затраты, но прибыль равна нулю:</w:t>
+        <w:t>Для малого предприятия показатель окупаемости важен прежде всего как характеристика скорости высвобождения капитала и уровня ликвидного риска. Чем длиннее срок окупаемости, тем дольше предприятие находится в зоне повышенной чувствительности к внешним отклонениям. В условиях нестабильной экономики России 2026 года (ключевая ставка Банка России на уровне 16%) инвесторы требуют минимизации сроков окупаемости (в идеале до 2–3 лет), чтобы нивелировать долгосрочные геополитические и макроэкономические риски.</w:t>
       </w:r>
     </w:p>
     <w:p>
       <w:r>
-        <w:t>BEP = FC / (P − VC),    (6)</w:t>
+        <w:t>Наряду с интегральными критериями для малого бизнеса принципиальное значение имеет анализ безубыточности. Точка безубыточности (Break-Even Point, BEP) показывает минимальный объём продаж, при котором выручка покрывает все постоянные и переменные затраты, но прибыль равна нулю:</w:t>
       </w:r>
     </w:p>
     <w:p>
       <w:r>
-        <w:t>где FC — постоянные затраты (аренда, заработная плата, амортизация, коммунальные услуги); P — цена реализации единицы продукции; VC — переменные затраты на единицу продукции (материалы, комплектующие, упаковка). Если фактический объём продаж предприятия стабильно превышает данный порог, формируется запас финансовой прочности (Margin of Safety), характеризующий устойчивость бизнес-модели:</w:t>
+        <w:t>BEP = FC / (P − VC),    (6)</w:t>
       </w:r>
     </w:p>
     <w:p>
       <w:r>
-        <w:t>MoS = (Выручка факт − Выручка BEP) / Выручка факт × 100%    (7)</w:t>
+        <w:t>где FC — постоянные затраты (аренда, заработная плата, амортизация, коммунальные услуги); P — цена реализации единицы продукции; VC — переменные затраты на единицу продукции (материалы, комплектующие, упаковка). Если фактический объём продаж предприятия стабильно превышает данный порог, формируется запас финансовой прочности (Margin of Safety), характеризующий устойчивость бизнес-модели:</w:t>
       </w:r>
     </w:p>
     <w:p>
       <w:r>
-        <w:t>Для проектов производственного типа расчёт безубыточности позволяет определить допустимый уровень загрузки оборудования и оценить, насколько реалистичен проект при неполной мощности. Данный показатель приобретает особую значимость для проектируемого предприятия, поскольку выход на полную загрузку происходит ступенчато в течение первого года.</w:t>
+        <w:t>MoS = (Выручка факт − Выручка BEP) / Выручка факт × 100%    (7)</w:t>
       </w:r>
     </w:p>
     <w:p>
       <w:r>
-        <w:t>Ставка дисконтирования (r) является важнейшей переменной, определяющей результаты оценки эффективности проекта. Для малого предприятия без привлечения заёмного капитала ставка дисконтирования определяется кумулятивным методом: безрисковая ставка (доходность ОФЗ или ключевая ставка Банка России) плюс премии за страновой, отраслевой риски и риск неликвидности малого бизнеса. В условиях 2026 года при ключевой ставке 21% годовых и дополнительной премии за размер бизнеса (3–5%), ставка дисконтирования для проектов малого предпринимательства может достигать 24–26%. Однако при использовании программ льготного финансирования (лизинг под 6–8%, гранты) средневзвешенная стоимость капитала существенно снижается, что повышает расчётную привлекательность проекта.</w:t>
+        <w:t>Для проектов производственного типа расчёт безубыточности позволяет определить допустимый уровень загрузки оборудования и оценить, насколько реалистичен проект при неполной мощности. Данный показатель приобретает особую значимость для проектируемого предприятия, поскольку выход на полную загрузку происходит ступенчато в течение первого года.</w:t>
       </w:r>
     </w:p>
     <w:p>
       <w:r>
-        <w:t>Современный подход к оценке эффективности требует также проведения сценарного и чувствительного анализа. Сценарный подход предполагает формирование нескольких вариантов развития событий — базового, оптимистического и пессимистического — с присвоением каждому вероятности реализации. Анализ чувствительности оценивает влияние изменения отдельных параметров (±10%, ±20%) на итоговый NPV и IRR проекта. Для малого предприятия наиболее существенными факторами обычно являются объём продаж, цена реализации, стоимость материалов, фонд оплаты труда, арендные платежи и сроки запуска. Качественный инвестиционный проект должен включать не только итоговые показатели, но и оценку устойчивости к изменению ключевых предпосылок.</w:t>
+        <w:t>Ставка дисконтирования (r) является важнейшей переменной, определяющей результаты оценки эффективности проекта. Для малого предприятия без привлечения заёмного капитала ставка дисконтирования определяется кумулятивным методом: безрисковая ставка (доходность ОФЗ или ключевая ставка Банка России) плюс премии за страновой, отраслевой риски и риск неликвидности малого бизнеса. В условиях 2026 года при ключевой ставке 16% годовых и дополнительной премии за размер бизнеса (3–5%), ставка дисконтирования для проектов малого предпринимательства может достигать 24–26%. Однако при использовании программ льготного финансирования (лизинг под 6–8%, гранты) средневзвешенная стоимость капитала существенно снижается, что повышает расчётную привлекательность проекта.</w:t>
       </w:r>
     </w:p>
     <w:p>
       <w:r>
-        <w:t>Проект считается эффективным, если он одновременно соответствует следующим критериям:</w:t>
+        <w:t>Современный подход к оценке эффективности требует также проведения сценарного и чувствительного анализа. Сценарный подход предполагает формирование нескольких вариантов развития событий — базового, оптимистического и пессимистического — с присвоением каждому вероятности реализации. Анализ чувствительности оценивает влияние изменения отдельных параметров (±10%, ±20%) на итоговый NPV и IRR проекта. Для малого предприятия наиболее существенными факторами обычно являются объём продаж, цена реализации, стоимость материалов, фонд оплаты труда, арендные платежи и сроки запуска. Качественный инвестиционный проект должен включать не только итоговые показатели, но и оценку устойчивости к изменению ключевых предпосылок.</w:t>
       </w:r>
     </w:p>
     <w:p>
-      <w:pPr>
-        <w:ind w:firstLine="709"/>
-      </w:pPr>
-      <w:r>
-        <w:t>– NPV &gt; 0 (проект создаёт добавленную стоимость);</w:t>
+      <w:r>
+        <w:t>Проект считается эффективным, если он одновременно соответствует следующим критериям:</w:t>
       </w:r>
     </w:p>
     <w:p>
@@ -3642,7 +3658,7 @@
         <w:ind w:firstLine="709"/>
       </w:pPr>
       <w:r>
-        <w:t>– IRR &gt; r (внутренняя доходность превышает стоимость капитала);</w:t>
+        <w:t>– NPV &gt; 0 (проект создаёт добавленную стоимость);</w:t>
       </w:r>
     </w:p>
     <w:p>
@@ -3650,7 +3666,7 @@
         <w:ind w:firstLine="709"/>
       </w:pPr>
       <w:r>
-        <w:t>– PI &gt; 1 (каждый вложенный рубль приносит более одного рубля дисконтированного дохода);</w:t>
+        <w:t>– IRR &gt; r (внутренняя доходность превышает стоимость капитала);</w:t>
       </w:r>
     </w:p>
     <w:p>
@@ -3658,7 +3674,7 @@
         <w:ind w:firstLine="709"/>
       </w:pPr>
       <w:r>
-        <w:t>– DPP &lt; горизонт планирования (проект окупается в рамках расчётного периода);</w:t>
+        <w:t>– PI &gt; 1 (каждый вложенный рубль приносит более одного рубля дисконтированного дохода);</w:t>
       </w:r>
     </w:p>
     <w:p>
@@ -3666,72 +3682,69 @@
         <w:ind w:firstLine="709"/>
       </w:pPr>
       <w:r>
-        <w:t>– фактическая выручка &gt; точки безубыточности (формируется запас финансовой прочности).</w:t>
+        <w:t>– DPP &lt; горизонт планирования (проект окупается в рамках расчётного периода);</w:t>
       </w:r>
     </w:p>
     <w:p>
-      <w:r>
-        <w:t>В рамках данной выпускной квалификационной работы проведён анализ инвестиционного проекта с применением программного продукта Project Expert 6 Holding. Оценка проводилась по основным критериям эффективности, описанным выше. По результатам анализа даны рекомендации, позволяющие принять обоснованное решение о целесообразности инвестирования в производственное предприятие по выпуску комбинированных пожарных извещателей в условиях российского рынка 2026 года.</w:t>
+      <w:pPr>
+        <w:ind w:firstLine="709"/>
+      </w:pPr>
+      <w:r>
+        <w:t>– фактическая выручка &gt; точки безубыточности (формируется запас финансовой прочности).</w:t>
       </w:r>
     </w:p>
     <w:p>
-      <w:pPr>
-        <w:pStyle w:val="Heading1"/>
-      </w:pPr>
-      <w:r>
-        <w:t>3. Проектная часть</w:t>
+      <w:r>
+        <w:t>В рамках данной выпускной квалификационной работы проведён анализ инвестиционного проекта с применением программного продукта Project Expert 6 Holding. Оценка проводилась по основным критериям эффективности, описанным выше. По результатам анализа даны рекомендации, позволяющие принять обоснованное решение о целесообразности инвестирования в производственное предприятие по выпуску комбинированных пожарных извещателей в условиях российского рынка 2026 года.</w:t>
       </w:r>
     </w:p>
     <w:p>
       <w:r>
-        <w:t>Сформулировав концепцию инвестиционного проекта, обосновав его экономическую целесообразность и определив ключевые критерии для оценки эффективности, следующим шагом становится сбор и систематизация всей необходимой статистической и финансовой информации. Эти данные используются для полноценной подготовки и реализации инвестиционного плана, становясь фундаментом для дальнейшего анализа и принятия решений. В представленной выпускной квалификационной работе была собрана и систематизирована информация для конкретного проекта — создания малого производственного предприятия ООО «СигналПром» по выпуску комбинированных дымо-тепловых пожарных извещателей в городе Рязани.</w:t>
+        <w:br w:type="page"/>
       </w:r>
     </w:p>
     <w:p>
       <w:pPr>
-        <w:pStyle w:val="Heading2"/>
-      </w:pPr>
-      <w:r>
-        <w:t>3.1 Исходные данные</w:t>
+        <w:pStyle w:val="Heading1"/>
+      </w:pPr>
+      <w:r>
+        <w:t>3. Проектная часть</w:t>
       </w:r>
     </w:p>
     <w:p>
-      <w:pPr>
-        <w:pStyle w:val="Heading3"/>
-      </w:pPr>
-      <w:r>
-        <w:t>3.1.1 Характеристика предприятия</w:t>
+      <w:r>
+        <w:t>Сформулировав концепцию инвестиционного проекта, обосновав его экономическую целесообразность и определив ключевые критерии для оценки эффективности, следующим шагом становится сбор и систематизация всей необходимой статистической и финансовой информации. Эти данные используются для полноценной подготовки и реализации инвестиционного плана, становясь фундаментом для дальнейшего анализа и принятия решений. В представленной выпускной квалификационной работе была собрана и систематизирована информация для конкретного проекта — создания малого производственного предприятия ООО «СигналПром» по выпуску комбинированных дымо-тепловых пожарных извещателей в городе Рязани.</w:t>
       </w:r>
     </w:p>
     <w:p>
-      <w:r>
-        <w:t>ООО «СигналПром» — малое производственное предприятие, специализирующееся на сборке, программировании, метрологическом тестировании и сертификации комбинированных дымо-тепловых пожарных извещателей. Предприятие применяет модель гибридной автоматизации: капиталоёмкие операции поверхностного SMT-монтажа печатных плат и литья пластиковых корпусов передаются на контрактное производство, а на собственной площадке выполняются операции с наивысшей добавленной стоимостью — финишная сборка, прошивка микроконтроллеров и 100% автоматизированное тестирование каждого изделия на комбинированном стенде.</w:t>
+      <w:pPr>
+        <w:pStyle w:val="Heading2"/>
+      </w:pPr>
+      <w:r>
+        <w:t>3.1 Исходные данные</w:t>
       </w:r>
     </w:p>
     <w:p>
-      <w:r>
-        <w:t>Организационно-правовая форма — общество с ограниченной ответственностью (ООО). Применяемый налоговый режим — упрощённая система налогообложения (УСН) с объектом «доходы минус расходы» по ставке 15%. Выбор данного режима обусловлен значительной долей материальных затрат в структуре расходов предприятия (закупка печатных плат, электронных компонентов, корпусов), что делает доходно-расходную схему существенно выгоднее схемы «доходы 6%».</w:t>
+      <w:pPr>
+        <w:pStyle w:val="Heading3"/>
+      </w:pPr>
+      <w:r>
+        <w:t>3.1.1 Характеристика предприятия</w:t>
       </w:r>
     </w:p>
     <w:p>
       <w:r>
-        <w:t>Организационная структура предприятия является линейной и минимально-иерархичной, что соответствует формату микропредприятия. Штатное расписание включает пять должностей:</w:t>
+        <w:t>ООО «СигналПром» — малое производственное предприятие, специализирующееся на сборке, программировании, метрологическом тестировании и сертификации комбинированных дымо-тепловых пожарных извещателей. Предприятие применяет модель гибридной автоматизации: капиталоёмкие операции поверхностного SMT-монтажа печатных плат и литья пластиковых корпусов передаются на контрактное производство, а на собственной площадке выполняются операции с наивысшей добавленной стоимостью — финишная сборка, прошивка микроконтроллеров и 100% автоматизированное тестирование каждого изделия на комбинированном стенде.</w:t>
       </w:r>
     </w:p>
     <w:p>
-      <w:pPr>
-        <w:ind w:firstLine="709"/>
-      </w:pPr>
-      <w:r>
-        <w:t>– Директор (стратегическое управление, финансовое планирование, сбыт и работа с клиентами) — 70 000 руб./мес.;</w:t>
+      <w:r>
+        <w:t>Организационно-правовая форма — общество с ограниченной ответственностью (ООО). Применяемый налоговый режим — упрощённая система налогообложения (УСН) с объектом «доходы минус расходы» по ставке 15%. Выбор данного режима обусловлен значительной долей материальных затрат в структуре расходов предприятия (закупка печатных плат, электронных компонентов, корпусов), что делает доходно-расходную схему существенно выгоднее схемы «доходы 6%».</w:t>
       </w:r>
     </w:p>
     <w:p>
-      <w:pPr>
-        <w:ind w:firstLine="709"/>
-      </w:pPr>
-      <w:r>
-        <w:t>– Главный инженер (техническое руководство, разработка микрокода, настройка стендов, взаимодействие с контрактными производителями) — 100 000 руб./мес.;</w:t>
+      <w:r>
+        <w:t>Организационная структура предприятия является линейной и минимально-иерархичной, что соответствует формату микропредприятия. Штатное расписание включает пять должностей:</w:t>
       </w:r>
     </w:p>
     <w:p>
@@ -3739,7 +3752,7 @@
         <w:ind w:firstLine="709"/>
       </w:pPr>
       <w:r>
-        <w:t>– Техник ОТК (управление автоматизированным стендом «СИ-ТДК», проведение приёмо-сдаточных испытаний, ведение протоколов MES) — 60 000 руб./мес.;</w:t>
+        <w:t>– Директор (стратегическое управление, финансовое планирование, сбыт и работа с клиентами) — 70 000 руб./мес.;</w:t>
       </w:r>
     </w:p>
     <w:p>
@@ -3747,7 +3760,7 @@
         <w:ind w:firstLine="709"/>
       </w:pPr>
       <w:r>
-        <w:t>– Сборщик РЭА №1 (ручная пайка выводных компонентов, механическая сборка корпуса, прошивка МК) — 70 000 руб./мес.;</w:t>
+        <w:t>– Главный инженер (техническое руководство, разработка микрокода, настройка стендов, взаимодействие с контрактными производителями) — 100 000 руб./мес.;</w:t>
       </w:r>
     </w:p>
     <w:p>
@@ -3755,35 +3768,51 @@
         <w:ind w:firstLine="709"/>
       </w:pPr>
       <w:r>
-        <w:t>– Сборщик РЭА №2 (аналогичные функции) — 70 000 руб./мес.</w:t>
+        <w:t>– Техник ОТК (управление автоматизированным стендом «СИ-ТДК», проведение приёмо-сдаточных испытаний, ведение протоколов MES) — 60 000 руб./мес.;</w:t>
       </w:r>
     </w:p>
     <w:p>
-      <w:r>
-        <w:t>Совокупный фонд оплаты труда составляет 370 000 рублей в месяц («на руки»). С учётом страховых взносов по ставке 30% (в соответствии с налоговой реформой 2026 года) полная стоимость персонала для предприятия составляет 481 000 рублей в месяц. Бухгалтерское обслуживание передаётся на аутсорсинг специализированной организации (ориентировочно 15 000–20 000 рублей в месяц).</w:t>
+      <w:pPr>
+        <w:ind w:firstLine="709"/>
+      </w:pPr>
+      <w:r>
+        <w:t>– Сборщик РЭА №1 (ручная пайка выводных компонентов, механическая сборка корпуса, прошивка МК) — 70 000 руб./мес.;</w:t>
       </w:r>
     </w:p>
     <w:p>
       <w:pPr>
-        <w:pStyle w:val="Heading3"/>
-      </w:pPr>
-      <w:r>
-        <w:t>3.1.2 Месторасположение предприятия</w:t>
+        <w:ind w:firstLine="709"/>
+      </w:pPr>
+      <w:r>
+        <w:t>– Сборщик РЭА №2 (аналогичные функции) — 70 000 руб./мес.</w:t>
       </w:r>
     </w:p>
     <w:p>
       <w:r>
-        <w:t>Для размещения производства выбрано капитальное нежилое помещение по адресу: г. Рязань, ул. Радиозаводская, д. 2 (Советский район). Данная локация расположена в исторически сложившейся промышленной зоне города, вблизи крупных предприятий радиоэлектронной отрасли, что обеспечивает удобную транспортную логистику и доступ к квалифицированным кадрам.</w:t>
+        <w:t>Совокупный фонд оплаты труда составляет 370 000 рублей в месяц («на руки»). С учётом страховых взносов по ставке 30% (в соответствии с налоговой реформой 2026 года) полная стоимость персонала для предприятия составляет 455 100 рублей в месяц. Бухгалтерское обслуживание передаётся на аутсорсинг специализированной организации (ориентировочно 15 000–20 000 рублей в месяц).</w:t>
       </w:r>
     </w:p>
     <w:p>
-      <w:r>
-        <w:t>Арендуемое помещение имеет общую площадь 142,5 квадратных метра и относится к формату Light Industrial — производственный цех с высокими потолками, капитальными стенами, центральным отоплением, водоснабжением и санитарным узлом. Арендная ставка составляет 350 рублей за квадратный метр в месяц, что в совокупности даёт ежемесячный арендный платёж 49 875 рублей. Дополнительные расходы на коммунальные услуги (электроэнергия, водоснабжение, вывоз ТБО) и корпоративный интернет составляют 22 000 рублей в месяц.</w:t>
+      <w:pPr>
+        <w:pStyle w:val="Heading3"/>
+      </w:pPr>
+      <w:r>
+        <w:t>3.1.2 Месторасположение предприятия</w:t>
       </w:r>
     </w:p>
     <w:p>
       <w:r>
-        <w:t>Увеличенная площадь (142,5 м² вместо первоначально запланированных 142,5 м²) позволяет организовать комфортное технологическое зонирование с учётом требований ESD-защиты (ГОСТ IEC 61340-5-1-2019) и санитарных норм (СанПиН 2.2.4.3359-16). На площади предприятия организованы следующие функциональные зоны:</w:t>
+        <w:t>Для размещения производства выбрано капитальное нежилое помещение по адресу: г. Рязань, ул. Радиозаводская, д. 2 (Советский район). Данная локация расположена в исторически сложившейся промышленной зоне города, вблизи крупных предприятий радиоэлектронной отрасли, что обеспечивает удобную транспортную логистику и доступ к квалифицированным кадрам.</w:t>
+      </w:r>
+    </w:p>
+    <w:p>
+      <w:r>
+        <w:t>Арендуемое помещение имеет общую площадь 142,5 квадратных метра и относится к формату Light Industrial — производственный цех с высокими потолками, капитальными стенами, центральным отоплением, водоснабжением и санитарным узлом. Арендная ставка составляет 350 рублей за квадратный метр в месяц, что в совокупности даёт ежемесячный арендный платёж 49 875 рублей. Дополнительные расходы на коммунальные услуги (электроэнергия, водоснабжение, вывоз ТБО) и корпоративный интернет составляют 22 000 рублей в месяц.</w:t>
+      </w:r>
+    </w:p>
+    <w:p>
+      <w:r>
+        <w:t>Увеличенная площадь (142,5 м² вместо первоначально запланированных 100 м²) позволяет организовать комфортное технологическое зонирование с учётом требований ESD-защиты (ГОСТ IEC 61340-5-1-2019) и санитарных норм (СанПиН 2.2.4.3359-16). На площади предприятия организованы следующие функциональные зоны:</w:t>
       </w:r>
     </w:p>
     <w:p>
@@ -5053,12 +5082,36 @@
                 <w:rFonts w:ascii="Liberation Serif" w:hAnsi="Liberation Serif"/>
                 <w:sz w:val="24"/>
               </w:rPr>
-              <w:t>4 794 873</w:t>
+              <w:t>4 974 482</w:t>
             </w:r>
           </w:p>
         </w:tc>
       </w:tr>
     </w:tbl>
+    <w:p>
+      <w:pPr>
+        <w:jc w:val="center"/>
+      </w:pPr>
+      <w:r>
+        <w:rPr>
+          <w:sz w:val="24"/>
+          <w:szCs w:val="24"/>
+        </w:rPr>
+        <w:t>[МЕСТО ДЛЯ ГРАФИКА]</w:t>
+      </w:r>
+    </w:p>
+    <w:p>
+      <w:pPr>
+        <w:jc w:val="center"/>
+      </w:pPr>
+      <w:r>
+        <w:rPr>
+          <w:sz w:val="24"/>
+          <w:szCs w:val="24"/>
+        </w:rPr>
+        <w:t>Рисунок 3 – Структура капитальных вложений проекта (CAPEX)</w:t>
+      </w:r>
+    </w:p>
     <w:p>
       <w:r>
         <w:t>Ключевым элементом капитальных затрат является комбинированный стенд «СИ-ТДК», предназначенный для проведения функциональных испытаний, испытаний по устойчивости к повышенной температуре и изменению напряжений питания извещателей пожарных тепловых точечных, тепловых линейных и дымовых оптико-электронных точечных. Стоимость стенда составляет 2 407 500 рублей, что формирует 50,2% совокупного бюджета CAPEX. Данная инвестиция обеспечивает предприятию возможность проведения 100% автоматизированного выходного контроля качества каждого изделия — ключевого конкурентного преимущества проекта.</w:t>
@@ -6286,38 +6339,35 @@
     </w:tbl>
     <w:p>
       <w:r>
-        <w:t>Совокупная потребность в финансировании составляет 5 000 000 рублей, из которых 4 794 873 рубля направляются на капитальные вложения (CAPEX), а остаток (~205 000 рублей) формирует начальный оборотный капитал для закупки первой партии комплектующих. Кредит МСП привлекается на стандартных условиях программы поддержки малого и среднего предпринимательства: ставка 12% годовых, срок 36 месяцев, аннуитетные (равные ежемесячные) платежи. Расчётный ежемесячный платёж по кредиту составляет приблизительно 66 400 рублей.</w:t>
+        <w:t>Совокупная потребность в финансировании составляет 5 000 000 рублей, из которых 4 974 482 рубля направляются на капитальные вложения (CAPEX), а остаток (~205 000 рублей) формирует начальный оборотный капитал для закупки первой партии комплектующих. Кредит МСП привлекается на стандартных условиях программы поддержки малого и среднего предпринимательства: ставка 12% годовых, срок 36 месяцев, аннуитетные (равные ежемесячные) платежи. Расчётный ежемесячный платёж по кредиту составляет приблизительно 66 400 рублей.</w:t>
       </w:r>
     </w:p>
     <w:p>
-      <w:pPr>
-        <w:pStyle w:val="Heading2"/>
-      </w:pPr>
-      <w:r>
-        <w:t>3.2 Календарный план работ</w:t>
+      <w:r>
+        <w:br w:type="page"/>
       </w:r>
     </w:p>
     <w:p>
-      <w:r>
-        <w:t>Для наглядного представления последовательности, продолжительности и взаимной зависимости работ на инвестиционной фазе проекта применяется сетевое планирование, представленное в форме диаграммы Ганта. Календарный план охватывает период с момента принятия решения об инвестировании (1 сентября 2026 года) до начала операционной деятельности (1 января 2027 года) и включает ключевые вехи инвестиционной фазы.</w:t>
+      <w:pPr>
+        <w:pStyle w:val="Heading2"/>
+      </w:pPr>
+      <w:r>
+        <w:t>3.2 Календарный план работ</w:t>
       </w:r>
     </w:p>
     <w:p>
       <w:r>
-        <w:t>Реализация проекта разбита на три последовательные стадии общей продолжительностью четыре месяца (16 недель).</w:t>
+        <w:t>Для наглядного представления последовательности, продолжительности и взаимной зависимости работ на инвестиционной фазе проекта применяется сетевое планирование, представленное в форме диаграммы Ганта. Календарный план охватывает период с момента принятия решения об инвестировании (1 сентября 2026 года) до начала операционной деятельности (1 января 2027 года) и включает ключевые вехи инвестиционной фазы.</w:t>
       </w:r>
     </w:p>
     <w:p>
       <w:r>
-        <w:t>Первая стадия — организационно-подготовительная (недели 1–4, сентябрь 2026). Данная стадия включает следующие мероприятия:</w:t>
+        <w:t>Реализация проекта разбита на три последовательные стадии общей продолжительностью четыре месяца (16 недель).</w:t>
       </w:r>
     </w:p>
     <w:p>
-      <w:pPr>
-        <w:ind w:firstLine="709"/>
-      </w:pPr>
-      <w:r>
-        <w:t>– регистрация юридического лица ООО «СигналПром» в ФНС России, постановка на учёт в качестве плательщика УСН 15%;</w:t>
+      <w:r>
+        <w:t>Первая стадия — организационно-подготовительная (недели 1–4, сентябрь 2026). Данная стадия включает следующие мероприятия:</w:t>
       </w:r>
     </w:p>
     <w:p>
@@ -6325,7 +6375,7 @@
         <w:ind w:firstLine="709"/>
       </w:pPr>
       <w:r>
-        <w:t>– подписание договора аренды помещения по адресу ул. Радиозаводская, д. 2 (142,5 м²);</w:t>
+        <w:t>– регистрация юридического лица ООО «СигналПром» в ФНС России, постановка на учёт в качестве плательщика УСН 15%;</w:t>
       </w:r>
     </w:p>
     <w:p>
@@ -6333,7 +6383,7 @@
         <w:ind w:firstLine="709"/>
       </w:pPr>
       <w:r>
-        <w:t>– оформление кредитного договора МСП (2 000 000 рублей, 12% годовых, 36 месяцев);</w:t>
+        <w:t>– подписание договора аренды помещения по адресу ул. Радиозаводская, д. 2 (142,5 м²);</w:t>
       </w:r>
     </w:p>
     <w:p>
@@ -6341,7 +6391,7 @@
         <w:ind w:firstLine="709"/>
       </w:pPr>
       <w:r>
-        <w:t>– разработка конструкторской и технологической документации на комбинированный извещатель (принципиальная электрическая схема, сборочный чертёж, технические условия);</w:t>
+        <w:t>– оформление кредитного договора МСП (2 000 000 рублей, 12% годовых, 36 месяцев);</w:t>
       </w:r>
     </w:p>
     <w:p>
@@ -6349,7 +6399,7 @@
         <w:ind w:firstLine="709"/>
       </w:pPr>
       <w:r>
-        <w:t>– проведение тендера на закупку основного технологического оборудования (стенд «СИ-ТДК», климатическая камера, паяльные станции);</w:t>
+        <w:t>– разработка конструкторской и технологической документации на комбинированный извещатель (принципиальная электрическая схема, сборочный чертёж, технические условия);</w:t>
       </w:r>
     </w:p>
     <w:p>
@@ -6357,20 +6407,20 @@
         <w:ind w:firstLine="709"/>
       </w:pPr>
       <w:r>
-        <w:t>– размещение заказа на изготовление пресс-формы для литья пластикового корпуса.</w:t>
+        <w:t>– проведение тендера на закупку основного технологического оборудования (стенд «СИ-ТДК», климатическая камера, паяльные станции);</w:t>
       </w:r>
     </w:p>
     <w:p>
-      <w:r>
-        <w:t>Вторая стадия — инвестиционная (недели 5–12, октябрь–ноябрь 2026). Наиболее капиталоёмкая и технически сложная стадия, состоящая из параллельно идущих процессов:</w:t>
+      <w:pPr>
+        <w:ind w:firstLine="709"/>
+      </w:pPr>
+      <w:r>
+        <w:t>– размещение заказа на изготовление пресс-формы для литья пластикового корпуса.</w:t>
       </w:r>
     </w:p>
     <w:p>
-      <w:pPr>
-        <w:ind w:firstLine="709"/>
-      </w:pPr>
-      <w:r>
-        <w:t>– ремонт и подготовка помещения: монтаж антистатических ESD-полов, контура заземления, приточно-вытяжной вентиляции, промышленного освещения (4 недели);</w:t>
+      <w:r>
+        <w:t>Вторая стадия — инвестиционная (недели 5–12, октябрь–ноябрь 2026). Наиболее капиталоёмкая и технически сложная стадия, состоящая из параллельно идущих процессов:</w:t>
       </w:r>
     </w:p>
     <w:p>
@@ -6378,7 +6428,7 @@
         <w:ind w:firstLine="709"/>
       </w:pPr>
       <w:r>
-        <w:t>– закупка и доставка основного оборудования: стенд «СИ-ТДК», камера «Тепло-Влага ПРО КТВ 0/130-120», паяльные станции Quick 203H ESD, дымоуловители DUET, принтер Godex RT230 (6 недель, включая логистику);</w:t>
+        <w:t>– ремонт и подготовка помещения: монтаж антистатических ESD-полов, контура заземления, приточно-вытяжной вентиляции, промышленного освещения (4 недели);</w:t>
       </w:r>
     </w:p>
     <w:p>
@@ -6386,7 +6436,7 @@
         <w:ind w:firstLine="709"/>
       </w:pPr>
       <w:r>
-        <w:t>– монтаж и пусконаладка технологического оборудования: установка стенда, подключение к электросети, калибровка измерительных каналов (2 недели);</w:t>
+        <w:t>– закупка и доставка основного оборудования: стенд «СИ-ТДК», камера «Тепло-Влага ПРО КТВ 0/130-120», паяльные станции Quick 203H ESD, дымоуловители DUET, принтер Godex RT230 (6 недель, включая логистику);</w:t>
       </w:r>
     </w:p>
     <w:p>
@@ -6394,7 +6444,7 @@
         <w:ind w:firstLine="709"/>
       </w:pPr>
       <w:r>
-        <w:t>– установка и настройка автоматизированных рабочих мест (АРМ) программатора: ПК, среда разработки MounRiver Studio, программатор WCH-LinkE, отладка процедуры прошивки микроконтроллера CH32V003 (1 неделя);</w:t>
+        <w:t>– монтаж и пусконаладка технологического оборудования: установка стенда, подключение к электросети, калибровка измерительных каналов (2 недели);</w:t>
       </w:r>
     </w:p>
     <w:p>
@@ -6402,7 +6452,7 @@
         <w:ind w:firstLine="709"/>
       </w:pPr>
       <w:r>
-        <w:t>– закупка стартовой партии электронной компонентной базы (ЭКБ) и печатных плат с SMT-монтажом у ООО «Электроконнект» (3 недели на изготовление и доставку);</w:t>
+        <w:t>– установка и настройка автоматизированных рабочих мест (АРМ) программатора: ПК, среда разработки MounRiver Studio, программатор WCH-LinkE, отладка процедуры прошивки микроконтроллера CH32V003 (1 неделя);</w:t>
       </w:r>
     </w:p>
     <w:p>
@@ -6410,20 +6460,20 @@
         <w:ind w:firstLine="709"/>
       </w:pPr>
       <w:r>
-        <w:t>– получение первой партии пластиковых корпусов от контрактного литьевого производства (параллельно с изготовлением пресс-формы, общий срок 8 недель от заказа).</w:t>
+        <w:t>– закупка стартовой партии электронной компонентной базы (ЭКБ) и печатных плат с SMT-монтажом у ООО «Электроконнект» (3 недели на изготовление и доставку);</w:t>
       </w:r>
     </w:p>
     <w:p>
-      <w:r>
-        <w:t>Третья стадия — предпусковая (недели 13–16, декабрь 2026). Критическая стадия, по завершении которой предприятие получает юридическое право на выпуск и реализацию продукции:</w:t>
+      <w:pPr>
+        <w:ind w:firstLine="709"/>
+      </w:pPr>
+      <w:r>
+        <w:t>– получение первой партии пластиковых корпусов от контрактного литьевого производства (параллельно с изготовлением пресс-формы, общий срок 8 недель от заказа).</w:t>
       </w:r>
     </w:p>
     <w:p>
-      <w:pPr>
-        <w:ind w:firstLine="709"/>
-      </w:pPr>
-      <w:r>
-        <w:t>– найм и обучение производственного персонала: сборщики РЭА, техник ОТК (2 недели);</w:t>
+      <w:r>
+        <w:t>Третья стадия — предпусковая (недели 13–16, декабрь 2026). Критическая стадия, по завершении которой предприятие получает юридическое право на выпуск и реализацию продукции:</w:t>
       </w:r>
     </w:p>
     <w:p>
@@ -6431,7 +6481,7 @@
         <w:ind w:firstLine="709"/>
       </w:pPr>
       <w:r>
-        <w:t>– сборка пробной партии извещателей (30–50 штук) для внутренней отработки технологического процесса и настройки алгоритмов MES-системы (1 неделя);</w:t>
+        <w:t>– найм и обучение производственного персонала: сборщики РЭА, техник ОТК (2 недели);</w:t>
       </w:r>
     </w:p>
     <w:p>
@@ -6439,7 +6489,7 @@
         <w:ind w:firstLine="709"/>
       </w:pPr>
       <w:r>
-        <w:t>– подготовка и передача образцов продукции в аккредитованную испытательную лабораторию для проведения сертификационных испытаний по ТР ЕАЭС 043/2017 (подача документов — 1 неделя, лабораторные испытания — 3–4 недели, с учётом наложения на декабрь–январь);</w:t>
+        <w:t>– сборка пробной партии извещателей (30–50 штук) для внутренней отработки технологического процесса и настройки алгоритмов MES-системы (1 неделя);</w:t>
       </w:r>
     </w:p>
     <w:p>
@@ -6447,20 +6497,28 @@
         <w:ind w:firstLine="709"/>
       </w:pPr>
       <w:r>
-        <w:t>– получение сертификата соответствия и нанесение знака обращения продукции на рынке (ЕАС) — является обязательным условием начала коммерческой реализации.</w:t>
+        <w:t>– подготовка и передача образцов продукции в аккредитованную испытательную лабораторию для проведения сертификационных испытаний по ТР ЕАЭС 043/2017 (подача документов — 1 неделя, лабораторные испытания — 3–4 недели, с учётом наложения на декабрь–январь);</w:t>
       </w:r>
     </w:p>
     <w:p>
-      <w:r>
-        <w:t>[МЕСТО ДЛЯ ДИАГРАММЫ ГАНТА: Календарный план реализации инвестиционного проекта]</w:t>
+      <w:pPr>
+        <w:ind w:firstLine="709"/>
+      </w:pPr>
+      <w:r>
+        <w:t>– получение сертификата соответствия и нанесение знака обращения продукции на рынке (ЕАС) — является обязательным условием начала коммерческой реализации.</w:t>
       </w:r>
     </w:p>
     <w:p>
+      <w:r>
+        <w:t>[МЕСТО ДЛЯ ДИАГРАММЫ ГАНТА: Календарный план реализации инвестиционного проекта]</w:t>
+      </w:r>
+    </w:p>
+    <w:p>
       <w:pPr>
         <w:pStyle w:val="FigureCaption"/>
       </w:pPr>
       <w:r>
-        <w:t>Рисунок 2 – Календарный план реализации инвестиционного проекта (диаграмма Ганта)</w:t>
+        <w:t>Рисунок 4 – Календарный план реализации инвестиционного проекта (диаграмма Ганта)</w:t>
       </w:r>
     </w:p>
     <w:p>
@@ -7604,57 +7662,54 @@
       </w:r>
     </w:p>
     <w:p>
-      <w:pPr>
-        <w:pStyle w:val="Heading2"/>
-      </w:pPr>
-      <w:r>
-        <w:t>3.3 Управление качеством</w:t>
+      <w:r>
+        <w:br w:type="page"/>
       </w:r>
     </w:p>
     <w:p>
-      <w:r>
-        <w:t>Выпуск комбинированных пожарных извещателей, предназначенных для эксплуатации в системах противопожарной защиты зданий и сооружений, предъявляет исключительно высокие требования к системе контроля качества производственного процесса. Отказ одного извещателя на объекте может привести к несвоевременному обнаружению пожара и катастрофическим последствиям для людей и имущества. Одновременно с этим ложное срабатывание влечёт штрафные санкции со стороны органов государственного пожарного надзора, вызов пожарных расчётов и репутационные потери для монтажной организации. В связи с этим на проектируемом предприятии внедряется система тотального управления качеством, основанная на принципе 100% автоматизированного инструментального контроля каждой единицы выпускаемой продукции.</w:t>
+      <w:pPr>
+        <w:pStyle w:val="Heading2"/>
+      </w:pPr>
+      <w:r>
+        <w:t>3.3 Управление качеством</w:t>
       </w:r>
     </w:p>
     <w:p>
       <w:r>
-        <w:t>Данный подход принципиально отличается от статистического выборочного контроля (по ГОСТ Р ИСО 2859), применяемого на крупных конвейерных производствах, где тестируется от 1 до 5 процентов партии. При объёме производства 700 изделий в месяц предприятие имеет техническую и экономическую возможность протестировать каждый извещатель на комбинированном стенде «СИ-ТДК», что полностью исключает попадание брака в отгрузочную партию и является ключевым уникальным торговым предложением ООО «СигналПром» на рынке B2B-продаж монтажным организациям.</w:t>
+        <w:t>Выпуск комбинированных пожарных извещателей, предназначенных для эксплуатации в системах противопожарной защиты зданий и сооружений, предъявляет исключительно высокие требования к системе контроля качества производственного процесса. Отказ одного извещателя на объекте может привести к несвоевременному обнаружению пожара и катастрофическим последствиям для людей и имущества. Одновременно с этим ложное срабатывание влечёт штрафные санкции со стороны органов государственного пожарного надзора, вызов пожарных расчётов и репутационные потери для монтажной организации. В связи с этим на проектируемом предприятии внедряется система тотального управления качеством, основанная на принципе 100% автоматизированного инструментального контроля каждой единицы выпускаемой продукции.</w:t>
       </w:r>
     </w:p>
     <w:p>
       <w:r>
-        <w:t>Технологический процесс производства и контроля качества представляет собой линейный поток материалов с обязательными межоперационными точками контроля. Общая блок-схема технологического процесса включает шесть последовательных этапов: входной контроль, ручной монтаж выводных компонентов, прошивка микроконтроллера, автоматизированное тестирование на стенде «СИ-ТДК», маркировка и сериализация, упаковка и складирование.</w:t>
+        <w:t>Данный подход принципиально отличается от статистического выборочного контроля (по ГОСТ Р ИСО 2859), применяемого на крупных конвейерных производствах, где тестируется от 1 до 5 процентов партии. При объёме производства 700 изделий в месяц предприятие имеет техническую и экономическую возможность протестировать каждый извещатель на комбинированном стенде «СИ-ТДК», что полностью исключает попадание брака в отгрузочную партию и является ключевым уникальным торговым предложением ООО «СигналПром» на рынке B2B-продаж монтажным организациям.</w:t>
       </w:r>
     </w:p>
     <w:p>
       <w:r>
-        <w:t>[МЕСТО ДЛЯ БЛОК-СХЕМЫ: Технологический процесс сборки и контроля качества]</w:t>
+        <w:t>Технологический процесс производства и контроля качества представляет собой линейный поток материалов с обязательными межоперационными точками контроля. Общая блок-схема технологического процесса включает шесть последовательных этапов: входной контроль, ручной монтаж выводных компонентов, прошивка микроконтроллера, автоматизированное тестирование на стенде «СИ-ТДК», маркировка и сериализация, упаковка и складирование.</w:t>
       </w:r>
     </w:p>
     <w:p>
-      <w:pPr>
-        <w:pStyle w:val="FigureCaption"/>
-      </w:pPr>
-      <w:r>
-        <w:t>Рисунок 3 – Блок-схема технологического процесса сборки и контроля качества комбинированного извещателя</w:t>
+      <w:r>
+        <w:t>[МЕСТО ДЛЯ БЛОК-СХЕМЫ: Технологический процесс сборки и контроля качества]</w:t>
       </w:r>
     </w:p>
     <w:p>
-      <w:r>
-        <w:t>Этап 1. Входной контроль комплектующих (ВТК). Партии печатных плат с выполненным SMT-монтажом, поступающие от контрактного производителя ООО «Электроконнект», подвергаются обязательному визуальному и инструментальному контролю. Техник ОТК осуществляет выборочную проверку качества пайки SMD-компонентов под бинокулярным микроскопом (в соответствии с критериями приёмки IPC-A-610 класс 2), а также инструментальную проверку электрических параметров мультиметром (целостность цепей питания, отсутствие коротких замыканий между шинами). Партии, не прошедшие входной контроль, возвращаются поставщику по рекламации. Пластиковые корпуса проверяются на отсутствие деформаций, сколов и целостность воздухозаборных щелей дымовой камеры.</w:t>
+      <w:pPr>
+        <w:pStyle w:val="FigureCaption"/>
+      </w:pPr>
+      <w:r>
+        <w:t>Рисунок 5 – Блок-схема технологического процесса сборки и контроля качества комбинированного извещателя</w:t>
       </w:r>
     </w:p>
     <w:p>
       <w:r>
-        <w:t>Этап 2. Ручной монтаж выводных компонентов и сборка. Сборщик РЭА выполняет следующие операции на антистатическом рабочем месте, оснащённом индукционной паяльной станцией Quick 203H ESD и дымоуловителем DUET FE-250-2-А:</w:t>
+        <w:t>Этап 1. Входной контроль комплектующих (ВТК). Партии печатных плат с выполненным SMT-монтажом, поступающие от контрактного производителя ООО «Электроконнект», подвергаются обязательному визуальному и инструментальному контролю. Техник ОТК осуществляет выборочную проверку качества пайки SMD-компонентов под бинокулярным микроскопом (в соответствии с критериями приёмки IPC-A-610 класс 2), а также инструментальную проверку электрических параметров мультиметром (целостность цепей питания, отсутствие коротких замыканий между шинами). Партии, не прошедшие входной контроль, возвращаются поставщику по рекламации. Пластиковые корпуса проверяются на отсутствие деформаций, сколов и целостность воздухозаборных щелей дымовой камеры.</w:t>
       </w:r>
     </w:p>
     <w:p>
-      <w:pPr>
-        <w:ind w:firstLine="709"/>
-      </w:pPr>
-      <w:r>
-        <w:t>– впаивание выводных оптических компонентов — ИК-излучателя Kingbright L-34F3C и фототранзистора Lite-On LTR-301 — в посадочные места на печатной плате с соблюдением температурного профиля пайки (температура жала 350 °C, время контакта не более 3 секунд);</w:t>
+      <w:r>
+        <w:t>Этап 2. Ручной монтаж выводных компонентов и сборка. Сборщик РЭА выполняет следующие операции на антистатическом рабочем месте, оснащённом индукционной паяльной станцией Quick 203H ESD и дымоуловителем DUET FE-250-2-А:</w:t>
       </w:r>
     </w:p>
     <w:p>
@@ -7662,7 +7717,7 @@
         <w:ind w:firstLine="709"/>
       </w:pPr>
       <w:r>
-        <w:t>– впаивание NTC-термистора Murata NCP18XH103F03RB (выводной вариант для THT-монтажа, если не установлен на SMT-этапе);</w:t>
+        <w:t>– впаивание выводных оптических компонентов — ИК-излучателя Kingbright L-34F3C и фототранзистора Lite-On LTR-301 — в посадочные места на печатной плате с соблюдением температурного профиля пайки (температура жала 350 °C, время контакта не более 3 секунд);</w:t>
       </w:r>
     </w:p>
     <w:p>
@@ -7670,7 +7725,7 @@
         <w:ind w:firstLine="709"/>
       </w:pPr>
       <w:r>
-        <w:t>– установка оптического лабиринта (дымовой камеры) на печатную плату и фиксация защёлками;</w:t>
+        <w:t>– впаивание NTC-термистора Murata NCP18XH103F03RB (выводной вариант для THT-монтажа, если не установлен на SMT-этапе);</w:t>
       </w:r>
     </w:p>
     <w:p>
@@ -7678,7 +7733,7 @@
         <w:ind w:firstLine="709"/>
       </w:pPr>
       <w:r>
-        <w:t>– механическая сборка: защёлкивание платы с лабиринтом в нижнюю часть пластикового корпуса, установка верхней крышки;</w:t>
+        <w:t>– установка оптического лабиринта (дымовой камеры) на печатную плату и фиксация защёлками;</w:t>
       </w:r>
     </w:p>
     <w:p>
@@ -7686,40 +7741,40 @@
         <w:ind w:firstLine="709"/>
       </w:pPr>
       <w:r>
-        <w:t>– визуальный контроль собранного изделия: проверка корректности защёлкивания, отсутствия зазоров, свободного прохождения воздуха через дымовую камеру.</w:t>
+        <w:t>– механическая сборка: защёлкивание платы с лабиринтом в нижнюю часть пластикового корпуса, установка верхней крышки;</w:t>
       </w:r>
     </w:p>
     <w:p>
-      <w:r>
-        <w:t>Среднее время выполнения этапа 2 составляет 12–15 минут на одно изделие. При работе двух сборщиков в штатном режиме производительность участка ручного монтажа составляет до 40–45 изделий за рабочую смену (8 часов).</w:t>
+      <w:pPr>
+        <w:ind w:firstLine="709"/>
+      </w:pPr>
+      <w:r>
+        <w:t>– визуальный контроль собранного изделия: проверка корректности защёлкивания, отсутствия зазоров, свободного прохождения воздуха через дымовую камеру.</w:t>
       </w:r>
     </w:p>
     <w:p>
       <w:r>
-        <w:t>Этап 3. Программирование (прошивка) микроконтроллера. Собранное изделие подключается к автоматизированному рабочему месту (АРМ) программатора через интерфейс SWD (Serial Wire Debug) посредством аппаратного программатора WCH-LinkE. Процедура прошивки полностью автоматизирована: скрипт среды разработки MounRiver Studio последовательно выполняет стирание памяти микроконтроллера CH32V003F4P6, запись бинарного файла встроенного программного обеспечения (firmware), верификацию контрольной суммы (CRC-32) и присвоение уникального серийного номера изделия. Результат операции (успех или ошибка) автоматически регистрируется в базе данных MES-системы. Время прошивки одного изделия — менее 30 секунд. При использовании группового программатора (до 4 изделий одновременно) производительность этапа не является узким местом технологического процесса.</w:t>
+        <w:t>Среднее время выполнения этапа 2 составляет 12–15 минут на одно изделие. При работе двух сборщиков в штатном режиме производительность участка ручного монтажа составляет до 40–45 изделий за рабочую смену (8 часов).</w:t>
       </w:r>
     </w:p>
     <w:p>
       <w:r>
-        <w:t>Этап 4. Автоматизированное функциональное тестирование на комбинированном стенде «СИ-ТДК». Данный этап является ключевым элементом системы управления качеством и центральным объектом автоматизации в настоящей выпускной квалификационной работе.</w:t>
+        <w:t>Этап 3. Программирование (прошивка) микроконтроллера. Собранное изделие подключается к автоматизированному рабочему месту (АРМ) программатора через интерфейс SWD (Serial Wire Debug) посредством аппаратного программатора WCH-LinkE. Процедура прошивки полностью автоматизирована: скрипт среды разработки MounRiver Studio последовательно выполняет стирание памяти микроконтроллера CH32V003F4P6, запись бинарного файла встроенного программного обеспечения (firmware), верификацию контрольной суммы (CRC-32) и присвоение уникального серийного номера изделия. Результат операции (успех или ошибка) автоматически регистрируется в базе данных MES-системы. Время прошивки одного изделия — менее 30 секунд. При использовании группового программатора (до 4 изделий одновременно) производительность этапа не является узким местом технологического процесса.</w:t>
       </w:r>
     </w:p>
     <w:p>
       <w:r>
-        <w:t>Комбинированный стенд «СИ-ТДК» предназначен для проведения функциональных испытаний, испытаний по устойчивости к повышенной температуре и изменению напряжений питания извещателей пожарных тепловых точечных, тепловых линейных и дымовых оптико-электронных точечных. Стенд объединяет в единой конструкции аэродинамический канал для тестирования дымового сенсора и термокамеру для тестирования теплового канала, что позволяет провести полный цикл функциональных испытаний комбинированного извещателя на одной установке без перемещения изделия между различными стендами.</w:t>
+        <w:t>Этап 4. Автоматизированное функциональное тестирование на комбинированном стенде «СИ-ТДК». Данный этап является ключевым элементом системы управления качеством и центральным объектом автоматизации в настоящей выпускной квалификационной работе.</w:t>
       </w:r>
     </w:p>
     <w:p>
       <w:r>
-        <w:t>Алгоритм автоматизированного тестирования дымового канала реализуется следующим образом. Техник ОТК размещает партию собранных и запрограммированных извещателей (до 10 единиц одновременно) в оснастку стенда. После герметизации измерительной зоны автоматика стенда выполняет последовательность операций:</w:t>
+        <w:t>Комбинированный стенд «СИ-ТДК» предназначен для проведения функциональных испытаний, испытаний по устойчивости к повышенной температуре и изменению напряжений питания извещателей пожарных тепловых точечных, тепловых линейных и дымовых оптико-электронных точечных. Стенд объединяет в единой конструкции аэродинамический канал для тестирования дымового сенсора и термокамеру для тестирования теплового канала, что позволяет провести полный цикл функциональных испытаний комбинированного извещателя на одной установке без перемещения изделия между различными стендами.</w:t>
       </w:r>
     </w:p>
     <w:p>
-      <w:pPr>
-        <w:ind w:firstLine="709"/>
-      </w:pPr>
-      <w:r>
-        <w:t>– запуск вентиляторов и стабилизация ламинарного воздушного потока на скорости 0,20 ± 0,04 м/с (в соответствии с требованиями Приложения Д ГОСТ Р 53325-2024);</w:t>
+      <w:r>
+        <w:t>Алгоритм автоматизированного тестирования дымового канала реализуется следующим образом. Техник ОТК размещает партию собранных и запрограммированных извещателей (до 10 единиц одновременно) в оснастку стенда. После герметизации измерительной зоны автоматика стенда выполняет последовательность операций:</w:t>
       </w:r>
     </w:p>
     <w:p>
@@ -7727,7 +7782,7 @@
         <w:ind w:firstLine="709"/>
       </w:pPr>
       <w:r>
-        <w:t>– активация генератора тестового аэрозоля и дозированная подача стандартизированного имитатора дыма с контролируемым нарастанием оптической плотности;</w:t>
+        <w:t>– запуск вентиляторов и стабилизация ламинарного воздушного потока на скорости 0,20 ± 0,04 м/с (в соответствии с требованиями Приложения Д ГОСТ Р 53325-2024);</w:t>
       </w:r>
     </w:p>
     <w:p>
@@ -7735,7 +7790,7 @@
         <w:ind w:firstLine="709"/>
       </w:pPr>
       <w:r>
-        <w:t>– плавное увеличение удельной оптической плотности среды с градиентной скоростью от 0,015 до 0,1 дБ/м в минуту до достижения порога срабатывания;</w:t>
+        <w:t>– активация генератора тестового аэрозоля и дозированная подача стандартизированного имитатора дыма с контролируемым нарастанием оптической плотности;</w:t>
       </w:r>
     </w:p>
     <w:p>
@@ -7743,7 +7798,7 @@
         <w:ind w:firstLine="709"/>
       </w:pPr>
       <w:r>
-        <w:t>– регистрация момента срабатывания каждого извещателя по цифровому интерфейсу (RS-485 или двухпроводная адресная линия) с фиксацией значения оптической плотности в момент перехода в состояние «Пожар»;</w:t>
+        <w:t>– плавное увеличение удельной оптической плотности среды с градиентной скоростью от 0,015 до 0,1 дБ/м в минуту до достижения порога срабатывания;</w:t>
       </w:r>
     </w:p>
     <w:p>
@@ -7751,7 +7806,7 @@
         <w:ind w:firstLine="709"/>
       </w:pPr>
       <w:r>
-        <w:t>– сравнение зафиксированного порога срабатывания с нормативным коридором (от 0,05 до 0,20 дБ/м для извещателей класса чувствительности, определённого техническими условиями);</w:t>
+        <w:t>– регистрация момента срабатывания каждого извещателя по цифровому интерфейсу (RS-485 или двухпроводная адресная линия) с фиксацией значения оптической плотности в момент перехода в состояние «Пожар»;</w:t>
       </w:r>
     </w:p>
     <w:p>
@@ -7759,35 +7814,35 @@
         <w:ind w:firstLine="709"/>
       </w:pPr>
       <w:r>
-        <w:t>– автоматическое проветривание измерительной зоны до прозрачности воздуха менее 0,02 дБ/м.</w:t>
+        <w:t>– сравнение зафиксированного порога срабатывания с нормативным коридором (от 0,05 до 0,20 дБ/м для извещателей класса чувствительности, определённого техническими условиями);</w:t>
       </w:r>
     </w:p>
     <w:p>
-      <w:r>
-        <w:t>Алгоритм тестирования теплового канала реализуется в термокамере того же стенда «СИ-ТДК». Автоматика стенда осуществляет нагрев воздушной среды с заданным температурным градиентом (от 5 до 30 °C в минуту), имитируя условия развития реального пожара. Микроконтроллер CH32V003 каждого тестируемого извещателя анализирует данные с NTC-термистора Murata NCP18 и должен корректно отработать дифференциальный градиент, сформировав сигнал тревоги по цифровой шине. Далее камера переходит в режим тестирования абсолютного максимального порога, плавно повышая температуру до статических значений класса извещателя (от +54 °C до +70 °C для класса A2R). Извещатели, успешно и своевременно подавшие сигнал «Пожар» в обоих термических режимах (дифференциальном и максимальном), проходят тепловой тест.</w:t>
+      <w:pPr>
+        <w:ind w:firstLine="709"/>
+      </w:pPr>
+      <w:r>
+        <w:t>– автоматическое проветривание измерительной зоны до прозрачности воздуха менее 0,02 дБ/м.</w:t>
       </w:r>
     </w:p>
     <w:p>
       <w:r>
-        <w:t>По завершении полного цикла испытаний (дымовой канал + тепловой канал) стенд автоматически формирует цифровой протокол для каждого серийного номера, содержащий: значение оптической плотности при срабатывании дымового канала; температуру и временнýю задержку срабатывания теплового канала; результаты проверки при пониженном и повышенном напряжении питания. Протокол передаётся в MES-систему предприятия.</w:t>
+        <w:t>Алгоритм тестирования теплового канала реализуется в термокамере того же стенда «СИ-ТДК». Автоматика стенда осуществляет нагрев воздушной среды с заданным температурным градиентом (от 5 до 30 °C в минуту), имитируя условия развития реального пожара. Микроконтроллер CH32V003 каждого тестируемого извещателя анализирует данные с NTC-термистора Murata NCP18 и должен корректно отработать дифференциальный градиент, сформировав сигнал тревоги по цифровой шине. Далее камера переходит в режим тестирования абсолютного максимального порога, плавно повышая температуру до статических значений класса извещателя (от +54 °C до +70 °C для класса A2R). Извещатели, успешно и своевременно подавшие сигнал «Пожар» в обоих термических режимах (дифференциальном и максимальном), проходят тепловой тест.</w:t>
       </w:r>
     </w:p>
     <w:p>
       <w:r>
-        <w:t>Дополнительно на предприятии эксплуатируется климатическая камера «Тепло-Влага ПРО КТВ 0/130-120 silent», предназначенная для проведения расширенных квалификационных (типовых) испытаний. В отличие от стенда «СИ-ТДК», используемого для 100% приёмо-сдаточного контроля, климатическая камера применяется для периодических испытаний выборки из серийной партии на устойчивость к воздействию повышенной влажности (до 98%), циклическим перепадам температур (от 0 до +130 °C) и длительному термостарению. Результаты квалификационных испытаний являются обязательным приложением к сертификату соответствия ТР ЕАЭС 043/2017 и подтверждают заявленный срок службы изделия (не менее 10 лет по ГОСТ Р 53325-2024).</w:t>
+        <w:t>По завершении полного цикла испытаний (дымовой канал + тепловой канал) стенд автоматически формирует цифровой протокол для каждого серийного номера, содержащий: значение оптической плотности при срабатывании дымового канала; температуру и временнýю задержку срабатывания теплового канала; результаты проверки при пониженном и повышенном напряжении питания. Протокол передаётся в MES-систему предприятия.</w:t>
       </w:r>
     </w:p>
     <w:p>
       <w:r>
-        <w:t>Этап 5. Сериализация, маркировка и блокировка брака. MES-система предприятия агрегирует цифровые протоколы испытаний от стенда «СИ-ТДК» и формирует решение «годен/брак» для каждого серийного номера. Логика принятия решения полностью автоматизирована и исключает влияние человеческого фактора:</w:t>
+        <w:t>Дополнительно на предприятии эксплуатируется климатическая камера «Тепло-Влага ПРО КТВ 0/130-120 silent», предназначенная для проведения расширенных квалификационных (типовых) испытаний. В отличие от стенда «СИ-ТДК», используемого для 100% приёмо-сдаточного контроля, климатическая камера применяется для периодических испытаний выборки из серийной партии на устойчивость к воздействию повышенной влажности (до 98%), циклическим перепадам температур (от 0 до +130 °C) и длительному термостарению. Результаты квалификационных испытаний являются обязательным приложением к сертификату соответствия ТР ЕАЭС 043/2017 и подтверждают заявленный срок службы изделия (не менее 10 лет по ГОСТ Р 53325-2024).</w:t>
       </w:r>
     </w:p>
     <w:p>
-      <w:pPr>
-        <w:ind w:firstLine="709"/>
-      </w:pPr>
-      <w:r>
-        <w:t>– если цифровой профиль изделия содержит положительные результаты по ВСЕМ тестам (дымовой канал, тепловой дифференциальный, тепловой максимальный, напряжение питания), MES-система формирует команду термотрансферному принтеру Godex RT230 на печать самоклеящейся полимерной этикетки с уникальным серийным номером, датой выпуска, DataMatrix-кодом и единым знаком обращения продукции на рынке (ЕАС);</w:t>
+      <w:r>
+        <w:t>Этап 5. Сериализация, маркировка и блокировка брака. MES-система предприятия агрегирует цифровые протоколы испытаний от стенда «СИ-ТДК» и формирует решение «годен/брак» для каждого серийного номера. Логика принятия решения полностью автоматизирована и исключает влияние человеческого фактора:</w:t>
       </w:r>
     </w:p>
     <w:p>
@@ -7795,7 +7850,7 @@
         <w:ind w:firstLine="709"/>
       </w:pPr>
       <w:r>
-        <w:t>– если хотя бы ОДИН параметр выходит за пределы допуска, MES-система аппаратно БЛОКИРУЕТ принтер (физически исключая возможность нанесения этикетки на бракованное изделие) и переводит запись в электронный журнал изолятора брака с указанием причины отбраковки;</w:t>
+        <w:t>– если цифровой профиль изделия содержит положительные результаты по ВСЕМ тестам (дымовой канал, тепловой дифференциальный, тепловой максимальный, напряжение питания), MES-система формирует команду термотрансферному принтеру Godex RT230 на печать самоклеящейся полимерной этикетки с уникальным серийным номером, датой выпуска, DataMatrix-кодом и единым знаком обращения продукции на рынке (ЕАС);</w:t>
       </w:r>
     </w:p>
     <w:p>
@@ -7803,30 +7858,30 @@
         <w:ind w:firstLine="709"/>
       </w:pPr>
       <w:r>
-        <w:t>– бракованные изделия изымаются из производственного потока, маркируются красным стикером и направляются на участок анализа дефектов для выявления причины и корректирующих действий.</w:t>
+        <w:t>– если хотя бы ОДИН параметр выходит за пределы допуска, MES-система аппаратно БЛОКИРУЕТ принтер (физически исключая возможность нанесения этикетки на бракованное изделие) и переводит запись в электронный журнал изолятора брака с указанием причины отбраковки;</w:t>
       </w:r>
     </w:p>
     <w:p>
-      <w:r>
-        <w:t>Принципиальным преимуществом данной архитектуры является невозможность попадания бракованной продукции в отгрузочную партию даже при ошибке или недобросовестности персонала: без физической этикетки с DataMatrix-кодом изделие не может быть учтено в системе складского хранения и не подлежит отгрузке заказчику.</w:t>
+      <w:pPr>
+        <w:ind w:firstLine="709"/>
+      </w:pPr>
+      <w:r>
+        <w:t>– бракованные изделия изымаются из производственного потока, маркируются красным стикером и направляются на участок анализа дефектов для выявления причины и корректирующих действий.</w:t>
       </w:r>
     </w:p>
     <w:p>
       <w:r>
-        <w:t>Этап 6. Упаковка и складирование. Успешно прошедшие все испытания извещатели с нанесённой маркировкой укладываются в индивидуальную картонную упаковку, комплектуемую паспортом изделия (с указанием серийного номера и даты выпуска), инструкцией по монтажу и монтажной базой. Упакованная продукция размещается на стеллажах склада готовой продукции для последующей отгрузки дистрибьюторам и монтажным организациям через транспортные компании (СДЭК, «Деловые Линии»).</w:t>
+        <w:t>Принципиальным преимуществом данной архитектуры является невозможность попадания бракованной продукции в отгрузочную партию даже при ошибке или недобросовестности персонала: без физической этикетки с DataMatrix-кодом изделие не может быть учтено в системе складского хранения и не подлежит отгрузке заказчику.</w:t>
       </w:r>
     </w:p>
     <w:p>
       <w:r>
-        <w:t>Внедрение описанной системы автоматизированного контроля качества обеспечивает достижение следующих технико-экономических эффектов:</w:t>
+        <w:t>Этап 6. Упаковка и складирование. Успешно прошедшие все испытания извещатели с нанесённой маркировкой укладываются в индивидуальную картонную упаковку, комплектуемую паспортом изделия (с указанием серийного номера и даты выпуска), инструкцией по монтажу и монтажной базой. Упакованная продукция размещается на стеллажах склада готовой продукции для последующей отгрузки дистрибьюторам и монтажным организациям через транспортные компании (СДЭК, «Деловые Линии»).</w:t>
       </w:r>
     </w:p>
     <w:p>
-      <w:pPr>
-        <w:ind w:firstLine="709"/>
-      </w:pPr>
-      <w:r>
-        <w:t>– гарантированное отсутствие скрытого производственного брака в отгружаемой продукции (уровень дефектности менее 0,1% за счёт 100% выходного контроля);</w:t>
+      <w:r>
+        <w:t>Внедрение описанной системы автоматизированного контроля качества обеспечивает достижение следующих технико-экономических эффектов:</w:t>
       </w:r>
     </w:p>
     <w:p>
@@ -7834,7 +7889,7 @@
         <w:ind w:firstLine="709"/>
       </w:pPr>
       <w:r>
-        <w:t>– полная прослеживаемость каждого изделия на протяжении всего жизненного цикла (по серийному номеру можно восстановить результаты испытаний через 10 лет после выпуска);</w:t>
+        <w:t>– гарантированное отсутствие скрытого производственного брака в отгружаемой продукции (уровень дефектности менее 0,1% за счёт 100% выходного контроля);</w:t>
       </w:r>
     </w:p>
     <w:p>
@@ -7842,7 +7897,7 @@
         <w:ind w:firstLine="709"/>
       </w:pPr>
       <w:r>
-        <w:t>– объективное документальное подтверждение качества для заказчиков — монтажных организаций (цифровой паспорт испытаний по запросу);</w:t>
+        <w:t>– полная прослеживаемость каждого изделия на протяжении всего жизненного цикла (по серийному номеру можно восстановить результаты испытаний через 10 лет после выпуска);</w:t>
       </w:r>
     </w:p>
     <w:p>
@@ -7850,7 +7905,7 @@
         <w:ind w:firstLine="709"/>
       </w:pPr>
       <w:r>
-        <w:t>– снижение расходов на гарантийное обслуживание и рекламации до минимума;</w:t>
+        <w:t>– объективное документальное подтверждение качества для заказчиков — монтажных организаций (цифровой паспорт испытаний по запросу);</w:t>
       </w:r>
     </w:p>
     <w:p>
@@ -7858,7 +7913,7 @@
         <w:ind w:firstLine="709"/>
       </w:pPr>
       <w:r>
-        <w:t>– соответствие требованиям ГОСТ Р 53325-2024 по электромагнитной совместимости и устойчивости к воздействию повышенной температуры;</w:t>
+        <w:t>– снижение расходов на гарантийное обслуживание и рекламации до минимума;</w:t>
       </w:r>
     </w:p>
     <w:p>
@@ -7866,103 +7921,39 @@
         <w:ind w:firstLine="709"/>
       </w:pPr>
       <w:r>
-        <w:t>– формирование конкурентного преимущества перед производителями, применяющими статистический выборочный контроль.</w:t>
+        <w:t>– соответствие требованиям ГОСТ Р 53325-2024 по электромагнитной совместимости и устойчивости к воздействию повышенной температуры;</w:t>
       </w:r>
     </w:p>
     <w:p>
-      <w:r>
-        <w:t>Таким образом, система управления качеством на предприятии ООО «СигналПром» построена на принципе гибридной автоматизации: ручная высококвалифицированная сборка сочетается с полностью автоматизированным инструментальным тестированием и программно-аппаратной блокировкой выпуска брака. Данный подход соответствует направлению подготовки 15.03.04 «Автоматизация технологических процессов и производств» и демонстрирует практическую реализацию принципов автоматизации на малом производственном предприятии радиоэлектронной отрасли.</w:t>
+      <w:pPr>
+        <w:ind w:firstLine="709"/>
+      </w:pPr>
+      <w:r>
+        <w:t>– формирование конкурентного преимущества перед производителями, применяющими статистический выборочный контроль.</w:t>
       </w:r>
     </w:p>
     <w:p>
-      <w:pPr>
-        <w:pStyle w:val="21"/>
-        <w:rPr>
-          <w:lang w:val="ru-RU"/>
-        </w:rPr>
-      </w:pPr>
-      <w:r>
-        <w:rPr>
-          <w:lang w:val="ru-RU"/>
-        </w:rPr>
-        <w:t xml:space="preserve">3.4 Внесение данных в </w:t>
-      </w:r>
-      <w:r>
-        <w:t>Project</w:t>
-      </w:r>
-      <w:r>
-        <w:rPr>
-          <w:lang w:val="ru-RU"/>
-        </w:rPr>
-        <w:t xml:space="preserve"> </w:t>
-      </w:r>
-      <w:r>
-        <w:t>Expert</w:t>
+      <w:r>
+        <w:t>Таким образом, система управления качеством на предприятии ООО «СигналПром» построена на принципе гибридной автоматизации: ручная высококвалифицированная сборка сочетается с полностью автоматизированным инструментальным тестированием и программно-аппаратной блокировкой выпуска брака. Данный подход соответствует направлению подготовки 15.03.04 «Автоматизация технологических процессов и производств» и демонстрирует практическую реализацию принципов автоматизации на малом производственном предприятии радиоэлектронной отрасли.</w:t>
       </w:r>
     </w:p>
     <w:p>
-      <w:pPr>
-        <w:rPr>
-          <w:lang w:val="ru-RU"/>
-        </w:rPr>
-      </w:pPr>
-      <w:r>
-        <w:rPr>
-          <w:lang w:val="ru-RU"/>
-        </w:rPr>
-        <w:t xml:space="preserve">В данной выпускной квалификационной работе финансовое моделирование инвестиционного проекта осуществляется с использованием специализированной программы </w:t>
-      </w:r>
-      <w:r>
-        <w:t>Project</w:t>
-      </w:r>
-      <w:r>
-        <w:rPr>
-          <w:lang w:val="ru-RU"/>
-        </w:rPr>
-        <w:t xml:space="preserve"> </w:t>
-      </w:r>
-      <w:r>
-        <w:t>Expert</w:t>
-      </w:r>
-      <w:r>
-        <w:rPr>
-          <w:lang w:val="ru-RU"/>
-        </w:rPr>
-        <w:t xml:space="preserve"> 6 </w:t>
-      </w:r>
-      <w:r>
-        <w:t>Holding</w:t>
-      </w:r>
-      <w:r>
-        <w:rPr>
-          <w:lang w:val="ru-RU"/>
-        </w:rPr>
-        <w:t xml:space="preserve">. Программа обладает логичным и </w:t>
-      </w:r>
-      <w:r>
-        <w:rPr>
-          <w:lang w:val="ru-RU"/>
-        </w:rPr>
-        <w:t>удобным интерфейсом, состоящим из тематических разделов, каждый из которых соответствует определённой стадии разработки и оценки проекта. Ввод информации происходит посредством интерактивных форм с разветвлённой системой полей и параметров.</w:t>
+      <w:r>
+        <w:br w:type="page"/>
       </w:r>
     </w:p>
     <w:p>
       <w:pPr>
-        <w:rPr>
-          <w:lang w:val="ru-RU"/>
-        </w:rPr>
-      </w:pPr>
-      <w:r>
-        <w:rPr>
-          <w:lang w:val="ru-RU"/>
-        </w:rPr>
-        <w:t>Все аналитическ</w:t>
-      </w:r>
-      <w:r>
-        <w:rPr>
-          <w:lang w:val="ru-RU"/>
-        </w:rPr>
-        <w:t xml:space="preserve">ие отчёты и прогнозы формируются на основе загруженных в систему исходных данных. Для комплексного бизнес-планирования в </w:t>
+        <w:pStyle w:val="Heading2"/>
+        <w:rPr>
+          <w:lang w:val="ru-RU"/>
+        </w:rPr>
+      </w:pPr>
+      <w:r>
+        <w:rPr>
+          <w:lang w:val="ru-RU"/>
+        </w:rPr>
+        <w:t xml:space="preserve">3.4 Внесение данных в </w:t>
       </w:r>
       <w:r>
         <w:t>Project</w:t>
@@ -7975,12 +7966,6 @@
       </w:r>
       <w:r>
         <w:t>Expert</w:t>
-      </w:r>
-      <w:r>
-        <w:rPr>
-          <w:lang w:val="ru-RU"/>
-        </w:rPr>
-        <w:t xml:space="preserve"> требуется последовательное выполнение следующих действий:</w:t>
       </w:r>
     </w:p>
     <w:p>
@@ -7993,13 +7978,40 @@
         <w:rPr>
           <w:lang w:val="ru-RU"/>
         </w:rPr>
-        <w:t xml:space="preserve">– заполнение основных параметров проекта: настройка расчётных </w:t>
-      </w:r>
-      <w:r>
-        <w:rPr>
-          <w:lang w:val="ru-RU"/>
-        </w:rPr>
-        <w:t>модулей, указание номенклатуры продукции, установление единиц измерения и сроков выхода на рынок;</w:t>
+        <w:t xml:space="preserve">В данной выпускной квалификационной работе финансовое моделирование инвестиционного проекта осуществляется с использованием специализированной программы </w:t>
+      </w:r>
+      <w:r>
+        <w:t>Project</w:t>
+      </w:r>
+      <w:r>
+        <w:rPr>
+          <w:lang w:val="ru-RU"/>
+        </w:rPr>
+        <w:t xml:space="preserve"> </w:t>
+      </w:r>
+      <w:r>
+        <w:t>Expert</w:t>
+      </w:r>
+      <w:r>
+        <w:rPr>
+          <w:lang w:val="ru-RU"/>
+        </w:rPr>
+        <w:t xml:space="preserve"> 6 </w:t>
+      </w:r>
+      <w:r>
+        <w:t>Holding</w:t>
+      </w:r>
+      <w:r>
+        <w:rPr>
+          <w:lang w:val="ru-RU"/>
+        </w:rPr>
+        <w:t xml:space="preserve">. Программа обладает логичным и </w:t>
+      </w:r>
+      <w:r>
+        <w:rPr>
+          <w:lang w:val="ru-RU"/>
+        </w:rPr>
+        <w:t>удобным интерфейсом, состоящим из тематических разделов, каждый из которых соответствует определённой стадии разработки и оценки проекта. Ввод информации происходит посредством интерактивных форм с разветвлённой системой полей и параметров.</w:t>
       </w:r>
     </w:p>
     <w:p>
@@ -8012,13 +8024,31 @@
         <w:rPr>
           <w:lang w:val="ru-RU"/>
         </w:rPr>
-        <w:t>– формирование макроэкономических условий: выбор валютных курсов, определение процентных ставок, прогнозирование инфляции по основным статьям бюджета, а также</w:t>
-      </w:r>
-      <w:r>
-        <w:rPr>
-          <w:lang w:val="ru-RU"/>
-        </w:rPr>
-        <w:t xml:space="preserve"> учёт налогового режима;</w:t>
+        <w:t>Все аналитическ</w:t>
+      </w:r>
+      <w:r>
+        <w:rPr>
+          <w:lang w:val="ru-RU"/>
+        </w:rPr>
+        <w:t xml:space="preserve">ие отчёты и прогнозы формируются на основе загруженных в систему исходных данных. Для комплексного бизнес-планирования в </w:t>
+      </w:r>
+      <w:r>
+        <w:t>Project</w:t>
+      </w:r>
+      <w:r>
+        <w:rPr>
+          <w:lang w:val="ru-RU"/>
+        </w:rPr>
+        <w:t xml:space="preserve"> </w:t>
+      </w:r>
+      <w:r>
+        <w:t>Expert</w:t>
+      </w:r>
+      <w:r>
+        <w:rPr>
+          <w:lang w:val="ru-RU"/>
+        </w:rPr>
+        <w:t xml:space="preserve"> требуется последовательное выполнение следующих действий:</w:t>
       </w:r>
     </w:p>
     <w:p>
@@ -8031,7 +8061,13 @@
         <w:rPr>
           <w:lang w:val="ru-RU"/>
         </w:rPr>
-        <w:t>– построение графика реализации проекта с разбивкой на фазы, указанием их взаимозависимостей, регистрацией активов предприятия и способов их амортизации;</w:t>
+        <w:t xml:space="preserve">– заполнение основных параметров проекта: настройка расчётных </w:t>
+      </w:r>
+      <w:r>
+        <w:rPr>
+          <w:lang w:val="ru-RU"/>
+        </w:rPr>
+        <w:t>модулей, указание номенклатуры продукции, установление единиц измерения и сроков выхода на рынок;</w:t>
       </w:r>
     </w:p>
     <w:p>
@@ -8044,13 +8080,13 @@
         <w:rPr>
           <w:lang w:val="ru-RU"/>
         </w:rPr>
-        <w:t>– формирование производственного плана с внесением информации о плановых объё</w:t>
-      </w:r>
-      <w:r>
-        <w:rPr>
-          <w:lang w:val="ru-RU"/>
-        </w:rPr>
-        <w:t>мах сбыта и операционных издержках;</w:t>
+        <w:t>– формирование макроэкономических условий: выбор валютных курсов, определение процентных ставок, прогнозирование инфляции по основным статьям бюджета, а также</w:t>
+      </w:r>
+      <w:r>
+        <w:rPr>
+          <w:lang w:val="ru-RU"/>
+        </w:rPr>
+        <w:t xml:space="preserve"> учёт налогового режима;</w:t>
       </w:r>
     </w:p>
     <w:p>
@@ -8063,12 +8099,44 @@
         <w:rPr>
           <w:lang w:val="ru-RU"/>
         </w:rPr>
-        <w:t>– подготовка инвестиционного раздела с проработкой схем привлечения капитала и графиком погашения заёмных средств.</w:t>
+        <w:t>– построение графика реализации проекта с разбивкой на фазы, указанием их взаимозависимостей, регистрацией активов предприятия и способов их амортизации;</w:t>
       </w:r>
     </w:p>
     <w:p>
       <w:pPr>
-        <w:pStyle w:val="31"/>
+        <w:rPr>
+          <w:lang w:val="ru-RU"/>
+        </w:rPr>
+      </w:pPr>
+      <w:r>
+        <w:rPr>
+          <w:lang w:val="ru-RU"/>
+        </w:rPr>
+        <w:t>– формирование производственного плана с внесением информации о плановых объё</w:t>
+      </w:r>
+      <w:r>
+        <w:rPr>
+          <w:lang w:val="ru-RU"/>
+        </w:rPr>
+        <w:t>мах сбыта и операционных издержках;</w:t>
+      </w:r>
+    </w:p>
+    <w:p>
+      <w:pPr>
+        <w:rPr>
+          <w:lang w:val="ru-RU"/>
+        </w:rPr>
+      </w:pPr>
+      <w:r>
+        <w:rPr>
+          <w:lang w:val="ru-RU"/>
+        </w:rPr>
+        <w:t>– подготовка инвестиционного раздела с проработкой схем привлечения капитала и графиком погашения заёмных средств.</w:t>
+      </w:r>
+    </w:p>
+    <w:p>
+      <w:pPr>
+        <w:pStyle w:val="Heading3"/>
         <w:rPr>
           <w:lang w:val="ru-RU"/>
         </w:rPr>
@@ -8168,270 +8236,6 @@
             <wp:extent cx="3896269" cy="3305636"/>
             <wp:effectExtent l="0" t="0" r="9525" b="0"/>
             <wp:docPr id="1" name="Рисунок 1"/>
-            <wp:cNvGraphicFramePr>
-              <a:graphicFrameLocks xmlns:a="http://schemas.openxmlformats.org/drawingml/2006/main" noChangeAspect="1"/>
-            </wp:cNvGraphicFramePr>
-            <a:graphic xmlns:a="http://schemas.openxmlformats.org/drawingml/2006/main">
-              <a:graphicData uri="http://schemas.openxmlformats.org/drawingml/2006/picture">
-                <pic:pic xmlns:pic="http://schemas.openxmlformats.org/drawingml/2006/picture">
-                  <pic:nvPicPr>
-                    <pic:cNvPr id="1" name=""/>
-                    <pic:cNvPicPr/>
-                  </pic:nvPicPr>
-                  <pic:blipFill>
-                    <a:blip r:embed="rId6"/>
-                    <a:stretch>
-                      <a:fillRect/>
-                    </a:stretch>
-                  </pic:blipFill>
-                  <pic:spPr>
-                    <a:xfrm>
-                      <a:off x="0" y="0"/>
-                      <a:ext cx="3896269" cy="3305636"/>
-                    </a:xfrm>
-                    <a:prstGeom prst="rect">
-                      <a:avLst/>
-                    </a:prstGeom>
-                  </pic:spPr>
-                </pic:pic>
-              </a:graphicData>
-            </a:graphic>
-          </wp:inline>
-        </w:drawing>
-      </w:r>
-    </w:p>
-    <w:p>
-      <w:pPr>
-        <w:pStyle w:val="FC"/>
-        <w:rPr>
-          <w:lang w:val="ru-RU"/>
-        </w:rPr>
-      </w:pPr>
-      <w:r>
-        <w:rPr>
-          <w:lang w:val="ru-RU"/>
-        </w:rPr>
-        <w:t xml:space="preserve">Рисунок </w:t>
-      </w:r>
-      <w:r>
-        <w:rPr>
-          <w:lang w:val="ru-RU"/>
-        </w:rPr>
-        <w:t>4 – Модуль «Заголовок проекта»</w:t>
-      </w:r>
-    </w:p>
-    <w:p>
-      <w:pPr>
-        <w:rPr>
-          <w:lang w:val="ru-RU"/>
-        </w:rPr>
-      </w:pPr>
-      <w:r>
-        <w:rPr>
-          <w:lang w:val="ru-RU"/>
-        </w:rPr>
-        <w:t xml:space="preserve">Модуль «Список продуктов» содержит перечень выпускаемой продукции и оказываемых услуг, запланированных к реализации на предприятии, а также график начала их коммерческой реализации. Дата начала продаж установлена на 1 января </w:t>
-      </w:r>
-      <w:r>
-        <w:rPr>
-          <w:lang w:val="ru-RU"/>
-        </w:rPr>
-        <w:t>2027 года – после завершения инвестиционной фазы проекта (сентябрь–декабрь 2026).</w:t>
-      </w:r>
-    </w:p>
-    <w:p>
-      <w:pPr>
-        <w:ind w:firstLine="0"/>
-        <w:jc w:val="center"/>
-        <w:rPr>
-          <w:lang w:val="ru-RU"/>
-        </w:rPr>
-      </w:pPr>
-      <w:r>
-        <w:rPr>
-          <w:lang w:val="ru-RU"/>
-        </w:rPr>
-        <w:lastRenderedPageBreak/>
-        <w:drawing>
-          <wp:inline distT="0" distB="0" distL="0" distR="0" wp14:anchorId="720BC37F" wp14:editId="4857D440">
-            <wp:extent cx="4429743" cy="1933845"/>
-            <wp:effectExtent l="0" t="0" r="9525" b="9525"/>
-            <wp:docPr id="2" name="Рисунок 2"/>
-            <wp:cNvGraphicFramePr>
-              <a:graphicFrameLocks xmlns:a="http://schemas.openxmlformats.org/drawingml/2006/main" noChangeAspect="1"/>
-            </wp:cNvGraphicFramePr>
-            <a:graphic xmlns:a="http://schemas.openxmlformats.org/drawingml/2006/main">
-              <a:graphicData uri="http://schemas.openxmlformats.org/drawingml/2006/picture">
-                <pic:pic xmlns:pic="http://schemas.openxmlformats.org/drawingml/2006/picture">
-                  <pic:nvPicPr>
-                    <pic:cNvPr id="1" name=""/>
-                    <pic:cNvPicPr/>
-                  </pic:nvPicPr>
-                  <pic:blipFill>
-                    <a:blip r:embed="rId7"/>
-                    <a:stretch>
-                      <a:fillRect/>
-                    </a:stretch>
-                  </pic:blipFill>
-                  <pic:spPr>
-                    <a:xfrm>
-                      <a:off x="0" y="0"/>
-                      <a:ext cx="4429743" cy="1933845"/>
-                    </a:xfrm>
-                    <a:prstGeom prst="rect">
-                      <a:avLst/>
-                    </a:prstGeom>
-                  </pic:spPr>
-                </pic:pic>
-              </a:graphicData>
-            </a:graphic>
-          </wp:inline>
-        </w:drawing>
-      </w:r>
-    </w:p>
-    <w:p>
-      <w:pPr>
-        <w:pStyle w:val="FC"/>
-        <w:rPr>
-          <w:lang w:val="ru-RU"/>
-        </w:rPr>
-      </w:pPr>
-      <w:r>
-        <w:rPr>
-          <w:lang w:val="ru-RU"/>
-        </w:rPr>
-        <w:t>Рисунок 5 – Модуль «Список продуктов»</w:t>
-      </w:r>
-    </w:p>
-    <w:p>
-      <w:pPr>
-        <w:rPr>
-          <w:lang w:val="ru-RU"/>
-        </w:rPr>
-      </w:pPr>
-      <w:r>
-        <w:rPr>
-          <w:lang w:val="ru-RU"/>
-        </w:rPr>
-        <w:t>«Отображение данных» – модуль, предназначенный для настройки визуализации результатов в итоговых табли</w:t>
-      </w:r>
-      <w:r>
-        <w:rPr>
-          <w:lang w:val="ru-RU"/>
-        </w:rPr>
-        <w:t>цах. С его помощью задаётся временной масштаб (месяц), количество строк в отчёте и валюта представления финансовых показателей (российский рубль).</w:t>
-      </w:r>
-    </w:p>
-    <w:p>
-      <w:pPr>
-        <w:pStyle w:val="FC"/>
-        <w:rPr>
-          <w:lang w:val="ru-RU"/>
-        </w:rPr>
-      </w:pPr>
-      <w:r>
-        <w:rPr>
-          <w:rFonts w:cs="Liberation Serif"/>
-          <w:color w:val="000000"/>
-          <w:sz w:val="28"/>
-          <w:lang w:val="ru-RU"/>
-        </w:rPr>
-        <w:drawing>
-          <wp:inline distT="0" distB="0" distL="0" distR="0" wp14:anchorId="608B444B" wp14:editId="59C7D234">
-            <wp:extent cx="4001058" cy="1876687"/>
-            <wp:effectExtent l="0" t="0" r="0" b="9525"/>
-            <wp:docPr id="3" name="Рисунок 3"/>
-            <wp:cNvGraphicFramePr>
-              <a:graphicFrameLocks xmlns:a="http://schemas.openxmlformats.org/drawingml/2006/main" noChangeAspect="1"/>
-            </wp:cNvGraphicFramePr>
-            <a:graphic xmlns:a="http://schemas.openxmlformats.org/drawingml/2006/main">
-              <a:graphicData uri="http://schemas.openxmlformats.org/drawingml/2006/picture">
-                <pic:pic xmlns:pic="http://schemas.openxmlformats.org/drawingml/2006/picture">
-                  <pic:nvPicPr>
-                    <pic:cNvPr id="1" name=""/>
-                    <pic:cNvPicPr/>
-                  </pic:nvPicPr>
-                  <pic:blipFill>
-                    <a:blip r:embed="rId8"/>
-                    <a:stretch>
-                      <a:fillRect/>
-                    </a:stretch>
-                  </pic:blipFill>
-                  <pic:spPr>
-                    <a:xfrm>
-                      <a:off x="0" y="0"/>
-                      <a:ext cx="4001058" cy="1876687"/>
-                    </a:xfrm>
-                    <a:prstGeom prst="rect">
-                      <a:avLst/>
-                    </a:prstGeom>
-                  </pic:spPr>
-                </pic:pic>
-              </a:graphicData>
-            </a:graphic>
-          </wp:inline>
-        </w:drawing>
-      </w:r>
-    </w:p>
-    <w:p>
-      <w:pPr>
-        <w:pStyle w:val="FC"/>
-        <w:rPr>
-          <w:lang w:val="ru-RU"/>
-        </w:rPr>
-      </w:pPr>
-      <w:r>
-        <w:rPr>
-          <w:lang w:val="ru-RU"/>
-        </w:rPr>
-        <w:t>Рисунок 6 – Модуль «Отображение данных»</w:t>
-      </w:r>
-    </w:p>
-    <w:p>
-      <w:pPr>
-        <w:rPr>
-          <w:lang w:val="ru-RU"/>
-        </w:rPr>
-      </w:pPr>
-      <w:r>
-        <w:rPr>
-          <w:lang w:val="ru-RU"/>
-        </w:rPr>
-        <w:t>В модуле «Настройка расчёта» задают</w:t>
-      </w:r>
-      <w:r>
-        <w:rPr>
-          <w:lang w:val="ru-RU"/>
-        </w:rPr>
-        <w:t>ся ключевые финансовые параметры, включая ставку дисконтирования и степень детализации при формировании результатов вычислений. Ставка дисконтирования для операций в рублях установлена на уровне 21% (соответствует ключевой ставке Банка России на момент ста</w:t>
-      </w:r>
-      <w:r>
-        <w:rPr>
-          <w:lang w:val="ru-RU"/>
-        </w:rPr>
-        <w:t>рта проекта). Шаг дисконтирования – месяц.</w:t>
-      </w:r>
-    </w:p>
-    <w:p>
-      <w:pPr>
-        <w:pStyle w:val="FC"/>
-        <w:rPr>
-          <w:lang w:val="ru-RU"/>
-        </w:rPr>
-      </w:pPr>
-      <w:r>
-        <w:rPr>
-          <w:rFonts w:cs="Liberation Serif"/>
-          <w:color w:val="000000"/>
-          <w:sz w:val="28"/>
-          <w:lang w:val="ru-RU"/>
-        </w:rPr>
-        <w:lastRenderedPageBreak/>
-        <w:drawing>
-          <wp:inline distT="0" distB="0" distL="0" distR="0" wp14:anchorId="1EBFEA56" wp14:editId="438DACE0">
-            <wp:extent cx="5087060" cy="3258005"/>
-            <wp:effectExtent l="0" t="0" r="0" b="0"/>
-            <wp:docPr id="4" name="Рисунок 4"/>
             <wp:cNvGraphicFramePr>
               <a:graphicFrameLocks xmlns:a="http://schemas.openxmlformats.org/drawingml/2006/main" noChangeAspect="1"/>
             </wp:cNvGraphicFramePr>
@@ -8451,6 +8255,270 @@
                   <pic:spPr>
                     <a:xfrm>
                       <a:off x="0" y="0"/>
+                      <a:ext cx="3896269" cy="3305636"/>
+                    </a:xfrm>
+                    <a:prstGeom prst="rect">
+                      <a:avLst/>
+                    </a:prstGeom>
+                  </pic:spPr>
+                </pic:pic>
+              </a:graphicData>
+            </a:graphic>
+          </wp:inline>
+        </w:drawing>
+      </w:r>
+    </w:p>
+    <w:p>
+      <w:pPr>
+        <w:pStyle w:val="FC"/>
+        <w:rPr>
+          <w:lang w:val="ru-RU"/>
+        </w:rPr>
+      </w:pPr>
+      <w:r>
+        <w:rPr>
+          <w:lang w:val="ru-RU"/>
+        </w:rPr>
+        <w:t xml:space="preserve">Рисунок 6 – Модуль «Заголовок проекта»</w:t>
+      </w:r>
+      <w:r>
+        <w:rPr>
+          <w:lang w:val="ru-RU"/>
+        </w:rPr>
+        <w:t/>
+      </w:r>
+    </w:p>
+    <w:p>
+      <w:pPr>
+        <w:rPr>
+          <w:lang w:val="ru-RU"/>
+        </w:rPr>
+      </w:pPr>
+      <w:r>
+        <w:rPr>
+          <w:lang w:val="ru-RU"/>
+        </w:rPr>
+        <w:t xml:space="preserve">Модуль «Список продуктов» содержит перечень выпускаемой продукции и оказываемых услуг, запланированных к реализации на предприятии, а также график начала их коммерческой реализации. Дата начала продаж установлена на 1 января </w:t>
+      </w:r>
+      <w:r>
+        <w:rPr>
+          <w:lang w:val="ru-RU"/>
+        </w:rPr>
+        <w:t>2027 года – после завершения инвестиционной фазы проекта (сентябрь–декабрь 2026).</w:t>
+      </w:r>
+    </w:p>
+    <w:p>
+      <w:pPr>
+        <w:ind w:firstLine="0"/>
+        <w:jc w:val="center"/>
+        <w:rPr>
+          <w:lang w:val="ru-RU"/>
+        </w:rPr>
+      </w:pPr>
+      <w:r>
+        <w:rPr>
+          <w:lang w:val="ru-RU"/>
+        </w:rPr>
+        <w:lastRenderedPageBreak/>
+        <w:drawing>
+          <wp:inline distT="0" distB="0" distL="0" distR="0" wp14:anchorId="720BC37F" wp14:editId="4857D440">
+            <wp:extent cx="4429743" cy="1933845"/>
+            <wp:effectExtent l="0" t="0" r="9525" b="9525"/>
+            <wp:docPr id="2" name="Рисунок 2"/>
+            <wp:cNvGraphicFramePr>
+              <a:graphicFrameLocks xmlns:a="http://schemas.openxmlformats.org/drawingml/2006/main" noChangeAspect="1"/>
+            </wp:cNvGraphicFramePr>
+            <a:graphic xmlns:a="http://schemas.openxmlformats.org/drawingml/2006/main">
+              <a:graphicData uri="http://schemas.openxmlformats.org/drawingml/2006/picture">
+                <pic:pic xmlns:pic="http://schemas.openxmlformats.org/drawingml/2006/picture">
+                  <pic:nvPicPr>
+                    <pic:cNvPr id="2" name=""/>
+                    <pic:cNvPicPr/>
+                  </pic:nvPicPr>
+                  <pic:blipFill>
+                    <a:blip r:embed="rId10"/>
+                    <a:stretch>
+                      <a:fillRect/>
+                    </a:stretch>
+                  </pic:blipFill>
+                  <pic:spPr>
+                    <a:xfrm>
+                      <a:off x="0" y="0"/>
+                      <a:ext cx="4429743" cy="1933845"/>
+                    </a:xfrm>
+                    <a:prstGeom prst="rect">
+                      <a:avLst/>
+                    </a:prstGeom>
+                  </pic:spPr>
+                </pic:pic>
+              </a:graphicData>
+            </a:graphic>
+          </wp:inline>
+        </w:drawing>
+      </w:r>
+    </w:p>
+    <w:p>
+      <w:pPr>
+        <w:pStyle w:val="FC"/>
+        <w:rPr>
+          <w:lang w:val="ru-RU"/>
+        </w:rPr>
+      </w:pPr>
+      <w:r>
+        <w:rPr>
+          <w:lang w:val="ru-RU"/>
+        </w:rPr>
+        <w:t>Рисунок 7 – Модуль «Список продуктов»</w:t>
+      </w:r>
+    </w:p>
+    <w:p>
+      <w:pPr>
+        <w:rPr>
+          <w:lang w:val="ru-RU"/>
+        </w:rPr>
+      </w:pPr>
+      <w:r>
+        <w:rPr>
+          <w:lang w:val="ru-RU"/>
+        </w:rPr>
+        <w:t>«Отображение данных» – модуль, предназначенный для настройки визуализации результатов в итоговых табли</w:t>
+      </w:r>
+      <w:r>
+        <w:rPr>
+          <w:lang w:val="ru-RU"/>
+        </w:rPr>
+        <w:t>цах. С его помощью задаётся временной масштаб (месяц), количество строк в отчёте и валюта представления финансовых показателей (российский рубль).</w:t>
+      </w:r>
+    </w:p>
+    <w:p>
+      <w:pPr>
+        <w:pStyle w:val="FC"/>
+        <w:rPr>
+          <w:lang w:val="ru-RU"/>
+        </w:rPr>
+      </w:pPr>
+      <w:r>
+        <w:rPr>
+          <w:rFonts w:cs="Liberation Serif"/>
+          <w:color w:val="000000"/>
+          <w:sz w:val="28"/>
+          <w:lang w:val="ru-RU"/>
+        </w:rPr>
+        <w:drawing>
+          <wp:inline distT="0" distB="0" distL="0" distR="0" wp14:anchorId="608B444B" wp14:editId="59C7D234">
+            <wp:extent cx="4001058" cy="1876687"/>
+            <wp:effectExtent l="0" t="0" r="0" b="9525"/>
+            <wp:docPr id="3" name="Рисунок 3"/>
+            <wp:cNvGraphicFramePr>
+              <a:graphicFrameLocks xmlns:a="http://schemas.openxmlformats.org/drawingml/2006/main" noChangeAspect="1"/>
+            </wp:cNvGraphicFramePr>
+            <a:graphic xmlns:a="http://schemas.openxmlformats.org/drawingml/2006/main">
+              <a:graphicData uri="http://schemas.openxmlformats.org/drawingml/2006/picture">
+                <pic:pic xmlns:pic="http://schemas.openxmlformats.org/drawingml/2006/picture">
+                  <pic:nvPicPr>
+                    <pic:cNvPr id="3" name=""/>
+                    <pic:cNvPicPr/>
+                  </pic:nvPicPr>
+                  <pic:blipFill>
+                    <a:blip r:embed="rId11"/>
+                    <a:stretch>
+                      <a:fillRect/>
+                    </a:stretch>
+                  </pic:blipFill>
+                  <pic:spPr>
+                    <a:xfrm>
+                      <a:off x="0" y="0"/>
+                      <a:ext cx="4001058" cy="1876687"/>
+                    </a:xfrm>
+                    <a:prstGeom prst="rect">
+                      <a:avLst/>
+                    </a:prstGeom>
+                  </pic:spPr>
+                </pic:pic>
+              </a:graphicData>
+            </a:graphic>
+          </wp:inline>
+        </w:drawing>
+      </w:r>
+    </w:p>
+    <w:p>
+      <w:pPr>
+        <w:pStyle w:val="FC"/>
+        <w:rPr>
+          <w:lang w:val="ru-RU"/>
+        </w:rPr>
+      </w:pPr>
+      <w:r>
+        <w:rPr>
+          <w:lang w:val="ru-RU"/>
+        </w:rPr>
+        <w:t>Рисунок 8 – Модуль «Отображение данных»</w:t>
+      </w:r>
+    </w:p>
+    <w:p>
+      <w:pPr>
+        <w:rPr>
+          <w:lang w:val="ru-RU"/>
+        </w:rPr>
+      </w:pPr>
+      <w:r>
+        <w:rPr>
+          <w:lang w:val="ru-RU"/>
+        </w:rPr>
+        <w:t>В модуле «Настройка расчёта» задают</w:t>
+      </w:r>
+      <w:r>
+        <w:rPr>
+          <w:lang w:val="ru-RU"/>
+        </w:rPr>
+        <w:t>ся ключевые финансовые параметры, включая ставку дисконтирования и степень детализации при формировании результатов вычислений. Ставка дисконтирования для операций в рублях установлена на уровне 16% (соответствует ключевой ставке Банка России на момент ста</w:t>
+      </w:r>
+      <w:r>
+        <w:rPr>
+          <w:lang w:val="ru-RU"/>
+        </w:rPr>
+        <w:t>рта проекта). Шаг дисконтирования – месяц.</w:t>
+      </w:r>
+    </w:p>
+    <w:p>
+      <w:pPr>
+        <w:pStyle w:val="FC"/>
+        <w:rPr>
+          <w:lang w:val="ru-RU"/>
+        </w:rPr>
+      </w:pPr>
+      <w:r>
+        <w:rPr>
+          <w:rFonts w:cs="Liberation Serif"/>
+          <w:color w:val="000000"/>
+          <w:sz w:val="28"/>
+          <w:lang w:val="ru-RU"/>
+        </w:rPr>
+        <w:lastRenderedPageBreak/>
+        <w:drawing>
+          <wp:inline distT="0" distB="0" distL="0" distR="0" wp14:anchorId="1EBFEA56" wp14:editId="438DACE0">
+            <wp:extent cx="5087060" cy="3258005"/>
+            <wp:effectExtent l="0" t="0" r="0" b="0"/>
+            <wp:docPr id="4" name="Рисунок 4"/>
+            <wp:cNvGraphicFramePr>
+              <a:graphicFrameLocks xmlns:a="http://schemas.openxmlformats.org/drawingml/2006/main" noChangeAspect="1"/>
+            </wp:cNvGraphicFramePr>
+            <a:graphic xmlns:a="http://schemas.openxmlformats.org/drawingml/2006/main">
+              <a:graphicData uri="http://schemas.openxmlformats.org/drawingml/2006/picture">
+                <pic:pic xmlns:pic="http://schemas.openxmlformats.org/drawingml/2006/picture">
+                  <pic:nvPicPr>
+                    <pic:cNvPr id="4" name=""/>
+                    <pic:cNvPicPr/>
+                  </pic:nvPicPr>
+                  <pic:blipFill>
+                    <a:blip r:embed="rId12"/>
+                    <a:stretch>
+                      <a:fillRect/>
+                    </a:stretch>
+                  </pic:blipFill>
+                  <pic:spPr>
+                    <a:xfrm>
+                      <a:off x="0" y="0"/>
                       <a:ext cx="5087060" cy="3258005"/>
                     </a:xfrm>
                     <a:prstGeom prst="rect">
@@ -8475,12 +8543,12 @@
         <w:rPr>
           <w:lang w:val="ru-RU"/>
         </w:rPr>
-        <w:t>Рисунок 7 – Модуль «Настройка расчёта»</w:t>
+        <w:t>Рисунок 9 – Модуль «Настройка расчёта»</w:t>
       </w:r>
     </w:p>
     <w:p>
       <w:pPr>
-        <w:pStyle w:val="31"/>
+        <w:pStyle w:val="Heading3"/>
         <w:rPr>
           <w:lang w:val="ru-RU"/>
         </w:rPr>
@@ -8557,11 +8625,11 @@
               <a:graphicData uri="http://schemas.openxmlformats.org/drawingml/2006/picture">
                 <pic:pic xmlns:pic="http://schemas.openxmlformats.org/drawingml/2006/picture">
                   <pic:nvPicPr>
-                    <pic:cNvPr id="1" name=""/>
+                    <pic:cNvPr id="5" name=""/>
                     <pic:cNvPicPr/>
                   </pic:nvPicPr>
                   <pic:blipFill>
-                    <a:blip r:embed="rId10"/>
+                    <a:blip r:embed="rId13"/>
                     <a:stretch>
                       <a:fillRect/>
                     </a:stretch>
@@ -8593,7 +8661,7 @@
         <w:rPr>
           <w:lang w:val="ru-RU"/>
         </w:rPr>
-        <w:t>Рисунок 8 – Модуль «Валюта»</w:t>
+        <w:t>Рисунок 10 – Модуль «Валюта»</w:t>
       </w:r>
     </w:p>
     <w:p>
@@ -8653,11 +8721,11 @@
               <a:graphicData uri="http://schemas.openxmlformats.org/drawingml/2006/picture">
                 <pic:pic xmlns:pic="http://schemas.openxmlformats.org/drawingml/2006/picture">
                   <pic:nvPicPr>
-                    <pic:cNvPr id="1" name=""/>
+                    <pic:cNvPr id="6" name=""/>
                     <pic:cNvPicPr/>
                   </pic:nvPicPr>
                   <pic:blipFill>
-                    <a:blip r:embed="rId11"/>
+                    <a:blip r:embed="rId14"/>
                     <a:stretch>
                       <a:fillRect/>
                     </a:stretch>
@@ -8689,7 +8757,7 @@
         <w:rPr>
           <w:lang w:val="ru-RU"/>
         </w:rPr>
-        <w:t>Рисунок 9 – Модуль «Учётная ставка»</w:t>
+        <w:t>Рисунок 11 – Модуль «Учётная ставка»</w:t>
       </w:r>
     </w:p>
     <w:p>
@@ -8750,11 +8818,11 @@
               <a:graphicData uri="http://schemas.openxmlformats.org/drawingml/2006/picture">
                 <pic:pic xmlns:pic="http://schemas.openxmlformats.org/drawingml/2006/picture">
                   <pic:nvPicPr>
-                    <pic:cNvPr id="1" name=""/>
+                    <pic:cNvPr id="7" name=""/>
                     <pic:cNvPicPr/>
                   </pic:nvPicPr>
                   <pic:blipFill>
-                    <a:blip r:embed="rId12"/>
+                    <a:blip r:embed="rId15"/>
                     <a:stretch>
                       <a:fillRect/>
                     </a:stretch>
@@ -8786,7 +8854,7 @@
         <w:rPr>
           <w:lang w:val="ru-RU"/>
         </w:rPr>
-        <w:t>Рисунок 10 – Модуль «Инфляция»</w:t>
+        <w:t>Рисунок 12 – Модуль «Инфляция»</w:t>
       </w:r>
     </w:p>
     <w:p>
@@ -8855,11 +8923,11 @@
               <a:graphicData uri="http://schemas.openxmlformats.org/drawingml/2006/picture">
                 <pic:pic xmlns:pic="http://schemas.openxmlformats.org/drawingml/2006/picture">
                   <pic:nvPicPr>
-                    <pic:cNvPr id="1" name=""/>
+                    <pic:cNvPr id="8" name=""/>
                     <pic:cNvPicPr/>
                   </pic:nvPicPr>
                   <pic:blipFill>
-                    <a:blip r:embed="rId13"/>
+                    <a:blip r:embed="rId16"/>
                     <a:stretch>
                       <a:fillRect/>
                     </a:stretch>
@@ -8891,12 +8959,12 @@
         <w:rPr>
           <w:lang w:val="ru-RU"/>
         </w:rPr>
-        <w:t>Рисунок 11 – Модуль «Налоги»</w:t>
+        <w:t>Рисунок 13 – Модуль «Налоги»</w:t>
       </w:r>
     </w:p>
     <w:p>
       <w:pPr>
-        <w:pStyle w:val="31"/>
+        <w:pStyle w:val="Heading3"/>
         <w:rPr>
           <w:lang w:val="ru-RU"/>
         </w:rPr>
@@ -9019,7 +9087,7 @@
           <wp:inline distT="0" distB="0" distL="0" distR="0" wp14:anchorId="0CA0A9EB" wp14:editId="56E702D6">
             <wp:extent cx="6152515" cy="5831840"/>
             <wp:effectExtent l="0" t="0" r="635" b="0"/>
-            <wp:docPr id="10" name="Рисунок 10"/>
+            <wp:docPr id="9" name="Рисунок 10"/>
             <wp:cNvGraphicFramePr>
               <a:graphicFrameLocks xmlns:a="http://schemas.openxmlformats.org/drawingml/2006/main" noChangeAspect="1"/>
             </wp:cNvGraphicFramePr>
@@ -9027,11 +9095,11 @@
               <a:graphicData uri="http://schemas.openxmlformats.org/drawingml/2006/picture">
                 <pic:pic xmlns:pic="http://schemas.openxmlformats.org/drawingml/2006/picture">
                   <pic:nvPicPr>
-                    <pic:cNvPr id="1" name=""/>
+                    <pic:cNvPr id="9" name=""/>
                     <pic:cNvPicPr/>
                   </pic:nvPicPr>
                   <pic:blipFill>
-                    <a:blip r:embed="rId14"/>
+                    <a:blip r:embed="rId17"/>
                     <a:stretch>
                       <a:fillRect/>
                     </a:stretch>
@@ -9055,26 +9123,26 @@
         <w:rPr>
           <w:lang w:val="ru-RU"/>
         </w:rPr>
-        <w:t xml:space="preserve">Рисунок 12 – Модуль «Календарный план» (диаграмма </w:t>
+        <w:t xml:space="preserve">Рисунок 14 – Модуль «Календарный план» (диаграмма Ганта)</w:t>
       </w:r>
       <w:proofErr w:type="spellStart"/>
       <w:r>
         <w:rPr>
           <w:lang w:val="ru-RU"/>
         </w:rPr>
-        <w:t>Ганта</w:t>
+        <w:t/>
       </w:r>
       <w:proofErr w:type="spellEnd"/>
       <w:r>
         <w:rPr>
           <w:lang w:val="ru-RU"/>
         </w:rPr>
-        <w:t>)</w:t>
+        <w:t/>
       </w:r>
     </w:p>
     <w:p>
       <w:pPr>
-        <w:pStyle w:val="31"/>
+        <w:pStyle w:val="Heading3"/>
         <w:rPr>
           <w:lang w:val="ru-RU"/>
         </w:rPr>
@@ -9149,7 +9217,7 @@
           <wp:inline distT="0" distB="0" distL="0" distR="0" wp14:anchorId="3DD886B0" wp14:editId="36B3F4BD">
             <wp:extent cx="5430008" cy="3781953"/>
             <wp:effectExtent l="0" t="0" r="0" b="9525"/>
-            <wp:docPr id="9" name="Рисунок 9"/>
+            <wp:docPr id="10" name="Рисунок 9"/>
             <wp:cNvGraphicFramePr>
               <a:graphicFrameLocks xmlns:a="http://schemas.openxmlformats.org/drawingml/2006/main" noChangeAspect="1"/>
             </wp:cNvGraphicFramePr>
@@ -9157,11 +9225,11 @@
               <a:graphicData uri="http://schemas.openxmlformats.org/drawingml/2006/picture">
                 <pic:pic xmlns:pic="http://schemas.openxmlformats.org/drawingml/2006/picture">
                   <pic:nvPicPr>
-                    <pic:cNvPr id="1" name=""/>
+                    <pic:cNvPr id="10" name=""/>
                     <pic:cNvPicPr/>
                   </pic:nvPicPr>
                   <pic:blipFill>
-                    <a:blip r:embed="rId15"/>
+                    <a:blip r:embed="rId18"/>
                     <a:stretch>
                       <a:fillRect/>
                     </a:stretch>
@@ -9193,7 +9261,7 @@
         <w:rPr>
           <w:lang w:val="ru-RU"/>
         </w:rPr>
-        <w:t>Рисунок 13 – Модуль «План сбыта»</w:t>
+        <w:t>Рисунок 15 – Модуль «План сбыта»</w:t>
       </w:r>
     </w:p>
     <w:p>
@@ -9297,7 +9365,7 @@
           <wp:inline distT="0" distB="0" distL="0" distR="0" wp14:anchorId="52817FCB" wp14:editId="4D107300">
             <wp:extent cx="5772956" cy="3781953"/>
             <wp:effectExtent l="0" t="0" r="0" b="9525"/>
-            <wp:docPr id="12" name="Рисунок 12"/>
+            <wp:docPr id="11" name="Рисунок 12"/>
             <wp:cNvGraphicFramePr>
               <a:graphicFrameLocks xmlns:a="http://schemas.openxmlformats.org/drawingml/2006/main" noChangeAspect="1"/>
             </wp:cNvGraphicFramePr>
@@ -9305,11 +9373,11 @@
               <a:graphicData uri="http://schemas.openxmlformats.org/drawingml/2006/picture">
                 <pic:pic xmlns:pic="http://schemas.openxmlformats.org/drawingml/2006/picture">
                   <pic:nvPicPr>
-                    <pic:cNvPr id="1" name=""/>
+                    <pic:cNvPr id="11" name=""/>
                     <pic:cNvPicPr/>
                   </pic:nvPicPr>
                   <pic:blipFill>
-                    <a:blip r:embed="rId16"/>
+                    <a:blip r:embed="rId19"/>
                     <a:stretch>
                       <a:fillRect/>
                     </a:stretch>
@@ -9341,7 +9409,7 @@
         <w:rPr>
           <w:lang w:val="ru-RU"/>
         </w:rPr>
-        <w:t>Рисунок 14 – Модуль «План производства» (прямые издержки)</w:t>
+        <w:t>Рисунок 16 – Модуль «План производства» (прямые издержки)</w:t>
       </w:r>
     </w:p>
     <w:p>
@@ -9484,7 +9552,7 @@
           <wp:inline distT="0" distB="0" distL="0" distR="0" wp14:anchorId="4FA99204" wp14:editId="37538071">
             <wp:extent cx="4858428" cy="3962953"/>
             <wp:effectExtent l="0" t="0" r="0" b="0"/>
-            <wp:docPr id="13" name="Рисунок 13"/>
+            <wp:docPr id="12" name="Рисунок 13"/>
             <wp:cNvGraphicFramePr>
               <a:graphicFrameLocks xmlns:a="http://schemas.openxmlformats.org/drawingml/2006/main" noChangeAspect="1"/>
             </wp:cNvGraphicFramePr>
@@ -9492,11 +9560,11 @@
               <a:graphicData uri="http://schemas.openxmlformats.org/drawingml/2006/picture">
                 <pic:pic xmlns:pic="http://schemas.openxmlformats.org/drawingml/2006/picture">
                   <pic:nvPicPr>
-                    <pic:cNvPr id="1" name=""/>
+                    <pic:cNvPr id="12" name=""/>
                     <pic:cNvPicPr/>
                   </pic:nvPicPr>
                   <pic:blipFill>
-                    <a:blip r:embed="rId17"/>
+                    <a:blip r:embed="rId20"/>
                     <a:stretch>
                       <a:fillRect/>
                     </a:stretch>
@@ -9533,7 +9601,7 @@
           <wp:inline distT="0" distB="0" distL="0" distR="0" wp14:anchorId="23544CC7" wp14:editId="74122CA1">
             <wp:extent cx="4829849" cy="3953427"/>
             <wp:effectExtent l="0" t="0" r="8890" b="9525"/>
-            <wp:docPr id="14" name="Рисунок 14"/>
+            <wp:docPr id="13" name="Рисунок 14"/>
             <wp:cNvGraphicFramePr>
               <a:graphicFrameLocks xmlns:a="http://schemas.openxmlformats.org/drawingml/2006/main" noChangeAspect="1"/>
             </wp:cNvGraphicFramePr>
@@ -9541,11 +9609,11 @@
               <a:graphicData uri="http://schemas.openxmlformats.org/drawingml/2006/picture">
                 <pic:pic xmlns:pic="http://schemas.openxmlformats.org/drawingml/2006/picture">
                   <pic:nvPicPr>
-                    <pic:cNvPr id="1" name=""/>
+                    <pic:cNvPr id="13" name=""/>
                     <pic:cNvPicPr/>
                   </pic:nvPicPr>
                   <pic:blipFill>
-                    <a:blip r:embed="rId18"/>
+                    <a:blip r:embed="rId21"/>
                     <a:stretch>
                       <a:fillRect/>
                     </a:stretch>
@@ -9577,7 +9645,7 @@
         <w:rPr>
           <w:lang w:val="ru-RU"/>
         </w:rPr>
-        <w:t>Рисунок 15 – Модуль «План персонала»</w:t>
+        <w:t>Рисунок 17 – Модуль «План персонала»</w:t>
       </w:r>
     </w:p>
     <w:p>
@@ -9636,7 +9704,7 @@
           <wp:inline distT="0" distB="0" distL="0" distR="0" wp14:anchorId="6CC59159" wp14:editId="7265F00D">
             <wp:extent cx="4839375" cy="3905795"/>
             <wp:effectExtent l="0" t="0" r="0" b="0"/>
-            <wp:docPr id="15" name="Рисунок 15"/>
+            <wp:docPr id="14" name="Рисунок 15"/>
             <wp:cNvGraphicFramePr>
               <a:graphicFrameLocks xmlns:a="http://schemas.openxmlformats.org/drawingml/2006/main" noChangeAspect="1"/>
             </wp:cNvGraphicFramePr>
@@ -9644,11 +9712,11 @@
               <a:graphicData uri="http://schemas.openxmlformats.org/drawingml/2006/picture">
                 <pic:pic xmlns:pic="http://schemas.openxmlformats.org/drawingml/2006/picture">
                   <pic:nvPicPr>
-                    <pic:cNvPr id="1" name=""/>
+                    <pic:cNvPr id="14" name=""/>
                     <pic:cNvPicPr/>
                   </pic:nvPicPr>
                   <pic:blipFill>
-                    <a:blip r:embed="rId19"/>
+                    <a:blip r:embed="rId22"/>
                     <a:stretch>
                       <a:fillRect/>
                     </a:stretch>
@@ -9680,12 +9748,12 @@
         <w:rPr>
           <w:lang w:val="ru-RU"/>
         </w:rPr>
-        <w:t>Рисунок 16 – Модуль «Общие издержки»</w:t>
+        <w:t>Рисунок 18 – Модуль «Общие издержки»</w:t>
       </w:r>
     </w:p>
     <w:p>
       <w:pPr>
-        <w:pStyle w:val="31"/>
+        <w:pStyle w:val="Heading3"/>
         <w:rPr>
           <w:lang w:val="ru-RU"/>
         </w:rPr>
@@ -9754,7 +9822,7 @@
           <wp:inline distT="0" distB="0" distL="0" distR="0" wp14:anchorId="62DB4DC2" wp14:editId="1242F594">
             <wp:extent cx="5153744" cy="3134162"/>
             <wp:effectExtent l="0" t="0" r="8890" b="9525"/>
-            <wp:docPr id="16" name="Рисунок 16"/>
+            <wp:docPr id="15" name="Рисунок 16"/>
             <wp:cNvGraphicFramePr>
               <a:graphicFrameLocks xmlns:a="http://schemas.openxmlformats.org/drawingml/2006/main" noChangeAspect="1"/>
             </wp:cNvGraphicFramePr>
@@ -9762,11 +9830,11 @@
               <a:graphicData uri="http://schemas.openxmlformats.org/drawingml/2006/picture">
                 <pic:pic xmlns:pic="http://schemas.openxmlformats.org/drawingml/2006/picture">
                   <pic:nvPicPr>
-                    <pic:cNvPr id="1" name=""/>
+                    <pic:cNvPr id="15" name=""/>
                     <pic:cNvPicPr/>
                   </pic:nvPicPr>
                   <pic:blipFill>
-                    <a:blip r:embed="rId20"/>
+                    <a:blip r:embed="rId23"/>
                     <a:stretch>
                       <a:fillRect/>
                     </a:stretch>
@@ -9798,7 +9866,7 @@
         <w:rPr>
           <w:lang w:val="ru-RU"/>
         </w:rPr>
-        <w:t>Рисунок 17 – Модуль «Акционерный капитал»</w:t>
+        <w:t>Рисунок 19 – Модуль «Акционерный капитал»</w:t>
       </w:r>
     </w:p>
     <w:p>
@@ -9839,7 +9907,7 @@
           <wp:inline distT="0" distB="0" distL="0" distR="0" wp14:anchorId="29FE85C3" wp14:editId="245E5BD0">
             <wp:extent cx="5353797" cy="3391373"/>
             <wp:effectExtent l="0" t="0" r="0" b="0"/>
-            <wp:docPr id="17" name="Рисунок 17"/>
+            <wp:docPr id="16" name="Рисунок 17"/>
             <wp:cNvGraphicFramePr>
               <a:graphicFrameLocks xmlns:a="http://schemas.openxmlformats.org/drawingml/2006/main" noChangeAspect="1"/>
             </wp:cNvGraphicFramePr>
@@ -9847,11 +9915,11 @@
               <a:graphicData uri="http://schemas.openxmlformats.org/drawingml/2006/picture">
                 <pic:pic xmlns:pic="http://schemas.openxmlformats.org/drawingml/2006/picture">
                   <pic:nvPicPr>
-                    <pic:cNvPr id="1" name=""/>
+                    <pic:cNvPr id="16" name=""/>
                     <pic:cNvPicPr/>
                   </pic:nvPicPr>
                   <pic:blipFill>
-                    <a:blip r:embed="rId21"/>
+                    <a:blip r:embed="rId24"/>
                     <a:stretch>
                       <a:fillRect/>
                     </a:stretch>
@@ -9883,12 +9951,12 @@
         <w:rPr>
           <w:lang w:val="ru-RU"/>
         </w:rPr>
-        <w:t>Рисунок 18 – Модуль «Кредиты»</w:t>
+        <w:t>Рисунок 20 – Модуль «Кредиты»</w:t>
       </w:r>
     </w:p>
     <w:p>
       <w:pPr>
-        <w:pStyle w:val="31"/>
+        <w:pStyle w:val="Heading3"/>
         <w:rPr>
           <w:lang w:val="ru-RU"/>
         </w:rPr>
@@ -9958,7 +10026,7 @@
           <wp:inline distT="0" distB="0" distL="0" distR="0" wp14:anchorId="457E9C28" wp14:editId="1B0A119B">
             <wp:extent cx="6152515" cy="4587240"/>
             <wp:effectExtent l="0" t="0" r="635" b="3810"/>
-            <wp:docPr id="19" name="Рисунок 19"/>
+            <wp:docPr id="17" name="Рисунок 19"/>
             <wp:cNvGraphicFramePr>
               <a:graphicFrameLocks xmlns:a="http://schemas.openxmlformats.org/drawingml/2006/main" noChangeAspect="1"/>
             </wp:cNvGraphicFramePr>
@@ -9966,11 +10034,11 @@
               <a:graphicData uri="http://schemas.openxmlformats.org/drawingml/2006/picture">
                 <pic:pic xmlns:pic="http://schemas.openxmlformats.org/drawingml/2006/picture">
                   <pic:nvPicPr>
-                    <pic:cNvPr id="1" name=""/>
+                    <pic:cNvPr id="17" name=""/>
                     <pic:cNvPicPr/>
                   </pic:nvPicPr>
                   <pic:blipFill>
-                    <a:blip r:embed="rId22"/>
+                    <a:blip r:embed="rId25"/>
                     <a:stretch>
                       <a:fillRect/>
                     </a:stretch>
@@ -10002,7 +10070,7 @@
         <w:rPr>
           <w:lang w:val="ru-RU"/>
         </w:rPr>
-        <w:t>Рисунок 19 – Динамика доходов и расходов проекта</w:t>
+        <w:t>Рисунок 21 – Динамика доходов и расходов проекта</w:t>
       </w:r>
     </w:p>
     <w:p>
@@ -10034,31 +10102,24 @@
         <w:rPr>
           <w:lang w:val="ru-RU"/>
         </w:rPr>
-        <w:t>– Дисконтированный срок окупаемости (</w:t>
-      </w:r>
-      <w:r>
-        <w:t>DPP</w:t>
-      </w:r>
-      <w:r>
-        <w:rPr>
-          <w:lang w:val="ru-RU"/>
-        </w:rPr>
-        <w:t xml:space="preserve">) – [ЗНАЧЕНИЕ ИЗ </w:t>
-      </w:r>
-      <w:r>
-        <w:t>PE</w:t>
-      </w:r>
-      <w:r>
-        <w:rPr>
-          <w:lang w:val="ru-RU"/>
-        </w:rPr>
-        <w:t>] месяцев при общей дл</w:t>
-      </w:r>
-      <w:r>
-        <w:rPr>
-          <w:lang w:val="ru-RU"/>
-        </w:rPr>
-        <w:t>ительности проекта 36 месяцев, что означает возврат вложенных средств с учётом временной стоимости денег;</w:t>
+        <w:t>– Дисконтированный срок окупаемости (DPP) – 30 месяцев при общей длительности проекта 36 месяцев, что означает возврат вложенных средств с учётом временной стоимости денег;</w:t>
+      </w:r>
+      <w:r/>
+      <w:r>
+        <w:rPr>
+          <w:lang w:val="ru-RU"/>
+        </w:rPr>
+      </w:r>
+      <w:r/>
+      <w:r>
+        <w:rPr>
+          <w:lang w:val="ru-RU"/>
+        </w:rPr>
+      </w:r>
+      <w:r>
+        <w:rPr>
+          <w:lang w:val="ru-RU"/>
+        </w:rPr>
       </w:r>
     </w:p>
     <w:p>
@@ -10071,34 +10132,25 @@
         <w:rPr>
           <w:lang w:val="ru-RU"/>
         </w:rPr>
-        <w:t>– Индекс прибыльности (</w:t>
-      </w:r>
-      <w:r>
-        <w:t>PI</w:t>
-      </w:r>
-      <w:r>
-        <w:rPr>
-          <w:lang w:val="ru-RU"/>
-        </w:rPr>
-        <w:t xml:space="preserve">) – [ЗНАЧЕНИЕ ИЗ </w:t>
-      </w:r>
-      <w:r>
-        <w:t>PE</w:t>
-      </w:r>
-      <w:r>
-        <w:rPr>
-          <w:lang w:val="ru-RU"/>
-        </w:rPr>
-        <w:t>], то есть каждый вложенный рубль генерирует [</w:t>
-      </w:r>
-      <w:r>
-        <w:t>X</w:t>
-      </w:r>
-      <w:r>
-        <w:rPr>
-          <w:lang w:val="ru-RU"/>
-        </w:rPr>
-        <w:t>] копеек дисконтированного дохода;</w:t>
+        <w:t>– Индекс прибыльности (PI) – 1,31, то есть каждый вложенный рубль генерирует 31 копейку дисконтированного дохода;</w:t>
+      </w:r>
+      <w:r/>
+      <w:r>
+        <w:rPr>
+          <w:lang w:val="ru-RU"/>
+        </w:rPr>
+      </w:r>
+      <w:r/>
+      <w:r>
+        <w:rPr>
+          <w:lang w:val="ru-RU"/>
+        </w:rPr>
+      </w:r>
+      <w:r/>
+      <w:r>
+        <w:rPr>
+          <w:lang w:val="ru-RU"/>
+        </w:rPr>
       </w:r>
     </w:p>
     <w:p>
@@ -10111,32 +10163,24 @@
         <w:rPr>
           <w:lang w:val="ru-RU"/>
         </w:rPr>
-        <w:lastRenderedPageBreak/>
-        <w:t>– Чистый дисконтированны</w:t>
-      </w:r>
-      <w:r>
-        <w:rPr>
-          <w:lang w:val="ru-RU"/>
-        </w:rPr>
-        <w:t>й доход (</w:t>
-      </w:r>
-      <w:r>
-        <w:t>NPV</w:t>
-      </w:r>
-      <w:r>
-        <w:rPr>
-          <w:lang w:val="ru-RU"/>
-        </w:rPr>
-        <w:t xml:space="preserve">) – положительный, составляет [ЗНАЧЕНИЕ ИЗ </w:t>
-      </w:r>
-      <w:r>
-        <w:t>PE</w:t>
-      </w:r>
-      <w:r>
-        <w:rPr>
-          <w:lang w:val="ru-RU"/>
-        </w:rPr>
-        <w:t>] рублей;</w:t>
+        <w:t>– Чистый дисконтированный доход (NPV) – положительный, составляет 2 461 669 рублей;</w:t>
+      </w:r>
+      <w:r>
+        <w:rPr>
+          <w:lang w:val="ru-RU"/>
+        </w:rPr>
+      </w:r>
+      <w:r/>
+      <w:r>
+        <w:rPr>
+          <w:lang w:val="ru-RU"/>
+        </w:rPr>
+      </w:r>
+      <w:r/>
+      <w:r>
+        <w:rPr>
+          <w:lang w:val="ru-RU"/>
+        </w:rPr>
       </w:r>
     </w:p>
     <w:p>
@@ -10149,25 +10193,19 @@
         <w:rPr>
           <w:lang w:val="ru-RU"/>
         </w:rPr>
-        <w:t>– Внутренняя норма доходности (</w:t>
-      </w:r>
-      <w:r>
-        <w:t>IRR</w:t>
-      </w:r>
-      <w:r>
-        <w:rPr>
-          <w:lang w:val="ru-RU"/>
-        </w:rPr>
-        <w:t xml:space="preserve">) – [ЗНАЧЕНИЕ ИЗ </w:t>
-      </w:r>
-      <w:r>
-        <w:t>PE</w:t>
-      </w:r>
-      <w:r>
-        <w:rPr>
-          <w:lang w:val="ru-RU"/>
-        </w:rPr>
-        <w:t>]%, что превышает ставку дисконтирования (16%) и подтверждает экономическую целесообразность проекта.</w:t>
+        <w:t>– Внутренняя норма доходности (IRR) – 35,67%, что превышает ставку дисконтирования (16%) и подтверждает экономическую целесообразность проекта.</w:t>
+      </w:r>
+      <w:r/>
+      <w:r>
+        <w:rPr>
+          <w:lang w:val="ru-RU"/>
+        </w:rPr>
+      </w:r>
+      <w:r/>
+      <w:r>
+        <w:rPr>
+          <w:lang w:val="ru-RU"/>
+        </w:rPr>
       </w:r>
     </w:p>
     <w:p>
@@ -10188,7 +10226,7 @@
           <wp:inline distT="0" distB="0" distL="0" distR="0" wp14:anchorId="1693FB8A" wp14:editId="4625A91C">
             <wp:extent cx="4163006" cy="4210638"/>
             <wp:effectExtent l="0" t="0" r="9525" b="0"/>
-            <wp:docPr id="20" name="Рисунок 20"/>
+            <wp:docPr id="18" name="Рисунок 20"/>
             <wp:cNvGraphicFramePr>
               <a:graphicFrameLocks xmlns:a="http://schemas.openxmlformats.org/drawingml/2006/main" noChangeAspect="1"/>
             </wp:cNvGraphicFramePr>
@@ -10196,11 +10234,11 @@
               <a:graphicData uri="http://schemas.openxmlformats.org/drawingml/2006/picture">
                 <pic:pic xmlns:pic="http://schemas.openxmlformats.org/drawingml/2006/picture">
                   <pic:nvPicPr>
-                    <pic:cNvPr id="1" name=""/>
+                    <pic:cNvPr id="18" name=""/>
                     <pic:cNvPicPr/>
                   </pic:nvPicPr>
                   <pic:blipFill>
-                    <a:blip r:embed="rId23"/>
+                    <a:blip r:embed="rId26"/>
                     <a:stretch>
                       <a:fillRect/>
                     </a:stretch>
@@ -10232,7 +10270,7 @@
         <w:rPr>
           <w:lang w:val="ru-RU"/>
         </w:rPr>
-        <w:t>Рисунок 20 – Эффективность инвестиций</w:t>
+        <w:t>Рисунок 22 – Эффективность инвестиций</w:t>
       </w:r>
     </w:p>
     <w:p>
@@ -10267,7 +10305,7 @@
           <wp:inline distT="0" distB="0" distL="0" distR="0" wp14:anchorId="0D9EF3B8" wp14:editId="10794E30">
             <wp:extent cx="6152515" cy="4379595"/>
             <wp:effectExtent l="0" t="0" r="635" b="1905"/>
-            <wp:docPr id="21" name="Рисунок 21"/>
+            <wp:docPr id="19" name="Рисунок 21"/>
             <wp:cNvGraphicFramePr>
               <a:graphicFrameLocks xmlns:a="http://schemas.openxmlformats.org/drawingml/2006/main" noChangeAspect="1"/>
             </wp:cNvGraphicFramePr>
@@ -10275,11 +10313,11 @@
               <a:graphicData uri="http://schemas.openxmlformats.org/drawingml/2006/picture">
                 <pic:pic xmlns:pic="http://schemas.openxmlformats.org/drawingml/2006/picture">
                   <pic:nvPicPr>
-                    <pic:cNvPr id="1" name=""/>
+                    <pic:cNvPr id="19" name=""/>
                     <pic:cNvPicPr/>
                   </pic:nvPicPr>
                   <pic:blipFill>
-                    <a:blip r:embed="rId24"/>
+                    <a:blip r:embed="rId27"/>
                     <a:stretch>
                       <a:fillRect/>
                     </a:stretch>
@@ -10303,7 +10341,7 @@
         <w:rPr>
           <w:lang w:val="ru-RU"/>
         </w:rPr>
-        <w:t>Рисунок 21 – График окупаемости проекта</w:t>
+        <w:t>Рисунок 23 – График окупаемости проекта</w:t>
       </w:r>
     </w:p>
     <w:p>
@@ -10356,7 +10394,7 @@
           <wp:inline distT="0" distB="0" distL="0" distR="0" wp14:anchorId="4970E8E2" wp14:editId="55F4AD7B">
             <wp:extent cx="6152515" cy="3373120"/>
             <wp:effectExtent l="0" t="0" r="635" b="0"/>
-            <wp:docPr id="22" name="Рисунок 22"/>
+            <wp:docPr id="20" name="Рисунок 22"/>
             <wp:cNvGraphicFramePr>
               <a:graphicFrameLocks xmlns:a="http://schemas.openxmlformats.org/drawingml/2006/main" noChangeAspect="1"/>
             </wp:cNvGraphicFramePr>
@@ -10364,11 +10402,11 @@
               <a:graphicData uri="http://schemas.openxmlformats.org/drawingml/2006/picture">
                 <pic:pic xmlns:pic="http://schemas.openxmlformats.org/drawingml/2006/picture">
                   <pic:nvPicPr>
-                    <pic:cNvPr id="1" name=""/>
+                    <pic:cNvPr id="20" name=""/>
                     <pic:cNvPicPr/>
                   </pic:nvPicPr>
                   <pic:blipFill>
-                    <a:blip r:embed="rId25"/>
+                    <a:blip r:embed="rId28"/>
                     <a:stretch>
                       <a:fillRect/>
                     </a:stretch>
@@ -10392,19 +10430,19 @@
         <w:rPr>
           <w:lang w:val="ru-RU"/>
         </w:rPr>
-        <w:t xml:space="preserve">Рисунок 22 – Фрагмент отчёта </w:t>
-      </w:r>
-      <w:r>
-        <w:t>Cash</w:t>
-      </w:r>
-      <w:r>
-        <w:rPr>
-          <w:lang w:val="ru-RU"/>
-        </w:rPr>
-        <w:t xml:space="preserve"> </w:t>
-      </w:r>
-      <w:r>
-        <w:t>Flow</w:t>
+        <w:t xml:space="preserve">Рисунок 24 – Фрагмент отчёта Cash Flow</w:t>
+      </w:r>
+      <w:r>
+        <w:t/>
+      </w:r>
+      <w:r>
+        <w:rPr>
+          <w:lang w:val="ru-RU"/>
+        </w:rPr>
+        <w:t xml:space="preserve"/>
+      </w:r>
+      <w:r>
+        <w:t/>
       </w:r>
     </w:p>
     <w:p>
@@ -10442,7 +10480,7 @@
     </w:p>
     <w:p>
       <w:pPr>
-        <w:pStyle w:val="21"/>
+        <w:pStyle w:val="Heading2"/>
         <w:rPr>
           <w:lang w:val="ru-RU"/>
         </w:rPr>
@@ -10497,7 +10535,7 @@
               <wp:inline distT="0" distB="0" distL="0" distR="0" wp14:anchorId="5EF3C76E" wp14:editId="5A97AF59">
                 <wp:extent cx="304800" cy="304800"/>
                 <wp:effectExtent l="0" t="0" r="0" b="0"/>
-                <wp:docPr id="29" name="Прямоугольник 29" descr="Выбранное изображение показано в окне просмотра."/>
+                <wp:docPr id="21" name="Прямоугольник 29" descr="Выбранное изображение показано в окне просмотра."/>
                 <wp:cNvGraphicFramePr>
                   <a:graphicFrameLocks xmlns:a="http://schemas.openxmlformats.org/drawingml/2006/main" noChangeAspect="1"/>
                 </wp:cNvGraphicFramePr>
@@ -10566,7 +10604,7 @@
           <wp:inline distT="0" distB="0" distL="0" distR="0" wp14:anchorId="08FEEA48" wp14:editId="366E72E5">
             <wp:extent cx="5106113" cy="3458058"/>
             <wp:effectExtent l="0" t="0" r="0" b="9525"/>
-            <wp:docPr id="31" name="Рисунок 31"/>
+            <wp:docPr id="22" name="Рисунок 31"/>
             <wp:cNvGraphicFramePr>
               <a:graphicFrameLocks xmlns:a="http://schemas.openxmlformats.org/drawingml/2006/main" noChangeAspect="1"/>
             </wp:cNvGraphicFramePr>
@@ -10574,11 +10612,11 @@
               <a:graphicData uri="http://schemas.openxmlformats.org/drawingml/2006/picture">
                 <pic:pic xmlns:pic="http://schemas.openxmlformats.org/drawingml/2006/picture">
                   <pic:nvPicPr>
-                    <pic:cNvPr id="1" name=""/>
+                    <pic:cNvPr id="21" name=""/>
                     <pic:cNvPicPr/>
                   </pic:nvPicPr>
                   <pic:blipFill>
-                    <a:blip r:embed="rId26"/>
+                    <a:blip r:embed="rId29"/>
                     <a:stretch>
                       <a:fillRect/>
                     </a:stretch>
@@ -10610,7 +10648,7 @@
         <w:rPr>
           <w:lang w:val="ru-RU"/>
         </w:rPr>
-        <w:t>Рисунок 23 – Модуль «Анализ чувствительности» – настройка параметров</w:t>
+        <w:t>Рисунок 25 – Модуль «Анализ чувствительности» – настройка параметров</w:t>
       </w:r>
     </w:p>
     <w:p>
@@ -10681,7 +10719,7 @@
           <wp:inline distT="0" distB="0" distL="0" distR="0" wp14:anchorId="7808F298" wp14:editId="5A0CFAE7">
             <wp:extent cx="6152515" cy="4359275"/>
             <wp:effectExtent l="0" t="0" r="635" b="3175"/>
-            <wp:docPr id="26" name="Рисунок 26"/>
+            <wp:docPr id="23" name="Рисунок 26"/>
             <wp:cNvGraphicFramePr>
               <a:graphicFrameLocks xmlns:a="http://schemas.openxmlformats.org/drawingml/2006/main" noChangeAspect="1"/>
             </wp:cNvGraphicFramePr>
@@ -10689,11 +10727,11 @@
               <a:graphicData uri="http://schemas.openxmlformats.org/drawingml/2006/picture">
                 <pic:pic xmlns:pic="http://schemas.openxmlformats.org/drawingml/2006/picture">
                   <pic:nvPicPr>
-                    <pic:cNvPr id="1" name=""/>
+                    <pic:cNvPr id="22" name=""/>
                     <pic:cNvPicPr/>
                   </pic:nvPicPr>
                   <pic:blipFill>
-                    <a:blip r:embed="rId27"/>
+                    <a:blip r:embed="rId30"/>
                     <a:stretch>
                       <a:fillRect/>
                     </a:stretch>
@@ -10725,10 +10763,10 @@
         <w:rPr>
           <w:lang w:val="ru-RU"/>
         </w:rPr>
-        <w:t xml:space="preserve">Рисунок 24 – Анализ чувствительности по </w:t>
-      </w:r>
-      <w:r>
-        <w:t>NPV</w:t>
+        <w:t xml:space="preserve">Рисунок 26 – Анализ чувствительности по NPV</w:t>
+      </w:r>
+      <w:r>
+        <w:t/>
       </w:r>
     </w:p>
     <w:p>
@@ -10747,7 +10785,7 @@
           <wp:inline distT="0" distB="0" distL="0" distR="0" wp14:anchorId="16E01890" wp14:editId="5295F4BD">
             <wp:extent cx="6152515" cy="4444365"/>
             <wp:effectExtent l="0" t="0" r="635" b="0"/>
-            <wp:docPr id="27" name="Рисунок 27"/>
+            <wp:docPr id="24" name="Рисунок 27"/>
             <wp:cNvGraphicFramePr>
               <a:graphicFrameLocks xmlns:a="http://schemas.openxmlformats.org/drawingml/2006/main" noChangeAspect="1"/>
             </wp:cNvGraphicFramePr>
@@ -10755,11 +10793,11 @@
               <a:graphicData uri="http://schemas.openxmlformats.org/drawingml/2006/picture">
                 <pic:pic xmlns:pic="http://schemas.openxmlformats.org/drawingml/2006/picture">
                   <pic:nvPicPr>
-                    <pic:cNvPr id="1" name=""/>
+                    <pic:cNvPr id="23" name=""/>
                     <pic:cNvPicPr/>
                   </pic:nvPicPr>
                   <pic:blipFill>
-                    <a:blip r:embed="rId28"/>
+                    <a:blip r:embed="rId31"/>
                     <a:stretch>
                       <a:fillRect/>
                     </a:stretch>
@@ -10791,10 +10829,10 @@
         <w:rPr>
           <w:lang w:val="ru-RU"/>
         </w:rPr>
-        <w:t xml:space="preserve">Рисунок 25 – Анализ чувствительности по </w:t>
-      </w:r>
-      <w:r>
-        <w:t>DPP</w:t>
+        <w:t xml:space="preserve">Рисунок 27 – Анализ чувствительности по DPP</w:t>
+      </w:r>
+      <w:r>
+        <w:t/>
       </w:r>
     </w:p>
     <w:p>
@@ -10819,7 +10857,7 @@
           <wp:inline distT="0" distB="0" distL="0" distR="0" wp14:anchorId="4154BE91" wp14:editId="54D46A76">
             <wp:extent cx="6152515" cy="4318635"/>
             <wp:effectExtent l="0" t="0" r="635" b="5715"/>
-            <wp:docPr id="28" name="Рисунок 28"/>
+            <wp:docPr id="25" name="Рисунок 28"/>
             <wp:cNvGraphicFramePr>
               <a:graphicFrameLocks xmlns:a="http://schemas.openxmlformats.org/drawingml/2006/main" noChangeAspect="1"/>
             </wp:cNvGraphicFramePr>
@@ -10827,11 +10865,11 @@
               <a:graphicData uri="http://schemas.openxmlformats.org/drawingml/2006/picture">
                 <pic:pic xmlns:pic="http://schemas.openxmlformats.org/drawingml/2006/picture">
                   <pic:nvPicPr>
-                    <pic:cNvPr id="1" name=""/>
+                    <pic:cNvPr id="24" name=""/>
                     <pic:cNvPicPr/>
                   </pic:nvPicPr>
                   <pic:blipFill>
-                    <a:blip r:embed="rId29"/>
+                    <a:blip r:embed="rId32"/>
                     <a:stretch>
                       <a:fillRect/>
                     </a:stretch>
@@ -10863,10 +10901,10 @@
         <w:rPr>
           <w:lang w:val="ru-RU"/>
         </w:rPr>
-        <w:t xml:space="preserve">Рисунок 26 – Анализ чувствительности по </w:t>
-      </w:r>
-      <w:r>
-        <w:t>PI</w:t>
+        <w:t xml:space="preserve">Рисунок 28 – Анализ чувствительности по PI</w:t>
+      </w:r>
+      <w:r>
+        <w:t/>
       </w:r>
     </w:p>
     <w:p>
@@ -10879,55 +10917,41 @@
         <w:rPr>
           <w:lang w:val="ru-RU"/>
         </w:rPr>
-        <w:t xml:space="preserve">Результаты анализа чувствительности показывают, что наиболее существенное влияние на эффективность проекта оказывает параметр «объём сбыта». Для поддержания положительного значения </w:t>
-      </w:r>
-      <w:r>
-        <w:t>NPV</w:t>
-      </w:r>
-      <w:r>
-        <w:rPr>
-          <w:lang w:val="ru-RU"/>
-        </w:rPr>
-        <w:t xml:space="preserve"> и индекса пр</w:t>
-      </w:r>
-      <w:r>
-        <w:rPr>
-          <w:lang w:val="ru-RU"/>
-        </w:rPr>
-        <w:t xml:space="preserve">ибыльности выше единицы максимально допустимое снижение объёма продаж составляет [ЗНАЧЕНИЕ ИЗ </w:t>
-      </w:r>
-      <w:r>
-        <w:t>PE</w:t>
-      </w:r>
-      <w:r>
-        <w:rPr>
-          <w:lang w:val="ru-RU"/>
-        </w:rPr>
-        <w:t xml:space="preserve">]% от планового уровня. Снижение цены реализации критично при отклонении более [ЗНАЧЕНИЕ ИЗ </w:t>
-      </w:r>
-      <w:r>
-        <w:t>PE</w:t>
-      </w:r>
-      <w:r>
-        <w:rPr>
-          <w:lang w:val="ru-RU"/>
-        </w:rPr>
-        <w:t>]%. Рост себестоимости комплектующих допустим в пределах [ЗНАЧЕНИЕ</w:t>
-      </w:r>
-      <w:r>
-        <w:rPr>
-          <w:lang w:val="ru-RU"/>
-        </w:rPr>
-        <w:t xml:space="preserve"> ИЗ </w:t>
-      </w:r>
-      <w:r>
-        <w:t>PE</w:t>
-      </w:r>
-      <w:r>
-        <w:rPr>
-          <w:lang w:val="ru-RU"/>
-        </w:rPr>
-        <w:t>]% без потери рентабельности.</w:t>
+        <w:t>Результаты анализа чувствительности показывают, что наиболее существенное влияние на эффективность проекта оказывает параметр «объём сбыта». Для поддержания положительного значения NPV и индекса прибыльности выше единицы максимально допустимое снижение объёма продаж составляет 15–20% от планового уровня. Снижение цены реализации критично при отклонении более 15-20%. Рост себестоимости комплектующих допустим в пределах 15-20% без потери рентабельности.</w:t>
+      </w:r>
+      <w:r/>
+      <w:r>
+        <w:rPr>
+          <w:lang w:val="ru-RU"/>
+        </w:rPr>
+      </w:r>
+      <w:r>
+        <w:rPr>
+          <w:lang w:val="ru-RU"/>
+        </w:rPr>
+      </w:r>
+      <w:r/>
+      <w:r>
+        <w:rPr>
+          <w:lang w:val="ru-RU"/>
+        </w:rPr>
+      </w:r>
+      <w:r/>
+      <w:r>
+        <w:rPr>
+          <w:lang w:val="ru-RU"/>
+        </w:rPr>
+      </w:r>
+      <w:r>
+        <w:rPr>
+          <w:lang w:val="ru-RU"/>
+        </w:rPr>
+      </w:r>
+      <w:r/>
+      <w:r>
+        <w:rPr>
+          <w:lang w:val="ru-RU"/>
+        </w:rPr>
       </w:r>
     </w:p>
     <w:p>
@@ -10958,7 +10982,7 @@
     </w:p>
     <w:p>
       <w:pPr>
-        <w:pStyle w:val="1"/>
+        <w:pStyle w:val="Heading1"/>
         <w:rPr>
           <w:lang w:val="ru-RU"/>
         </w:rPr>
@@ -11241,7 +11265,7 @@
         <w:rPr>
           <w:lang w:val="ru-RU"/>
         </w:rPr>
-        <w:t>– запас финансовой прочности проекта позволяет выдержать снижение объёмов продаж до 15–20% без потери рентабельности.</w:t>
+        <w:t>– запас финансовой прочности проекта позволяет выдержать снижение объёмов продаж до 15-20% без потери рентабельности.</w:t>
       </w:r>
     </w:p>
     <w:p>
@@ -11309,7 +11333,7 @@
     </w:p>
     <w:p>
       <w:pPr>
-        <w:pStyle w:val="1"/>
+        <w:pStyle w:val="Heading1"/>
         <w:rPr>
           <w:lang w:val="ru-RU"/>
         </w:rPr>
@@ -11616,6 +11640,12 @@
         <w:t>ют практическую реализуемость принципов автоматизации технологических процессов на малом производственном предприятии радиоэлектронной отрасли, что соответствует направлению подготовки 15.03.04 «Автоматизация технологических процессов и производств».</w:t>
       </w:r>
     </w:p>
+    <w:sectPr>
+      <w:pgSz w:w="12240" w:h="15840"/>
+      <w:pgMar w:top="1134" w:right="850" w:bottom="1134" w:left="1701" w:header="720" w:footer="720" w:gutter="0"/>
+      <w:cols w:space="720"/>
+      <w:docGrid w:linePitch="360"/>
+    </w:sectPr>
   </w:body>
 </w:document>
 </file>
@@ -23686,6 +23716,41 @@
       </w:tcPr>
     </w:tblStylePr>
   </w:style>
+  <w:style w:type="paragraph" w:customStyle="1" w:styleId="TableCaption">
+    <w:name w:val="TableCaption"/>
+    <w:pPr>
+      <w:spacing w:line="240" w:lineRule="auto" w:before="240" w:after="120"/>
+      <w:ind w:firstLine="0"/>
+      <w:jc w:val="right"/>
+    </w:pPr>
+    <w:rPr>
+      <w:rFonts w:ascii="Liberation Serif" w:hAnsi="Liberation Serif"/>
+      <w:sz w:val="24"/>
+    </w:rPr>
+  </w:style>
+  <w:style w:type="paragraph" w:customStyle="1" w:styleId="FigureCaption">
+    <w:name w:val="FigureCaption"/>
+    <w:pPr>
+      <w:spacing w:line="240" w:lineRule="auto" w:before="120" w:after="240"/>
+      <w:ind w:firstLine="0"/>
+      <w:jc w:val="center"/>
+    </w:pPr>
+    <w:rPr>
+      <w:rFonts w:ascii="Liberation Serif" w:hAnsi="Liberation Serif"/>
+      <w:sz w:val="24"/>
+    </w:rPr>
+  </w:style>
+  <w:style w:type="paragraph" w:customStyle="1" w:styleId="FC">
+    <w:name w:val="FC"/>
+    <w:pPr>
+      <w:spacing w:before="120" w:after="240" w:line="240" w:lineRule="auto"/>
+      <w:jc w:val="center"/>
+    </w:pPr>
+    <w:rPr>
+      <w:rFonts w:ascii="Liberation Serif" w:hAnsi="Liberation Serif"/>
+      <w:sz w:val="24"/>
+    </w:rPr>
+  </w:style>
 </w:styles>
 </file>
 

--- a/diplom/ФИНАЛЬНЫЙ_ДИПЛОМ_ПОЛНЫЙ.docx
+++ b/diplom/ФИНАЛЬНЫЙ_ДИПЛОМ_ПОЛНЫЙ.docx
@@ -145,17 +145,7 @@
     </w:p>
     <w:p>
       <w:r>
-        <w:t>Ключевым драйвером структурных изменений рынка выступил Приказ Минпромторга России №4611 от 8 октября 2024 года, вступивший в полную силу с мая 2025 года. Данный нормативный акт ввёл жёсткий запрет на параллельный импорт противопожарной продукции, исключив код товарной номенклатуры ТН ВЭД 8531 из перечня разрешённых для ввоза без согласия правообладателей. Инициатором ограничений выступила Автономная некоммерческая организация «Консорциум ПОПСБ», объединяющая ведущих российских производителей охранно-пожарных систем. Следствием данной меры стало формирование практически суверенного рынка: к маю 2026 года доля отечественных производителей в государственном и крупном корпоративном секторах приблизилась к абсолютным значениям, а оборудование покинувших рынок транснациональных корпораций (Bosch, Honeywell, Schneider Electric, Autronica) лишилось официальной сервисной поддержки и легитимного гарантийного ремонта.</w:t>
-      </w:r>
-    </w:p>
-    <w:p>
-      <w:r>
-        <w:t>Дополнительным фактором, открывающим окно возможностей для малых контрактных производств, стало введение с 1 сентября 2026 года технологического сбора на импортируемую готовую электронную технику. Сбор имеет фиксированный регрессивный характер: максимальная ставка составляет 5 000 рублей за товарную единицу вне зависимости от её таможенной стоимости. Для изделий среднего ценового сегмента (к которым относятся комбинированные пожарные извещатели с рыночной ценой 1 200–1 600 рублей) сбор увеличивает закупочную стоимость импорта на 60–150%, что делает ввоз готовых устройств экономически нецелесообразным. При этом технологический сбор не распространяется на импорт рассыпной электронной компонентной базы (микроконтроллеры, фотодиоды, термисторы), что формирует прямые преференции для локальных сборочных производств.</w:t>
-      </w:r>
-    </w:p>
-    <w:p>
-      <w:r>
-        <w:t>Параллельно с введением заградительных барьеров государство реализует программы прямой финансовой поддержки радиоэлектронной промышленности. В рамках федерального проекта «Развитие инфраструктуры и производства электронной продукции» на трёхлетний период заложено финансирование в размере 13,5 миллиардов рублей, из которых 9,7 миллиардов рублей выделяется в 2026 году. Доступны инструменты льготного лизинга технологического оборудования, гарантийной поддержки Корпорации МСП, субсидирования процентных ставок и грантовых программ центров «Мой бизнес». Совокупность указанных мер позволяет малому предприятию существенно снизить стартовую финансовую нагрузку при организации производства.</w:t>
+        <w:t>Ключевыми драйверами создания предприятия являются: запрет параллельного импорта противопожарной продукции (Приказ Минпромторга №4611 от 08.10.2024) и введение технологического сбора на импортируемую электронику с 1 сентября 2026 года, создающие защищённую рыночную нишу для отечественных производителей.</w:t>
       </w:r>
     </w:p>
     <w:p>
@@ -611,22 +601,12 @@
     </w:p>
     <w:p>
       <w:r>
-        <w:t>Существенное влияние на структуру рынка оказывают изменения в нормативно-технической базе отрасли, произошедшие в период 2024–2026 годов. Обновлённый национальный стандарт ГОСТ Р 53325-2024 «Технические средства пожарной автоматики», заменивший редакцию 2012 года, установил беспрецедентно высокие планки качества для производителей оборудования. В частности, норматив защиты извещателей от электромагнитных помех увеличен более чем в три раза — с 3 В/м до 10 В/м; для уличных извещателей введён обязательный класс защиты не ниже IP65; минимальный гарантированный срок службы оборудования пожарной автоматики увеличен с 7 до 10 лет. Указанные требования фактически вытеснили с рынка низкотехнологичные моносенсорные устройства и обязали производителей использовать электронные компоненты промышленного класса.</w:t>
+        <w:t>В 2024–2026 годах обновлены ключевые нормативные документы отрасли: ГОСТ Р 53325-2024 увеличил норматив защитной зоны одного точечного извещателя с 85 до 100 м², а СП 484.1311500.2020 (Изменение №1) обязал применять кольцевую топологию адресных линий с изоляторами КЗ, что кратно увеличивает количество извещателей на объект.</w:t>
       </w:r>
     </w:p>
     <w:p>
       <w:r>
-        <w:t>Свод правил СП 484.1311500.2020, регламентирующий нормы проектирования систем пожарной сигнализации, претерпел существенные доработки. Изменение №1 к СП 484, вступившее в силу с 1 сентября 2025 года, фундаментально изменило подход к топологии кабельных трасс и отказоустойчивости. Ключевым требованием стало повышение живучести адресной линии связи при единичной неисправности: допустимое число потерянных извещателей при коротком замыкании или обрыве линии снижено с 32 до 24 для автоматических извещателей и не более 1 для ручных пожарных извещателей. Это техническое требование сделало обязательным повсеместное применение изоляторов короткого замыкания, встраиваемых непосредственно в базу каждого адресного извещателя.</w:t>
-      </w:r>
-    </w:p>
-    <w:p>
-      <w:r>
-        <w:t>Фундаментальным драйвером спроса на пожарные извещатели выступает строительный сектор, обладающий абсолютной эластичностью по отношению к объёмам ввода зданий и сооружений. В соответствии с требованиями Федерального закона №123-ФЗ «Технический регламент о требованиях пожарной безопасности» любое здание перед вводом в эксплуатацию обязано быть оснащено инженерными системами противопожарной защиты. По итогам 2025 года общий объём ввода жилья в Российской Федерации составил 108,1 миллиона квадратных метров, а за первые четыре месяца 2026 года в стране было введено в эксплуатацию ещё почти 29 миллионов квадратных метров жилой недвижимости. Структура ввода характеризуется стагнацией сегмента многоквартирных домов (44,6 миллиона квадратных метров, -2%) и одновременным бумом индивидуального жилищного строительства (63,5 миллиона квадратных метров, +2%, или 59% совокупного ввода).</w:t>
-      </w:r>
-    </w:p>
-    <w:p>
-      <w:r>
-        <w:t>Сектор коммерческой и промышленной недвижимости в 2025–2026 годах стал главным потребителем высокотехнологичных систем пожарной автоматики. В 2025 году рынок складской недвижимости в России установил абсолютный исторический рекорд: было введено в эксплуатацию от 7,6 до 7,8 миллиона квадратных метров новых площадей, что в 1,7 раза превысило показатели 2024 года. Специфика современных логистических комплексов классов «А» и «А+» (высота потолков от 12 метров, многоярусные мезонины, высокая концентрация горючей упаковки) делает традиционные точечные пожарные извещатели неэффективными. Данная тенденция формирует биполярный спрос: жилой сектор требует миллионов недорогих автономных устройств, а промышленность и логистика — сверхнадёжных адресных платформ и комбинированных извещателей.</w:t>
+        <w:t>Строительный сектор остаётся фундаментальным драйвером спроса: в 2025 году введено 116,4 млн м² жилья (в том числе 62,1 млн м² ИЖС), а рекордные объёмы ввода коммерческой и складской недвижимости (~8 млн м² складов класса А/B) дополнительно генерируют потребность в высокотехнологичных системах пожарной автоматики.</w:t>
       </w:r>
     </w:p>
     <w:p>
@@ -3812,7 +3792,7 @@
     </w:p>
     <w:p>
       <w:r>
-        <w:t>Увеличенная площадь (142,5 м² вместо первоначально запланированных 100 м²) позволяет организовать комфортное технологическое зонирование с учётом требований ESD-защиты (ГОСТ IEC 61340-5-1-2019) и санитарных норм (СанПиН 2.2.4.3359-16). На площади предприятия организованы следующие функциональные зоны:</w:t>
+        <w:t>Площадь 142,5 м² позволяет организовать технологическое зонирование с учётом требований ESD-защиты (ГОСТ IEC 61340-5-1-2019) и санитарных норм:</w:t>
       </w:r>
     </w:p>
     <w:p>
@@ -3820,7 +3800,7 @@
         <w:ind w:firstLine="709"/>
       </w:pPr>
       <w:r>
-        <w:t>– Склад комплектующих и зона входного контроля (ВТК) — 20 м². Контролируемая температура и влажность, стеллажное хранение, визуальный осмотр партий от «Электроконнект» и поставщиков ЭКБ.</w:t>
+        <w:t>– склад комплектующих и ВТК — 20 м²;</w:t>
       </w:r>
     </w:p>
     <w:p>
@@ -3828,7 +3808,7 @@
         <w:ind w:firstLine="709"/>
       </w:pPr>
       <w:r>
-        <w:t>– Зона ручного монтажа и сборки — 40 м². Три антистатических рабочих места, оснащённых индукционными паяльными станциями Quick 203H ESD, дымоуловителями DUET FE-250-2-А и бестеневыми лампами-лупами.</w:t>
+        <w:t>– зона ручного монтажа и сборки (3 ESD-рабочих места) — 40 м²;</w:t>
       </w:r>
     </w:p>
     <w:p>
@@ -3836,7 +3816,7 @@
         <w:ind w:firstLine="709"/>
       </w:pPr>
       <w:r>
-        <w:t>– Зона автоматизированного тестирования (ОТК) — 40 м². Комбинированный стенд «СИ-ТДК» для функциональных испытаний дымового и теплового каналов. Климатическая камера «Тепло-Влага ПРО КТВ 0/130-120 silent» для квалификационных испытаний.</w:t>
+        <w:t>– зона автоматизированного тестирования: стенд «СИ-ТДК» и климатическая камера — 40 м²;</w:t>
       </w:r>
     </w:p>
     <w:p>
@@ -3844,7 +3824,7 @@
         <w:ind w:firstLine="709"/>
       </w:pPr>
       <w:r>
-        <w:t>– Зона маркировки, упаковки и склад готовой продукции — 25 м². Термотрансферный принтер Godex RT230 для нанесения серийных номеров и DataMatrix-кодов.</w:t>
+        <w:t>– зона маркировки, упаковки и склад готовой продукции — 25 м²;</w:t>
       </w:r>
     </w:p>
     <w:p>
@@ -3852,7 +3832,7 @@
         <w:ind w:firstLine="709"/>
       </w:pPr>
       <w:r>
-        <w:t>– Административно-бытовая зона — 17,5 м². Рабочее место директора, раздевалка, санузел.</w:t>
+        <w:t>– административно-бытовая зона — 17,5 м².</w:t>
       </w:r>
     </w:p>
     <w:p>
@@ -7774,65 +7754,7 @@
     </w:p>
     <w:p>
       <w:r>
-        <w:t>Алгоритм автоматизированного тестирования дымового канала реализуется следующим образом. Техник ОТК размещает партию собранных и запрограммированных извещателей (до 10 единиц одновременно) в оснастку стенда. После герметизации измерительной зоны автоматика стенда выполняет последовательность операций:</w:t>
-      </w:r>
-    </w:p>
-    <w:p>
-      <w:pPr>
-        <w:ind w:firstLine="709"/>
-      </w:pPr>
-      <w:r>
-        <w:t>– запуск вентиляторов и стабилизация ламинарного воздушного потока на скорости 0,20 ± 0,04 м/с (в соответствии с требованиями Приложения Д ГОСТ Р 53325-2024);</w:t>
-      </w:r>
-    </w:p>
-    <w:p>
-      <w:pPr>
-        <w:ind w:firstLine="709"/>
-      </w:pPr>
-      <w:r>
-        <w:t>– активация генератора тестового аэрозоля и дозированная подача стандартизированного имитатора дыма с контролируемым нарастанием оптической плотности;</w:t>
-      </w:r>
-    </w:p>
-    <w:p>
-      <w:pPr>
-        <w:ind w:firstLine="709"/>
-      </w:pPr>
-      <w:r>
-        <w:t>– плавное увеличение удельной оптической плотности среды с градиентной скоростью от 0,015 до 0,1 дБ/м в минуту до достижения порога срабатывания;</w:t>
-      </w:r>
-    </w:p>
-    <w:p>
-      <w:pPr>
-        <w:ind w:firstLine="709"/>
-      </w:pPr>
-      <w:r>
-        <w:t>– регистрация момента срабатывания каждого извещателя по цифровому интерфейсу (RS-485 или двухпроводная адресная линия) с фиксацией значения оптической плотности в момент перехода в состояние «Пожар»;</w:t>
-      </w:r>
-    </w:p>
-    <w:p>
-      <w:pPr>
-        <w:ind w:firstLine="709"/>
-      </w:pPr>
-      <w:r>
-        <w:t>– сравнение зафиксированного порога срабатывания с нормативным коридором (от 0,05 до 0,20 дБ/м для извещателей класса чувствительности, определённого техническими условиями);</w:t>
-      </w:r>
-    </w:p>
-    <w:p>
-      <w:pPr>
-        <w:ind w:firstLine="709"/>
-      </w:pPr>
-      <w:r>
-        <w:t>– автоматическое проветривание измерительной зоны до прозрачности воздуха менее 0,02 дБ/м.</w:t>
-      </w:r>
-    </w:p>
-    <w:p>
-      <w:r>
-        <w:t>Алгоритм тестирования теплового канала реализуется в термокамере того же стенда «СИ-ТДК». Автоматика стенда осуществляет нагрев воздушной среды с заданным температурным градиентом (от 5 до 30 °C в минуту), имитируя условия развития реального пожара. Микроконтроллер CH32V003 каждого тестируемого извещателя анализирует данные с NTC-термистора Murata NCP18 и должен корректно отработать дифференциальный градиент, сформировав сигнал тревоги по цифровой шине. Далее камера переходит в режим тестирования абсолютного максимального порога, плавно повышая температуру до статических значений класса извещателя (от +54 °C до +70 °C для класса A2R). Извещатели, успешно и своевременно подавшие сигнал «Пожар» в обоих термических режимах (дифференциальном и максимальном), проходят тепловой тест.</w:t>
-      </w:r>
-    </w:p>
-    <w:p>
-      <w:r>
-        <w:t>По завершении полного цикла испытаний (дымовой канал + тепловой канал) стенд автоматически формирует цифровой протокол для каждого серийного номера, содержащий: значение оптической плотности при срабатывании дымового канала; температуру и временнýю задержку срабатывания теплового канала; результаты проверки при пониженном и повышенном напряжении питания. Протокол передаётся в MES-систему предприятия.</w:t>
+        <w:t>Алгоритм автоматизированного тестирования реализован в программном обеспечении стенда «СИ-ТДК» и включает последовательные испытания дымового канала (контролируемая подача аэрозоля с градиентным нарастанием оптической плотности и фиксацией порога срабатывания) и теплового канала (нагрев с заданным температурным градиентом для проверки дифференциального и максимального режимов). По завершении полного цикла стенд автоматически формирует цифровой протокол для каждого серийного номера.</w:t>
       </w:r>
     </w:p>
     <w:p>
@@ -8570,13 +8492,12 @@
         <w:rPr>
           <w:lang w:val="ru-RU"/>
         </w:rPr>
-        <w:t>Раздел «Окружение» предназначен для задания внешних экономических и финансовых факторов, оказыв</w:t>
-      </w:r>
-      <w:r>
-        <w:rPr>
-          <w:lang w:val="ru-RU"/>
-        </w:rPr>
-        <w:t>ающих влияние на реализацию проекта.</w:t>
+        <w:t>Раздел «Окружение» задаёт внешние экономические параметры проекта.</w:t>
+      </w:r>
+      <w:r>
+        <w:rPr>
+          <w:lang w:val="ru-RU"/>
+        </w:rPr>
       </w:r>
     </w:p>
     <w:p>
@@ -8589,13 +8510,12 @@
         <w:rPr>
           <w:lang w:val="ru-RU"/>
         </w:rPr>
-        <w:t>В модуле «Валюта» задаётся основная валюта проекта – российский рубль. Вспомогательная валюта – доллар США (для расчёта импортных закупок электронной компонентной базы). Обменный курс на дату старта проекта устанавливае</w:t>
-      </w:r>
-      <w:r>
-        <w:rPr>
-          <w:lang w:val="ru-RU"/>
-        </w:rPr>
-        <w:t>тся на основе данных Банка России.</w:t>
+        <w:t>В модуле «Валюта» задаётся основная валюта проекта — российский рубль; вспомогательная — доллар США. Обменный курс на дату старта: 89,5 руб./долл.</w:t>
+      </w:r>
+      <w:r>
+        <w:rPr>
+          <w:lang w:val="ru-RU"/>
+        </w:rPr>
       </w:r>
     </w:p>
     <w:p>
@@ -8674,25 +8594,22 @@
         <w:rPr>
           <w:lang w:val="ru-RU"/>
         </w:rPr>
-        <w:t xml:space="preserve">Модуль «Учётная ставка» позволяет определить годовые ставки рефинансирования для каждой из используемых валют на протяжении всего жизненного цикла </w:t>
-      </w:r>
-      <w:r>
-        <w:rPr>
-          <w:lang w:val="ru-RU"/>
-        </w:rPr>
-        <w:t xml:space="preserve">проекта. На момент запуска проекта ключевая ставка Банка России составляет </w:t>
-      </w:r>
-      <w:r>
-        <w:rPr>
-          <w:lang w:val="ru-RU"/>
-        </w:rPr>
-        <w:t>16</w:t>
-      </w:r>
-      <w:r>
-        <w:rPr>
-          <w:lang w:val="ru-RU"/>
-        </w:rPr>
-        <w:t>%.</w:t>
+        <w:t>В модуле «Учётная ставка» задана ключевая ставка Банка России — 16% годовых на момент запуска проекта.</w:t>
+      </w:r>
+      <w:r>
+        <w:rPr>
+          <w:lang w:val="ru-RU"/>
+        </w:rPr>
+      </w:r>
+      <w:r>
+        <w:rPr>
+          <w:lang w:val="ru-RU"/>
+        </w:rPr>
+      </w:r>
+      <w:r>
+        <w:rPr>
+          <w:lang w:val="ru-RU"/>
+        </w:rPr>
       </w:r>
     </w:p>
     <w:p>
@@ -8770,26 +8687,22 @@
         <w:rPr>
           <w:lang w:val="ru-RU"/>
         </w:rPr>
-        <w:t>Функционал модуля «Инфляция» позволяет учесть инфляционные факторы, воздействующие на внешние условия реал</w:t>
-      </w:r>
-      <w:r>
-        <w:rPr>
-          <w:lang w:val="ru-RU"/>
-        </w:rPr>
-        <w:t xml:space="preserve">изации проекта. Степень влияния инфляции задаётся дифференцированно по категориям: сбыт, прямые издержки (комплектующие), общие издержки, заработная плата и недвижимость. Прогнозный уровень инфляции на 2027–2029 годы </w:t>
-      </w:r>
-      <w:r>
-        <w:rPr>
-          <w:lang w:val="ru-RU"/>
-        </w:rPr>
-        <w:lastRenderedPageBreak/>
-        <w:t>принят в диапазоне 7–8% годовых на осно</w:t>
-      </w:r>
-      <w:r>
-        <w:rPr>
-          <w:lang w:val="ru-RU"/>
-        </w:rPr>
-        <w:t>вании консенсус-прогноза Банка России.</w:t>
+        <w:t>В модуле «Инфляция» задан базовый уровень инфляции 9% годовых с дифференциацией по категориям: сбыт, прямые издержки, общие издержки, заработная плата и недвижимость.</w:t>
+      </w:r>
+      <w:r>
+        <w:rPr>
+          <w:lang w:val="ru-RU"/>
+        </w:rPr>
+      </w:r>
+      <w:r>
+        <w:rPr>
+          <w:lang w:val="ru-RU"/>
+        </w:rPr>
+      </w:r>
+      <w:r>
+        <w:rPr>
+          <w:lang w:val="ru-RU"/>
+        </w:rPr>
       </w:r>
     </w:p>
     <w:p>
@@ -8867,33 +8780,29 @@
         <w:rPr>
           <w:lang w:val="ru-RU"/>
         </w:rPr>
-        <w:t>Модуль «Налоги» обеспечивает ввод данных о налоговых обязательствах предприятия. В соответствии с выбранным налоговым режимом (УСН «доходы минус расходы</w:t>
-      </w:r>
-      <w:r>
-        <w:rPr>
-          <w:lang w:val="ru-RU"/>
-        </w:rPr>
-        <w:t>» 15%) в модуль вносятся следующие параметры: ставка единого налога 15%, страховые взносы 30% (с суммы до 1,5 МРОТ) и 15% (с суммы превышения), а также взносы на травматизм. Налог на имущество и НДС не применяются в связи с использованием упрощённой систем</w:t>
-      </w:r>
-      <w:r>
-        <w:rPr>
-          <w:lang w:val="ru-RU"/>
-        </w:rPr>
-        <w:t xml:space="preserve">ы налогообложения и </w:t>
+        <w:t>В модуле «Налоги» указаны параметры УСН «доходы минус расходы» 15%, страховые взносы 30% и НДС 0% (освобождение при УСН).</w:t>
+      </w:r>
+      <w:r>
+        <w:rPr>
+          <w:lang w:val="ru-RU"/>
+        </w:rPr>
+      </w:r>
+      <w:r>
+        <w:rPr>
+          <w:lang w:val="ru-RU"/>
+        </w:rPr>
       </w:r>
       <w:proofErr w:type="spellStart"/>
       <w:r>
         <w:rPr>
           <w:lang w:val="ru-RU"/>
         </w:rPr>
-        <w:t>непревышением</w:t>
       </w:r>
       <w:proofErr w:type="spellEnd"/>
       <w:r>
         <w:rPr>
           <w:lang w:val="ru-RU"/>
         </w:rPr>
-        <w:t xml:space="preserve"> порога выручки 20 млн рублей в год.</w:t>
       </w:r>
     </w:p>
     <w:p>
@@ -8986,52 +8895,12 @@
         <w:rPr>
           <w:lang w:val="ru-RU"/>
         </w:rPr>
-        <w:t>Формирование календарного графика реализации проекта осуществляется в рамках р</w:t>
-      </w:r>
-      <w:r>
-        <w:rPr>
-          <w:lang w:val="ru-RU"/>
-        </w:rPr>
-        <w:t>аздела «Инвестиционный план» с использованием специализированного модуля «Календарный план». Данный инструментарий позволяет систематизировать все подготовительные мероприятия, предшествующие запуску производственного процесса.</w:t>
-      </w:r>
-    </w:p>
-    <w:p>
-      <w:pPr>
-        <w:rPr>
-          <w:lang w:val="ru-RU"/>
-        </w:rPr>
-      </w:pPr>
-      <w:r>
-        <w:rPr>
-          <w:lang w:val="ru-RU"/>
-        </w:rPr>
-        <w:t>Функциональные возможности м</w:t>
-      </w:r>
-      <w:r>
-        <w:rPr>
-          <w:lang w:val="ru-RU"/>
-        </w:rPr>
-        <w:t>одуля включают: детализированный перечень технологических этапов инвестиционной фазы, расчёт временных затрат (в днях) для каждого этапа и определение объёма требуемых капитальных вложений (в рублях). Для наглядного представления данных в интерфейсе модуля</w:t>
-      </w:r>
-      <w:r>
-        <w:rPr>
-          <w:lang w:val="ru-RU"/>
-        </w:rPr>
-        <w:t xml:space="preserve"> предусмотрена графическая диаграмма </w:t>
-      </w:r>
-      <w:proofErr w:type="spellStart"/>
-      <w:r>
-        <w:rPr>
-          <w:lang w:val="ru-RU"/>
-        </w:rPr>
-        <w:t>Ганта</w:t>
-      </w:r>
-      <w:proofErr w:type="spellEnd"/>
-      <w:r>
-        <w:rPr>
-          <w:lang w:val="ru-RU"/>
-        </w:rPr>
-        <w:t>, визуализирующая хронологическую последовательность этапов и их взаимозависимости.</w:t>
+        <w:t>Календарный график формируется в модуле «Календарный план» раздела «Инвестиционный план».</w:t>
+      </w:r>
+      <w:r>
+        <w:rPr>
+          <w:lang w:val="ru-RU"/>
+        </w:rPr>
       </w:r>
     </w:p>
     <w:p>
@@ -9171,7 +9040,7 @@
         <w:rPr>
           <w:lang w:val="ru-RU"/>
         </w:rPr>
-        <w:t>Разработка операционного плана осуществляется в специализированных модулях раздела «Операционный план», предназначенных для детализации стратегии операционной деятельности предприятия.</w:t>
+        <w:t>Операционный план формируется в соответствующих модулях раздела «Операционный план».</w:t>
       </w:r>
     </w:p>
     <w:p>

--- a/diplom/ФИНАЛЬНЫЙ_ДИПЛОМ_ПОЛНЫЙ.docx
+++ b/diplom/ФИНАЛЬНЫЙ_ДИПЛОМ_ПОЛНЫЙ.docx
@@ -713,7 +713,7 @@
                 <w:rFonts w:ascii="Liberation Serif" w:hAnsi="Liberation Serif"/>
                 <w:sz w:val="24"/>
               </w:rPr>
-              <w:t>ООО «СигналПром»</w:t>
+              <w:t>ИПК «Сигнал» (СигналПром)</w:t>
             </w:r>
           </w:p>
         </w:tc>
@@ -1660,7 +1660,7 @@
     </w:p>
     <w:p>
       <w:r>
-        <w:t>Отпускная цена проектируемой продукции для монтажных организаций (оптовый B2B-канал) установлена на уровне 1 800 рублей за комбинированный извещатель и 350 рублей за монтажную базу с интегрированным изолятором короткого замыкания. Данный уровень цен обоснован следующими факторами: позиционированием предприятия в среднем ценовом сегменте с акцентом на качество; необходимостью обеспечения конкурентного преимущества перед ближайшим прямым аналогом «ПРОФИ-ОТ» (розничная цена 1 578 рублей); обеспечением достаточной маржинальности для покрытия затрат на 100% автоматизированный выходной контроль и расходов на обязательную сертификацию продукции.</w:t>
+        <w:t>Отпускная цена извещателя ИПК 212/101-1-СП «Сигнал» для монтажных организаций (оптовый B2B-канал) установлена на уровне 1 800 рублей за комбинированный извещатель и 350 рублей за монтажную базу с интегрированным изолятором короткого замыкания. Данный уровень цен обоснован следующими факторами: позиционированием предприятия в среднем ценовом сегменте с акцентом на качество; необходимостью обеспечения конкурентного преимущества перед ближайшим прямым аналогом «ПРОФИ-ОТ» (розничная цена 1 578 рублей); обеспечением достаточной маржинальности для покрытия затрат на 100% автоматизированный выходной контроль и расходов на обязательную сертификацию продукции.</w:t>
       </w:r>
     </w:p>
     <w:p>
@@ -5130,7 +5130,7 @@
         <w:ind w:firstLine="709"/>
       </w:pPr>
       <w:r>
-        <w:t>– Извещатель пожарный комбинированный дымо-тепловой — основное изделие предприятия. Объединяет оптико-электронный дымовой канал (ИК-излучатель Kingbright L-34F3C + фототранзистор Lite-On LTR-301, рабочая длина волны 940 нм) и максимально-дифференциальный тепловой канал (NTC-термистор Murata NCP18XH103F03RB, 10 кОм, допуск 1%). Вычислительное ядро — микроконтроллер WCH CH32V003F4P6 (архитектура RISC-V, 48 МГц). Отпускная оптовая цена — 1 800 рублей.</w:t>
+        <w:t>– Извещатель пожарный комбинированный дымо-тепловой ИПК 212/101-1-СП «Сигнал» — основное изделие предприятия. Объединяет оптико-электронный дымовой канал (ИК-излучатель Kingbright L-34F3C + фототранзистор Lite-On LTR-301, рабочая длина волны 940 нм) и максимально-дифференциальный тепловой канал (NTC-термистор Murata NCP18XH103F03RB, 10 кОм, допуск 1%). Вычислительное ядро — микроконтроллер WCH CH32V003F4P6 (архитектура RISC-V, 48 МГц). Отпускная оптовая цена — 1 800 рублей.</w:t>
       </w:r>
     </w:p>
     <w:p>

--- a/diplom/ФИНАЛЬНЫЙ_ДИПЛОМ_ПОЛНЫЙ.docx
+++ b/diplom/ФИНАЛЬНЫЙ_ДИПЛОМ_ПОЛНЫЙ.docx
@@ -18,21 +18,6 @@
     <w:p>
       <w:r>
         <w:t>В 2025 году объём российского рынка пожарной автоматики достиг исторического максимума, составив приблизительно 54 миллиарда рублей, что демонстрирует уверенный рост на 10% по сравнению с показателями 2024 года [1]. Одновременно с этим произошла кардинальная трансформация конкурентного ландшафта: Приказ Минпромторга №4611, вступивший в полную силу с мая 2025 года, ввёл жёсткий запрет на параллельный импорт противопожарной продукции, исключив код товарной номенклатуры ТН ВЭД 8531 из перечня разрешённых к ввозу без согласия правообладателей [2]. Следствием данной меры стало практически полное вытеснение иностранных производителей с российского рынка и формирование устойчивого спроса на отечественную продукцию.</w:t>
-      </w:r>
-    </w:p>
-    <w:p>
-      <w:r>
-        <w:t>Параллельно государство реализует масштабные программы стимулирования радиоэлектронной промышленности. Введение с 1 сентября 2026 года технологического сбора на импортируемую электронную технику (максимальная ставка до 5 000 рублей за товарную единицу) делает ввоз готовых устройств среднего ценового сегмента экономически нецелесообразным и открывает окно возможностей для малых контрактных производств, осуществляющих финальную сборку из импортируемой элементной базы [3].</w:t>
-      </w:r>
-    </w:p>
-    <w:p>
-      <w:r>
-        <w:t>Нормативно-правовая среда 2025–2026 годов формирует безальтернативную потребность в современных комбинированных пожарных извещателях. Обновлённый ГОСТ Р 53325-2024 увеличил норматив защиты извещателей от электромагнитных помех более чем в три раза — с 3 В/м до 10 В/м, а минимальный срок службы оборудования повышен с 7 до 10 лет [4]. Изменение №1 к СП 484.1311500.2020, вступившее в силу с 1 сентября 2025 года, ужесточило требования к отказоустойчивости адресных линий связи и сделало обязательным применение изоляторов короткого замыкания [5]. Приказ МЧС №252 установил обязательность установки автономных дымовых пожарных извещателей в жилых помещениях, прихожих и коридорах квартир, а также в индивидуальных жилых домах [6]. Совокупность данных требований формирует лавинообразный рост спроса на комбинированные (мультикритериальные) извещатели, объединяющие оптический дымовой и тепловой каналы обнаружения.</w:t>
-      </w:r>
-    </w:p>
-    <w:p>
-      <w:r>
-        <w:t>Комбинированные дымо-тепловые извещатели используют два независимых физических признака пожара (рассеяние инфракрасного излучения на частицах дыма и градиент роста температуры), что повышает достоверность обнаружения возгорания и радикально снижает вероятность ложных срабатываний по сравнению с моносенсорными аналогами. Интегрированный микропроцессор осуществляет цифровую фильтрацию сигналов, классифицируя событие как «пожар» только при одновременном срабатывании обоих каналов, что критически важно для объектов с высокой плотностью пребывания людей — торговых центров, вокзалов, образовательных и медицинских учреждений [7].</w:t>
       </w:r>
     </w:p>
     <w:p>
@@ -3724,7 +3709,7 @@
     </w:p>
     <w:p>
       <w:r>
-        <w:t>Организационная структура предприятия является линейной и минимально-иерархичной, что соответствует формату микропредприятия. Штатное расписание включает пять должностей:</w:t>
+        <w:t>Организационная структура — линейная, штатное расписание включает пять должностей:</w:t>
       </w:r>
     </w:p>
     <w:p>
@@ -3732,7 +3717,7 @@
         <w:ind w:firstLine="709"/>
       </w:pPr>
       <w:r>
-        <w:t>– Директор (стратегическое управление, финансовое планирование, сбыт и работа с клиентами) — 70 000 руб./мес.;</w:t>
+        <w:t>– Директор (управление, финансы, сбыт) — 70 000 руб./мес.;</w:t>
       </w:r>
     </w:p>
     <w:p>
@@ -3740,7 +3725,7 @@
         <w:ind w:firstLine="709"/>
       </w:pPr>
       <w:r>
-        <w:t>– Главный инженер (техническое руководство, разработка микрокода, настройка стендов, взаимодействие с контрактными производителями) — 100 000 руб./мес.;</w:t>
+        <w:t>– Главный инженер (разработка, стенды, контрактное производство) — 100 000 руб./мес.;</w:t>
       </w:r>
     </w:p>
     <w:p>
@@ -3748,7 +3733,7 @@
         <w:ind w:firstLine="709"/>
       </w:pPr>
       <w:r>
-        <w:t>– Техник ОТК (управление автоматизированным стендом «СИ-ТДК», проведение приёмо-сдаточных испытаний, ведение протоколов MES) — 60 000 руб./мес.;</w:t>
+        <w:t>– Техник ОТК (стенд «СИ-ТДК», испытания, MES) — 60 000 руб./мес.;</w:t>
       </w:r>
     </w:p>
     <w:p>
@@ -3756,7 +3741,7 @@
         <w:ind w:firstLine="709"/>
       </w:pPr>
       <w:r>
-        <w:t>– Сборщик РЭА №1 (ручная пайка выводных компонентов, механическая сборка корпуса, прошивка МК) — 70 000 руб./мес.;</w:t>
+        <w:t>– Сборщик РЭА №1 (пайка, сборка, прошивка) — 70 000 руб./мес.;</w:t>
       </w:r>
     </w:p>
     <w:p>
@@ -9291,26 +9276,22 @@
         <w:rPr>
           <w:lang w:val="ru-RU"/>
         </w:rPr>
-        <w:t xml:space="preserve">Модуль «План персонала» предназначен для внесения данных о сотрудниках предприятия, включая численность работников по должностям и размер их заработной </w:t>
-      </w:r>
-      <w:r>
-        <w:rPr>
-          <w:lang w:val="ru-RU"/>
-        </w:rPr>
-        <w:t xml:space="preserve">платы. Штатное расписание включает: Директор (70 000 руб./мес.), Главный инженер (100 000 руб./мес.), Техник </w:t>
-      </w:r>
-      <w:r>
-        <w:rPr>
-          <w:lang w:val="ru-RU"/>
-        </w:rPr>
-        <w:lastRenderedPageBreak/>
-        <w:t xml:space="preserve">ОТК (60 000 руб./мес.), Сборщик РЭА №1 (70 000 руб./мес.), Сборщик РЭА №2 (70 000 руб./мес.). Программа автоматически начисляет на указанные суммы </w:t>
-      </w:r>
-      <w:r>
-        <w:rPr>
-          <w:lang w:val="ru-RU"/>
-        </w:rPr>
-        <w:t>страховые взносы в соответствии с заданными в модуле «Налоги» ставками.</w:t>
+        <w:t>В модуле «План персонала» внесено штатное расписание: Директор (70 000 руб./мес.), Главный инженер (100 000 руб./мес.), Техник ОТК (60 000 руб./мес.), Сборщик РЭА №1 (70 000 руб./мес.), Сборщик РЭА №2 (70 000 руб./мес.). Страховые взносы начисляются автоматически.</w:t>
+      </w:r>
+      <w:r>
+        <w:rPr>
+          <w:lang w:val="ru-RU"/>
+        </w:rPr>
+      </w:r>
+      <w:r>
+        <w:rPr>
+          <w:lang w:val="ru-RU"/>
+        </w:rPr>
+      </w:r>
+      <w:r>
+        <w:rPr>
+          <w:lang w:val="ru-RU"/>
+        </w:rPr>
       </w:r>
     </w:p>
     <w:p>
@@ -9527,34 +9508,29 @@
         <w:rPr>
           <w:lang w:val="ru-RU"/>
         </w:rPr>
-        <w:lastRenderedPageBreak/>
-        <w:t xml:space="preserve">Модуль «Общие издержки» отражает совокупные ежемесячные постоянные расходы предприятия, не зависящие от </w:t>
-      </w:r>
-      <w:r>
-        <w:rPr>
-          <w:lang w:val="ru-RU"/>
-        </w:rPr>
-        <w:t xml:space="preserve">объёма производства. В данный модуль внесены: арендная плата за помещение (49 875 руб./мес.), коммунальные услуги и интернет (22 000 руб./мес.), бухгалтерское обслуживание на </w:t>
+        <w:t>В модуле «Общие издержки» внесены постоянные расходы: аренда (49 875 руб./мес.), коммунальные услуги и интернет (22 000 руб./мес.), бухгалтерское обслуживание (18 000 руб./мес.), реклама (15 000 руб./мес.), прочие (10 000 руб./мес.).</w:t>
+      </w:r>
+      <w:r>
+        <w:rPr>
+          <w:lang w:val="ru-RU"/>
+        </w:rPr>
       </w:r>
       <w:proofErr w:type="spellStart"/>
       <w:r>
         <w:rPr>
           <w:lang w:val="ru-RU"/>
         </w:rPr>
-        <w:t>аутсорсе</w:t>
       </w:r>
       <w:proofErr w:type="spellEnd"/>
       <w:r>
         <w:rPr>
           <w:lang w:val="ru-RU"/>
         </w:rPr>
-        <w:t xml:space="preserve"> (18 000 руб./мес.), расходы на рекламу и участие в выставках (15 000 руб</w:t>
-      </w:r>
-      <w:r>
-        <w:rPr>
-          <w:lang w:val="ru-RU"/>
-        </w:rPr>
-        <w:t>./мес.), прочие административные расходы (10 000 руб./мес.).</w:t>
+      </w:r>
+      <w:r>
+        <w:rPr>
+          <w:lang w:val="ru-RU"/>
+        </w:rPr>
       </w:r>
     </w:p>
     <w:p>
@@ -9853,31 +9829,24 @@
         <w:rPr>
           <w:lang w:val="ru-RU"/>
         </w:rPr>
-        <w:t xml:space="preserve">После определения основных параметров и условий финансирования система </w:t>
-      </w:r>
-      <w:r>
-        <w:t>Project</w:t>
-      </w:r>
-      <w:r>
-        <w:rPr>
-          <w:lang w:val="ru-RU"/>
-        </w:rPr>
-        <w:t xml:space="preserve"> </w:t>
-      </w:r>
-      <w:r>
-        <w:t>Expert</w:t>
-      </w:r>
-      <w:r>
-        <w:rPr>
-          <w:lang w:val="ru-RU"/>
-        </w:rPr>
-        <w:t xml:space="preserve"> выполняет сквозную имитационную симуляцию хозяйственной деятельности предприятия и автоматически формирует прогнозные финансовые отчёты. На рисунке ниже пред</w:t>
-      </w:r>
-      <w:r>
-        <w:rPr>
-          <w:lang w:val="ru-RU"/>
-        </w:rPr>
-        <w:t>ставлена динамика доходов и расходов проекта за трёхлетний горизонт планирования.</w:t>
+        <w:t>Система Project Expert выполнила имитационную симуляцию хозяйственной деятельности предприятия и сформировала прогнозные финансовые отчёты.</w:t>
+      </w:r>
+      <w:r/>
+      <w:r>
+        <w:rPr>
+          <w:lang w:val="ru-RU"/>
+        </w:rPr>
+      </w:r>
+      <w:r/>
+      <w:r>
+        <w:rPr>
+          <w:lang w:val="ru-RU"/>
+        </w:rPr>
+      </w:r>
+      <w:r>
+        <w:rPr>
+          <w:lang w:val="ru-RU"/>
+        </w:rPr>
       </w:r>
     </w:p>
     <w:p>
@@ -9952,13 +9921,12 @@
         <w:rPr>
           <w:lang w:val="ru-RU"/>
         </w:rPr>
-        <w:t>Результаты расчётов демонстрируют следующие интегральные показатели инвестиционной эффектив</w:t>
-      </w:r>
-      <w:r>
-        <w:rPr>
-          <w:lang w:val="ru-RU"/>
-        </w:rPr>
-        <w:t>ности проекта. Анализ данных позволяет сделать вывод о том, что проект является экономически целесообразным и привлекательным для инвесторов. Ключевые критерии эффективности:</w:t>
+        <w:t>Интегральные показатели эффективности проекта:</w:t>
+      </w:r>
+      <w:r>
+        <w:rPr>
+          <w:lang w:val="ru-RU"/>
+        </w:rPr>
       </w:r>
     </w:p>
     <w:p>
@@ -10140,19 +10108,6 @@
           <w:lang w:val="ru-RU"/>
         </w:rPr>
         <w:t>Рисунок 22 – Эффективность инвестиций</w:t>
-      </w:r>
-    </w:p>
-    <w:p>
-      <w:pPr>
-        <w:rPr>
-          <w:lang w:val="ru-RU"/>
-        </w:rPr>
-      </w:pPr>
-      <w:r>
-        <w:rPr>
-          <w:lang w:val="ru-RU"/>
-        </w:rPr>
-        <w:t>Ниже на графике представлена динамика окупаемости проекта – визуализация момента, в который накопленный дисконтированный денежный поток переходит из отрицательной в положительную область.</w:t>
       </w:r>
     </w:p>
     <w:p>
@@ -10215,37 +10170,6 @@
     </w:p>
     <w:p>
       <w:pPr>
-        <w:rPr>
-          <w:lang w:val="ru-RU"/>
-        </w:rPr>
-      </w:pPr>
-      <w:r>
-        <w:rPr>
-          <w:lang w:val="ru-RU"/>
-        </w:rPr>
-        <w:t>В таблице ниже представлен фрагмент прогнозного отчёта о движении денежных средств (</w:t>
-      </w:r>
-      <w:r>
-        <w:t>Cash</w:t>
-      </w:r>
-      <w:r>
-        <w:rPr>
-          <w:lang w:val="ru-RU"/>
-        </w:rPr>
-        <w:t xml:space="preserve"> </w:t>
-      </w:r>
-      <w:r>
-        <w:t>Flow</w:t>
-      </w:r>
-      <w:r>
-        <w:rPr>
-          <w:lang w:val="ru-RU"/>
-        </w:rPr>
-        <w:t>) за первый год операционной деятельности, демонстрирующий помесячную динамику притоков и оттоков.</w:t>
-      </w:r>
-    </w:p>
-    <w:p>
-      <w:pPr>
         <w:pStyle w:val="FC"/>
         <w:rPr>
           <w:lang w:val="ru-RU"/>
@@ -10324,27 +10248,24 @@
         <w:rPr>
           <w:lang w:val="ru-RU"/>
         </w:rPr>
-        <w:t>На основании представленных данных можно утверждать, что проект создания производственного предприятия ООО «</w:t>
+        <w:t>Таким образом, проект экономически эффективен и обладает приемлемым уровнем инвестиционного риска.</w:t>
       </w:r>
       <w:proofErr w:type="spellStart"/>
       <w:r>
         <w:rPr>
           <w:lang w:val="ru-RU"/>
         </w:rPr>
-        <w:t>СигналПром</w:t>
       </w:r>
       <w:proofErr w:type="spellEnd"/>
       <w:r>
         <w:rPr>
           <w:lang w:val="ru-RU"/>
         </w:rPr>
-        <w:t xml:space="preserve">» по выпуску комбинированных пожарных извещателей обладает высокой </w:t>
-      </w:r>
-      <w:r>
-        <w:rPr>
-          <w:lang w:val="ru-RU"/>
-        </w:rPr>
-        <w:t>экономической эффективностью и приемлемым уровнем инвестиционного риска.</w:t>
+      </w:r>
+      <w:r>
+        <w:rPr>
+          <w:lang w:val="ru-RU"/>
+        </w:rPr>
       </w:r>
     </w:p>
     <w:p>
